--- a/01-电源电路/04-电池充放电管理/无线充电电路/无线充电电路.docx
+++ b/01-电源电路/04-电池充放电管理/无线充电电路/无线充电电路.docx
@@ -1929,6 +1929,20 @@
     </w:p>
     <w:bookmarkEnd w:id="26"/>
     <w:bookmarkEnd w:id="27"/>
+    <w:p>
+      <w:pPr>
+        <w:spacing w:before="360"/>
+        <w:jc w:val="center"/>
+      </w:pPr>
+      <w:r>
+        <w:rPr>
+          <w:rFonts w:ascii="Times New Roman" w:hAnsi="Times New Roman"/>
+          <w:color w:val="555555"/>
+          <w:sz w:val="21"/>
+        </w:rPr>
+        <w:t>材料收集者：杜文杰</w:t>
+      </w:r>
+    </w:p>
     <w:sectPr>
       <w:headerReference r:id="rId9" w:type="default"/>
       <w:footerReference r:id="rId10" w:type="default"/>

--- a/01-电源电路/04-电池充放电管理/无线充电电路/无线充电电路.docx
+++ b/01-电源电路/04-电池充放电管理/无线充电电路/无线充电电路.docx
@@ -1,6 +1,6 @@
 
 <file path=word/document.xml><?xml version="1.0" encoding="utf-8"?>
-<w:document xmlns:w="http://schemas.openxmlformats.org/wordprocessingml/2006/main" xmlns:m="http://schemas.openxmlformats.org/officeDocument/2006/math" xmlns:r="http://schemas.openxmlformats.org/officeDocument/2006/relationships" xmlns:o="urn:schemas-microsoft-com:office:office" xmlns:v="urn:schemas-microsoft-com:vml" xmlns:w10="urn:schemas-microsoft-com:office:word" xmlns:a="http://schemas.openxmlformats.org/drawingml/2006/main" xmlns:pic="http://schemas.openxmlformats.org/drawingml/2006/picture" xmlns:wp="http://schemas.openxmlformats.org/drawingml/2006/wordprocessingDrawing">
+<w:document xmlns:m="http://schemas.openxmlformats.org/officeDocument/2006/math" xmlns:r="http://schemas.openxmlformats.org/officeDocument/2006/relationships" xmlns:w="http://schemas.openxmlformats.org/wordprocessingml/2006/main" xmlns:o="urn:schemas-microsoft-com:office:office" xmlns:v="urn:schemas-microsoft-com:vml" xmlns:w10="urn:schemas-microsoft-com:office:word" xmlns:a="http://schemas.openxmlformats.org/drawingml/2006/main" xmlns:pic="http://schemas.openxmlformats.org/drawingml/2006/picture" xmlns:wp="http://schemas.openxmlformats.org/drawingml/2006/wordprocessingDrawing">
   <w:body>
     <w:bookmarkStart w:id="27" w:name="无线充电电路"/>
     <w:p>
@@ -9,7 +9,7 @@
       </w:pPr>
       <w:r>
         <w:rPr>
-          <w:rFonts w:hint="eastAsia"/>
+          <w:rFonts w:hint="eastAsia" w:eastAsia="黑体"/>
         </w:rPr>
         <w:t xml:space="preserve">无线充电电路</w:t>
       </w:r>
@@ -21,7 +21,7 @@
       </w:pPr>
       <w:r>
         <w:rPr>
-          <w:rFonts w:hint="eastAsia"/>
+          <w:rFonts w:hint="eastAsia" w:eastAsia="黑体"/>
         </w:rPr>
         <w:t xml:space="preserve">拓扑描述</w:t>
       </w:r>
@@ -32,38 +32,50 @@
       </w:pPr>
       <w:r>
         <w:rPr>
-          <w:rFonts w:hint="eastAsia"/>
+          <w:rFonts w:hint="eastAsia" w:eastAsia="黑体"/>
         </w:rPr>
         <w:t xml:space="preserve">本电路分为发射端与接收端两部分。发射端由半桥/全桥逆变器（功率</w:t>
       </w:r>
       <w:r>
+        <w:rPr>
+          <w:rFonts w:eastAsia="黑体"/>
+        </w:rPr>
         <w:t xml:space="preserve"> MOSFET </w:t>
       </w:r>
       <w:r>
         <w:rPr>
-          <w:rFonts w:hint="eastAsia"/>
+          <w:rFonts w:hint="eastAsia" w:eastAsia="黑体"/>
         </w:rPr>
         <w:t xml:space="preserve">Q1～Q4</w:t>
       </w:r>
       <w:r>
+        <w:rPr>
+          <w:rFonts w:eastAsia="黑体"/>
+        </w:rPr>
         <w:t xml:space="preserve"> </w:t>
       </w:r>
       <w:r>
         <w:rPr>
-          <w:rFonts w:hint="eastAsia"/>
+          <w:rFonts w:hint="eastAsia" w:eastAsia="黑体"/>
         </w:rPr>
         <w:t xml:space="preserve">或</w:t>
       </w:r>
       <w:r>
+        <w:rPr>
+          <w:rFonts w:eastAsia="黑体"/>
+        </w:rPr>
         <w:t xml:space="preserve"> </w:t>
       </w:r>
       <w:r>
         <w:rPr>
-          <w:rFonts w:hint="eastAsia"/>
+          <w:rFonts w:hint="eastAsia" w:eastAsia="黑体"/>
         </w:rPr>
         <w:t xml:space="preserve">Q1、Q2）、发射线圈</w:t>
       </w:r>
       <w:r>
+        <w:rPr>
+          <w:rFonts w:eastAsia="黑体"/>
+        </w:rPr>
         <w:t xml:space="preserve"> </w:t>
       </w:r>
       <m:oMath>
@@ -82,20 +94,26 @@
       </m:oMath>
       <w:r>
         <w:rPr>
-          <w:rFonts w:hint="eastAsia"/>
+          <w:rFonts w:hint="eastAsia" w:eastAsia="黑体"/>
         </w:rPr>
         <w:t xml:space="preserve">（编号</w:t>
       </w:r>
       <w:r>
+        <w:rPr>
+          <w:rFonts w:eastAsia="黑体"/>
+        </w:rPr>
         <w:t xml:space="preserve"> </w:t>
       </w:r>
       <w:r>
         <w:rPr>
-          <w:rFonts w:hint="eastAsia"/>
+          <w:rFonts w:hint="eastAsia" w:eastAsia="黑体"/>
         </w:rPr>
         <w:t xml:space="preserve">Ltx）与谐振电容</w:t>
       </w:r>
       <w:r>
+        <w:rPr>
+          <w:rFonts w:eastAsia="黑体"/>
+        </w:rPr>
         <w:t xml:space="preserve"> </w:t>
       </w:r>
       <m:oMath>
@@ -114,38 +132,50 @@
       </m:oMath>
       <w:r>
         <w:rPr>
-          <w:rFonts w:hint="eastAsia"/>
+          <w:rFonts w:hint="eastAsia" w:eastAsia="黑体"/>
         </w:rPr>
         <w:t xml:space="preserve">（编号</w:t>
       </w:r>
       <w:r>
+        <w:rPr>
+          <w:rFonts w:eastAsia="黑体"/>
+        </w:rPr>
         <w:t xml:space="preserve"> </w:t>
       </w:r>
       <w:r>
         <w:rPr>
-          <w:rFonts w:hint="eastAsia"/>
+          <w:rFonts w:hint="eastAsia" w:eastAsia="黑体"/>
         </w:rPr>
         <w:t xml:space="preserve">Ctx），以及发射控制</w:t>
       </w:r>
       <w:r>
+        <w:rPr>
+          <w:rFonts w:eastAsia="黑体"/>
+        </w:rPr>
         <w:t xml:space="preserve"> </w:t>
       </w:r>
       <w:r>
         <w:rPr>
-          <w:rFonts w:hint="eastAsia"/>
+          <w:rFonts w:hint="eastAsia" w:eastAsia="黑体"/>
         </w:rPr>
         <w:t xml:space="preserve">IC（编号</w:t>
       </w:r>
       <w:r>
+        <w:rPr>
+          <w:rFonts w:eastAsia="黑体"/>
+        </w:rPr>
         <w:t xml:space="preserve"> </w:t>
       </w:r>
       <w:r>
         <w:rPr>
-          <w:rFonts w:hint="eastAsia"/>
+          <w:rFonts w:hint="eastAsia" w:eastAsia="黑体"/>
         </w:rPr>
         <w:t xml:space="preserve">IC1）组成；接收端由接收线圈</w:t>
       </w:r>
       <w:r>
+        <w:rPr>
+          <w:rFonts w:eastAsia="黑体"/>
+        </w:rPr>
         <w:t xml:space="preserve"> </w:t>
       </w:r>
       <m:oMath>
@@ -164,20 +194,26 @@
       </m:oMath>
       <w:r>
         <w:rPr>
-          <w:rFonts w:hint="eastAsia"/>
+          <w:rFonts w:hint="eastAsia" w:eastAsia="黑体"/>
         </w:rPr>
         <w:t xml:space="preserve">（编号</w:t>
       </w:r>
       <w:r>
+        <w:rPr>
+          <w:rFonts w:eastAsia="黑体"/>
+        </w:rPr>
         <w:t xml:space="preserve"> </w:t>
       </w:r>
       <w:r>
         <w:rPr>
-          <w:rFonts w:hint="eastAsia"/>
+          <w:rFonts w:hint="eastAsia" w:eastAsia="黑体"/>
         </w:rPr>
         <w:t xml:space="preserve">Lrx）、谐振电容</w:t>
       </w:r>
       <w:r>
+        <w:rPr>
+          <w:rFonts w:eastAsia="黑体"/>
+        </w:rPr>
         <w:t xml:space="preserve"> </w:t>
       </w:r>
       <m:oMath>
@@ -196,88 +232,115 @@
       </m:oMath>
       <w:r>
         <w:rPr>
-          <w:rFonts w:hint="eastAsia"/>
+          <w:rFonts w:hint="eastAsia" w:eastAsia="黑体"/>
         </w:rPr>
         <w:t xml:space="preserve">（编号</w:t>
       </w:r>
       <w:r>
+        <w:rPr>
+          <w:rFonts w:eastAsia="黑体"/>
+        </w:rPr>
         <w:t xml:space="preserve"> </w:t>
       </w:r>
       <w:r>
         <w:rPr>
-          <w:rFonts w:hint="eastAsia"/>
+          <w:rFonts w:hint="eastAsia" w:eastAsia="黑体"/>
         </w:rPr>
         <w:t xml:space="preserve">Crx）、整流桥（二极管</w:t>
       </w:r>
       <w:r>
+        <w:rPr>
+          <w:rFonts w:eastAsia="黑体"/>
+        </w:rPr>
         <w:t xml:space="preserve"> </w:t>
       </w:r>
       <w:r>
         <w:rPr>
-          <w:rFonts w:hint="eastAsia"/>
+          <w:rFonts w:hint="eastAsia" w:eastAsia="黑体"/>
         </w:rPr>
         <w:t xml:space="preserve">D1～D4</w:t>
       </w:r>
       <w:r>
+        <w:rPr>
+          <w:rFonts w:eastAsia="黑体"/>
+        </w:rPr>
         <w:t xml:space="preserve"> </w:t>
       </w:r>
       <w:r>
         <w:rPr>
-          <w:rFonts w:hint="eastAsia"/>
+          <w:rFonts w:hint="eastAsia" w:eastAsia="黑体"/>
         </w:rPr>
         <w:t xml:space="preserve">或同步整流）与接收/充电管理</w:t>
       </w:r>
       <w:r>
+        <w:rPr>
+          <w:rFonts w:eastAsia="黑体"/>
+        </w:rPr>
         <w:t xml:space="preserve"> </w:t>
       </w:r>
       <w:r>
         <w:rPr>
-          <w:rFonts w:hint="eastAsia"/>
+          <w:rFonts w:hint="eastAsia" w:eastAsia="黑体"/>
         </w:rPr>
         <w:t xml:space="preserve">IC（编号</w:t>
       </w:r>
       <w:r>
+        <w:rPr>
+          <w:rFonts w:eastAsia="黑体"/>
+        </w:rPr>
         <w:t xml:space="preserve"> </w:t>
       </w:r>
       <w:r>
         <w:rPr>
-          <w:rFonts w:hint="eastAsia"/>
+          <w:rFonts w:hint="eastAsia" w:eastAsia="黑体"/>
         </w:rPr>
         <w:t xml:space="preserve">IC2）组成。关键节点有：发射端直流供电节点</w:t>
       </w:r>
       <w:r>
+        <w:rPr>
+          <w:rFonts w:eastAsia="黑体"/>
+        </w:rPr>
         <w:t xml:space="preserve"> </w:t>
       </w:r>
       <w:r>
         <w:rPr>
-          <w:rFonts w:hint="eastAsia"/>
+          <w:rFonts w:hint="eastAsia" w:eastAsia="黑体"/>
         </w:rPr>
         <w:t xml:space="preserve">VIN、发射谐振节点（线圈与电容连接端）、发射地</w:t>
       </w:r>
       <w:r>
+        <w:rPr>
+          <w:rFonts w:eastAsia="黑体"/>
+        </w:rPr>
         <w:t xml:space="preserve"> </w:t>
       </w:r>
       <w:r>
         <w:rPr>
-          <w:rFonts w:hint="eastAsia"/>
+          <w:rFonts w:hint="eastAsia" w:eastAsia="黑体"/>
         </w:rPr>
         <w:t xml:space="preserve">GND；接收端接收谐振节点（接收线圈与电容连接端）、整流输出节点</w:t>
       </w:r>
       <w:r>
+        <w:rPr>
+          <w:rFonts w:eastAsia="黑体"/>
+        </w:rPr>
         <w:t xml:space="preserve"> </w:t>
       </w:r>
       <w:r>
         <w:rPr>
-          <w:rFonts w:hint="eastAsia"/>
+          <w:rFonts w:hint="eastAsia" w:eastAsia="黑体"/>
         </w:rPr>
         <w:t xml:space="preserve">VRECT、充电输出节点</w:t>
       </w:r>
       <w:r>
+        <w:rPr>
+          <w:rFonts w:eastAsia="黑体"/>
+        </w:rPr>
         <w:t xml:space="preserve"> VBAT </w:t>
       </w:r>
       <w:r>
         <w:rPr>
-          <w:rFonts w:hint="eastAsia"/>
+          <w:rFonts w:hint="eastAsia" w:eastAsia="黑体"/>
         </w:rPr>
         <w:t xml:space="preserve">与接收地。</w:t>
       </w:r>
@@ -286,56 +349,74 @@
       <w:pPr/>
       <w:r>
         <w:rPr>
-          <w:rFonts w:hint="eastAsia"/>
+          <w:rFonts w:hint="eastAsia" w:eastAsia="黑体"/>
         </w:rPr>
         <w:t xml:space="preserve">各元件管脚连接：发射端各级联构成桥式逆变，上管（如</w:t>
       </w:r>
       <w:r>
+        <w:rPr>
+          <w:rFonts w:eastAsia="黑体"/>
+        </w:rPr>
         <w:t xml:space="preserve"> </w:t>
       </w:r>
       <w:r>
         <w:rPr>
-          <w:rFonts w:hint="eastAsia"/>
+          <w:rFonts w:hint="eastAsia" w:eastAsia="黑体"/>
         </w:rPr>
         <w:t xml:space="preserve">Q1）漏极接</w:t>
       </w:r>
       <w:r>
+        <w:rPr>
+          <w:rFonts w:eastAsia="黑体"/>
+        </w:rPr>
         <w:t xml:space="preserve"> </w:t>
       </w:r>
       <w:r>
         <w:rPr>
-          <w:rFonts w:hint="eastAsia"/>
+          <w:rFonts w:hint="eastAsia" w:eastAsia="黑体"/>
         </w:rPr>
         <w:t xml:space="preserve">VIN、源极接一个发射谐振半桥节点，下管（如</w:t>
       </w:r>
       <w:r>
+        <w:rPr>
+          <w:rFonts w:eastAsia="黑体"/>
+        </w:rPr>
         <w:t xml:space="preserve"> </w:t>
       </w:r>
       <w:r>
         <w:rPr>
-          <w:rFonts w:hint="eastAsia"/>
+          <w:rFonts w:hint="eastAsia" w:eastAsia="黑体"/>
         </w:rPr>
         <w:t xml:space="preserve">Q2）漏极接该半桥节点、源极接</w:t>
       </w:r>
       <w:r>
+        <w:rPr>
+          <w:rFonts w:eastAsia="黑体"/>
+        </w:rPr>
         <w:t xml:space="preserve"> </w:t>
       </w:r>
       <w:r>
         <w:rPr>
-          <w:rFonts w:hint="eastAsia"/>
+          <w:rFonts w:hint="eastAsia" w:eastAsia="黑体"/>
         </w:rPr>
         <w:t xml:space="preserve">GND，两管栅极由</w:t>
       </w:r>
       <w:r>
+        <w:rPr>
+          <w:rFonts w:eastAsia="黑体"/>
+        </w:rPr>
         <w:t xml:space="preserve"> IC1 </w:t>
       </w:r>
       <w:r>
         <w:rPr>
-          <w:rFonts w:hint="eastAsia"/>
+          <w:rFonts w:hint="eastAsia" w:eastAsia="黑体"/>
         </w:rPr>
         <w:t xml:space="preserve">驱动；发射线圈</w:t>
       </w:r>
       <w:r>
+        <w:rPr>
+          <w:rFonts w:eastAsia="黑体"/>
+        </w:rPr>
         <w:t xml:space="preserve"> </w:t>
       </w:r>
       <m:oMath>
@@ -353,15 +434,21 @@
         </m:sSub>
       </m:oMath>
       <w:r>
+        <w:rPr>
+          <w:rFonts w:eastAsia="黑体"/>
+        </w:rPr>
         <w:t xml:space="preserve"> </w:t>
       </w:r>
       <w:r>
         <w:rPr>
-          <w:rFonts w:hint="eastAsia"/>
+          <w:rFonts w:hint="eastAsia" w:eastAsia="黑体"/>
         </w:rPr>
         <w:t xml:space="preserve">的一端接半桥中点、另一端与谐振电容</w:t>
       </w:r>
       <w:r>
+        <w:rPr>
+          <w:rFonts w:eastAsia="黑体"/>
+        </w:rPr>
         <w:t xml:space="preserve"> </w:t>
       </w:r>
       <m:oMath>
@@ -379,15 +466,21 @@
         </m:sSub>
       </m:oMath>
       <w:r>
+        <w:rPr>
+          <w:rFonts w:eastAsia="黑体"/>
+        </w:rPr>
         <w:t xml:space="preserve"> </w:t>
       </w:r>
       <w:r>
         <w:rPr>
-          <w:rFonts w:hint="eastAsia"/>
+          <w:rFonts w:hint="eastAsia" w:eastAsia="黑体"/>
         </w:rPr>
         <w:t xml:space="preserve">串联构成谐振回路。接收线圈</w:t>
       </w:r>
       <w:r>
+        <w:rPr>
+          <w:rFonts w:eastAsia="黑体"/>
+        </w:rPr>
         <w:t xml:space="preserve"> </w:t>
       </w:r>
       <m:oMath>
@@ -405,15 +498,21 @@
         </m:sSub>
       </m:oMath>
       <w:r>
+        <w:rPr>
+          <w:rFonts w:eastAsia="黑体"/>
+        </w:rPr>
         <w:t xml:space="preserve"> </w:t>
       </w:r>
       <w:r>
         <w:rPr>
-          <w:rFonts w:hint="eastAsia"/>
+          <w:rFonts w:hint="eastAsia" w:eastAsia="黑体"/>
         </w:rPr>
         <w:t xml:space="preserve">与谐振电容</w:t>
       </w:r>
       <w:r>
+        <w:rPr>
+          <w:rFonts w:eastAsia="黑体"/>
+        </w:rPr>
         <w:t xml:space="preserve"> </w:t>
       </w:r>
       <m:oMath>
@@ -431,56 +530,74 @@
         </m:sSub>
       </m:oMath>
       <w:r>
+        <w:rPr>
+          <w:rFonts w:eastAsia="黑体"/>
+        </w:rPr>
         <w:t xml:space="preserve"> </w:t>
       </w:r>
       <w:r>
         <w:rPr>
-          <w:rFonts w:hint="eastAsia"/>
+          <w:rFonts w:hint="eastAsia" w:eastAsia="黑体"/>
         </w:rPr>
         <w:t xml:space="preserve">串联（或并联）构成接收谐振回路，其两端接整流桥</w:t>
       </w:r>
       <w:r>
+        <w:rPr>
+          <w:rFonts w:eastAsia="黑体"/>
+        </w:rPr>
         <w:t xml:space="preserve"> </w:t>
       </w:r>
       <w:r>
         <w:rPr>
-          <w:rFonts w:hint="eastAsia"/>
+          <w:rFonts w:hint="eastAsia" w:eastAsia="黑体"/>
         </w:rPr>
         <w:t xml:space="preserve">D1～D4</w:t>
       </w:r>
       <w:r>
+        <w:rPr>
+          <w:rFonts w:eastAsia="黑体"/>
+        </w:rPr>
         <w:t xml:space="preserve"> </w:t>
       </w:r>
       <w:r>
         <w:rPr>
-          <w:rFonts w:hint="eastAsia"/>
+          <w:rFonts w:hint="eastAsia" w:eastAsia="黑体"/>
         </w:rPr>
         <w:t xml:space="preserve">的交流输入端；整流桥正输出接节点</w:t>
       </w:r>
       <w:r>
+        <w:rPr>
+          <w:rFonts w:eastAsia="黑体"/>
+        </w:rPr>
         <w:t xml:space="preserve"> </w:t>
       </w:r>
       <w:r>
         <w:rPr>
-          <w:rFonts w:hint="eastAsia"/>
+          <w:rFonts w:hint="eastAsia" w:eastAsia="黑体"/>
         </w:rPr>
         <w:t xml:space="preserve">VRECT、负输出接接收地，再经接收管理</w:t>
       </w:r>
       <w:r>
+        <w:rPr>
+          <w:rFonts w:eastAsia="黑体"/>
+        </w:rPr>
         <w:t xml:space="preserve"> IC2 </w:t>
       </w:r>
       <w:r>
         <w:rPr>
-          <w:rFonts w:hint="eastAsia"/>
+          <w:rFonts w:hint="eastAsia" w:eastAsia="黑体"/>
         </w:rPr>
         <w:t xml:space="preserve">稳压后由节点</w:t>
       </w:r>
       <w:r>
+        <w:rPr>
+          <w:rFonts w:eastAsia="黑体"/>
+        </w:rPr>
         <w:t xml:space="preserve"> VBAT </w:t>
       </w:r>
       <w:r>
         <w:rPr>
-          <w:rFonts w:hint="eastAsia"/>
+          <w:rFonts w:hint="eastAsia" w:eastAsia="黑体"/>
         </w:rPr>
         <w:t xml:space="preserve">对电池充电。发射端与接收端之间无电气连接，仅靠两线圈间的磁场耦合隔空传递能量。</w:t>
       </w:r>
@@ -489,34 +606,43 @@
       <w:pPr/>
       <w:r>
         <w:rPr>
-          <w:rFonts w:hint="eastAsia"/>
+          <w:rFonts w:hint="eastAsia" w:eastAsia="黑体"/>
         </w:rPr>
         <w:t xml:space="preserve">组态上这是一个”发射逆变</w:t>
       </w:r>
       <w:r>
+        <w:rPr>
+          <w:rFonts w:eastAsia="黑体"/>
+        </w:rPr>
         <w:t xml:space="preserve"> + </w:t>
       </w:r>
       <w:r>
         <w:rPr>
-          <w:rFonts w:hint="eastAsia"/>
+          <w:rFonts w:hint="eastAsia" w:eastAsia="黑体"/>
         </w:rPr>
         <w:t xml:space="preserve">谐振耦合</w:t>
       </w:r>
       <w:r>
+        <w:rPr>
+          <w:rFonts w:eastAsia="黑体"/>
+        </w:rPr>
         <w:t xml:space="preserve"> + </w:t>
       </w:r>
       <w:r>
         <w:rPr>
-          <w:rFonts w:hint="eastAsia"/>
+          <w:rFonts w:hint="eastAsia" w:eastAsia="黑体"/>
         </w:rPr>
         <w:t xml:space="preserve">接收谐振整流”的电磁感应/磁共振无线充电组态，直流经逆变转高频交流激励发射线圈，接收线圈感应出交流再整流稳压对电池充电，典型基于</w:t>
       </w:r>
       <w:r>
+        <w:rPr>
+          <w:rFonts w:eastAsia="黑体"/>
+        </w:rPr>
         <w:t xml:space="preserve"> Qi </w:t>
       </w:r>
       <w:r>
         <w:rPr>
-          <w:rFonts w:hint="eastAsia"/>
+          <w:rFonts w:hint="eastAsia" w:eastAsia="黑体"/>
         </w:rPr>
         <w:t xml:space="preserve">标准。</w:t>
       </w:r>
@@ -529,7 +655,7 @@
       </w:pPr>
       <w:r>
         <w:rPr>
-          <w:rFonts w:hint="eastAsia"/>
+          <w:rFonts w:hint="eastAsia" w:eastAsia="黑体"/>
         </w:rPr>
         <w:t xml:space="preserve">工作原理</w:t>
       </w:r>
@@ -540,7 +666,7 @@
       </w:pPr>
       <w:r>
         <w:rPr>
-          <w:rFonts w:hint="eastAsia"/>
+          <w:rFonts w:hint="eastAsia" w:eastAsia="黑体"/>
         </w:rPr>
         <w:t xml:space="preserve">发射端把直流经逆变器转换为高频交流，驱动发射线圈产生交变磁场；接收线圈感应出同频交流电压，经整流、稳压后对电池充电，实现无电气接触的能量传输。</w:t>
       </w:r>
@@ -553,7 +679,7 @@
       </w:pPr>
       <w:r>
         <w:rPr>
-          <w:rFonts w:hint="eastAsia"/>
+          <w:rFonts w:hint="eastAsia" w:eastAsia="黑体"/>
         </w:rPr>
         <w:t xml:space="preserve">关键计算公式</w:t>
       </w:r>
@@ -567,7 +693,7 @@
       </w:pPr>
       <w:r>
         <w:rPr>
-          <w:rFonts w:hint="eastAsia"/>
+          <w:rFonts w:hint="eastAsia" w:eastAsia="黑体"/>
         </w:rPr>
         <w:t xml:space="preserve">谐振频率：</w:t>
       </w:r>
@@ -644,11 +770,14 @@
       </w:pPr>
       <w:r>
         <w:rPr>
-          <w:rFonts w:hint="eastAsia"/>
+          <w:rFonts w:hint="eastAsia" w:eastAsia="黑体"/>
         </w:rPr>
         <w:t xml:space="preserve">互感耦合电压（互感</w:t>
       </w:r>
       <w:r>
+        <w:rPr>
+          <w:rFonts w:eastAsia="黑体"/>
+        </w:rPr>
         <w:t xml:space="preserve"> </w:t>
       </w:r>
       <m:oMath>
@@ -658,7 +787,7 @@
       </m:oMath>
       <w:r>
         <w:rPr>
-          <w:rFonts w:hint="eastAsia"/>
+          <w:rFonts w:hint="eastAsia" w:eastAsia="黑体"/>
         </w:rPr>
         <w:t xml:space="preserve">）：</w:t>
       </w:r>
@@ -730,7 +859,7 @@
       </w:pPr>
       <w:r>
         <w:rPr>
-          <w:rFonts w:hint="eastAsia"/>
+          <w:rFonts w:hint="eastAsia" w:eastAsia="黑体"/>
         </w:rPr>
         <w:t xml:space="preserve">耦合系数：</w:t>
       </w:r>
@@ -810,7 +939,7 @@
       </w:pPr>
       <w:r>
         <w:rPr>
-          <w:rFonts w:hint="eastAsia"/>
+          <w:rFonts w:hint="eastAsia" w:eastAsia="黑体"/>
         </w:rPr>
         <w:t xml:space="preserve">传输效率（粗略）：</w:t>
       </w:r>
@@ -910,7 +1039,7 @@
             </w:pPr>
             <w:r>
               <w:rPr>
-                <w:rFonts w:hint="eastAsia"/>
+                <w:rFonts w:hint="eastAsia" w:eastAsia="黑体"/>
               </w:rPr>
               <w:t xml:space="preserve">符号</w:t>
             </w:r>
@@ -924,7 +1053,7 @@
             </w:pPr>
             <w:r>
               <w:rPr>
-                <w:rFonts w:hint="eastAsia"/>
+                <w:rFonts w:hint="eastAsia" w:eastAsia="黑体"/>
               </w:rPr>
               <w:t xml:space="preserve">含义</w:t>
             </w:r>
@@ -938,7 +1067,7 @@
             </w:pPr>
             <w:r>
               <w:rPr>
-                <w:rFonts w:hint="eastAsia"/>
+                <w:rFonts w:hint="eastAsia" w:eastAsia="黑体"/>
               </w:rPr>
               <w:t xml:space="preserve">单位</w:t>
             </w:r>
@@ -967,6 +1096,9 @@
               </m:r>
             </m:oMath>
             <w:r>
+              <w:rPr>
+                <w:rFonts w:eastAsia="黑体"/>
+              </w:rPr>
               <w:t xml:space="preserve">​</w:t>
             </w:r>
           </w:p>
@@ -979,7 +1111,7 @@
             </w:pPr>
             <w:r>
               <w:rPr>
-                <w:rFonts w:hint="eastAsia"/>
+                <w:rFonts w:hint="eastAsia" w:eastAsia="黑体"/>
               </w:rPr>
               <w:t xml:space="preserve">谐振电感、电容</w:t>
             </w:r>
@@ -992,6 +1124,9 @@
               <w:pStyle w:val="Compact"/>
             </w:pPr>
             <w:r>
+              <w:rPr>
+                <w:rFonts w:eastAsia="黑体"/>
+              </w:rPr>
               <w:t xml:space="preserve">H, F</w:t>
             </w:r>
           </w:p>
@@ -1019,6 +1154,9 @@
               </m:sSub>
             </m:oMath>
             <w:r>
+              <w:rPr>
+                <w:rFonts w:eastAsia="黑体"/>
+              </w:rPr>
               <w:t xml:space="preserve">​</w:t>
             </w:r>
           </w:p>
@@ -1031,7 +1169,7 @@
             </w:pPr>
             <w:r>
               <w:rPr>
-                <w:rFonts w:hint="eastAsia"/>
+                <w:rFonts w:hint="eastAsia" w:eastAsia="黑体"/>
               </w:rPr>
               <w:t xml:space="preserve">谐振频率</w:t>
             </w:r>
@@ -1044,6 +1182,9 @@
               <w:pStyle w:val="Compact"/>
             </w:pPr>
             <w:r>
+              <w:rPr>
+                <w:rFonts w:eastAsia="黑体"/>
+              </w:rPr>
               <w:t xml:space="preserve">Hz</w:t>
             </w:r>
           </w:p>
@@ -1062,6 +1203,9 @@
               </m:r>
             </m:oMath>
             <w:r>
+              <w:rPr>
+                <w:rFonts w:eastAsia="黑体"/>
+              </w:rPr>
               <w:t xml:space="preserve">​</w:t>
             </w:r>
           </w:p>
@@ -1074,7 +1218,7 @@
             </w:pPr>
             <w:r>
               <w:rPr>
-                <w:rFonts w:hint="eastAsia"/>
+                <w:rFonts w:hint="eastAsia" w:eastAsia="黑体"/>
               </w:rPr>
               <w:t xml:space="preserve">互感</w:t>
             </w:r>
@@ -1087,6 +1231,9 @@
               <w:pStyle w:val="Compact"/>
             </w:pPr>
             <w:r>
+              <w:rPr>
+                <w:rFonts w:eastAsia="黑体"/>
+              </w:rPr>
               <w:t xml:space="preserve">H</w:t>
             </w:r>
           </w:p>
@@ -1114,6 +1261,9 @@
               </m:sSub>
             </m:oMath>
             <w:r>
+              <w:rPr>
+                <w:rFonts w:eastAsia="黑体"/>
+              </w:rPr>
               <w:t xml:space="preserve">​</w:t>
             </w:r>
           </w:p>
@@ -1126,7 +1276,7 @@
             </w:pPr>
             <w:r>
               <w:rPr>
-                <w:rFonts w:hint="eastAsia"/>
+                <w:rFonts w:hint="eastAsia" w:eastAsia="黑体"/>
               </w:rPr>
               <w:t xml:space="preserve">发射线圈电流</w:t>
             </w:r>
@@ -1139,6 +1289,9 @@
               <w:pStyle w:val="Compact"/>
             </w:pPr>
             <w:r>
+              <w:rPr>
+                <w:rFonts w:eastAsia="黑体"/>
+              </w:rPr>
               <w:t xml:space="preserve">A</w:t>
             </w:r>
           </w:p>
@@ -1157,6 +1310,9 @@
               </m:r>
             </m:oMath>
             <w:r>
+              <w:rPr>
+                <w:rFonts w:eastAsia="黑体"/>
+              </w:rPr>
               <w:t xml:space="preserve">​</w:t>
             </w:r>
           </w:p>
@@ -1169,7 +1325,7 @@
             </w:pPr>
             <w:r>
               <w:rPr>
-                <w:rFonts w:hint="eastAsia"/>
+                <w:rFonts w:hint="eastAsia" w:eastAsia="黑体"/>
               </w:rPr>
               <w:t xml:space="preserve">耦合系数</w:t>
             </w:r>
@@ -1183,7 +1339,7 @@
             </w:pPr>
             <w:r>
               <w:rPr>
-                <w:rFonts w:hint="eastAsia"/>
+                <w:rFonts w:hint="eastAsia" w:eastAsia="黑体"/>
               </w:rPr>
               <w:t xml:space="preserve">—（无量纲）</w:t>
             </w:r>
@@ -1203,6 +1359,9 @@
               </m:r>
             </m:oMath>
             <w:r>
+              <w:rPr>
+                <w:rFonts w:eastAsia="黑体"/>
+              </w:rPr>
               <w:t xml:space="preserve">​</w:t>
             </w:r>
           </w:p>
@@ -1215,7 +1374,7 @@
             </w:pPr>
             <w:r>
               <w:rPr>
-                <w:rFonts w:hint="eastAsia"/>
+                <w:rFonts w:hint="eastAsia" w:eastAsia="黑体"/>
               </w:rPr>
               <w:t xml:space="preserve">效率</w:t>
             </w:r>
@@ -1228,6 +1387,9 @@
               <w:pStyle w:val="Compact"/>
             </w:pPr>
             <w:r>
+              <w:rPr>
+                <w:rFonts w:eastAsia="黑体"/>
+              </w:rPr>
               <w:t xml:space="preserve">—</w:t>
             </w:r>
           </w:p>
@@ -1242,7 +1404,7 @@
       </w:pPr>
       <w:r>
         <w:rPr>
-          <w:rFonts w:hint="eastAsia"/>
+          <w:rFonts w:hint="eastAsia" w:eastAsia="黑体"/>
         </w:rPr>
         <w:t xml:space="preserve">元件调整影响</w:t>
       </w:r>
@@ -1257,16 +1419,19 @@
       </w:pPr>
       <w:r>
         <w:rPr>
-          <w:rFonts w:hint="eastAsia"/>
+          <w:rFonts w:hint="eastAsia" w:eastAsia="黑体"/>
         </w:rPr>
         <w:t xml:space="preserve">电感或电容增大</w:t>
       </w:r>
       <w:r>
+        <w:rPr>
+          <w:rFonts w:eastAsia="黑体"/>
+        </w:rPr>
         <w:t xml:space="preserve"> → </w:t>
       </w:r>
       <w:r>
         <w:rPr>
-          <w:rFonts w:hint="eastAsia"/>
+          <w:rFonts w:hint="eastAsia" w:eastAsia="黑体"/>
         </w:rPr>
         <w:t xml:space="preserve">谐振频率降低；反之升高。</w:t>
       </w:r>
@@ -1281,20 +1446,26 @@
       </w:pPr>
       <w:r>
         <w:rPr>
-          <w:rFonts w:hint="eastAsia"/>
+          <w:rFonts w:hint="eastAsia" w:eastAsia="黑体"/>
         </w:rPr>
         <w:t xml:space="preserve">线圈间距离加大或错位</w:t>
       </w:r>
       <w:r>
+        <w:rPr>
+          <w:rFonts w:eastAsia="黑体"/>
+        </w:rPr>
         <w:t xml:space="preserve"> → </w:t>
       </w:r>
       <w:r>
         <w:rPr>
-          <w:rFonts w:hint="eastAsia"/>
+          <w:rFonts w:hint="eastAsia" w:eastAsia="黑体"/>
         </w:rPr>
         <w:t xml:space="preserve">耦合系数</w:t>
       </w:r>
       <w:r>
+        <w:rPr>
+          <w:rFonts w:eastAsia="黑体"/>
+        </w:rPr>
         <w:t xml:space="preserve"> </w:t>
       </w:r>
       <m:oMath>
@@ -1303,11 +1474,14 @@
         </m:r>
       </m:oMath>
       <w:r>
+        <w:rPr>
+          <w:rFonts w:eastAsia="黑体"/>
+        </w:rPr>
         <w:t xml:space="preserve"> </w:t>
       </w:r>
       <w:r>
         <w:rPr>
-          <w:rFonts w:hint="eastAsia"/>
+          <w:rFonts w:hint="eastAsia" w:eastAsia="黑体"/>
         </w:rPr>
         <w:t xml:space="preserve">下降，效率降低。</w:t>
       </w:r>
@@ -1322,25 +1496,31 @@
       </w:pPr>
       <w:r>
         <w:rPr>
-          <w:rFonts w:hint="eastAsia"/>
+          <w:rFonts w:hint="eastAsia" w:eastAsia="黑体"/>
         </w:rPr>
         <w:t xml:space="preserve">发射功率</w:t>
       </w:r>
       <w:r>
+        <w:rPr>
+          <w:rFonts w:eastAsia="黑体"/>
+        </w:rPr>
         <w:t xml:space="preserve"> / </w:t>
       </w:r>
       <w:r>
         <w:rPr>
-          <w:rFonts w:hint="eastAsia"/>
+          <w:rFonts w:hint="eastAsia" w:eastAsia="黑体"/>
         </w:rPr>
         <w:t xml:space="preserve">电压抬升</w:t>
       </w:r>
       <w:r>
+        <w:rPr>
+          <w:rFonts w:eastAsia="黑体"/>
+        </w:rPr>
         <w:t xml:space="preserve"> → </w:t>
       </w:r>
       <w:r>
         <w:rPr>
-          <w:rFonts w:hint="eastAsia"/>
+          <w:rFonts w:hint="eastAsia" w:eastAsia="黑体"/>
         </w:rPr>
         <w:t xml:space="preserve">接收端感应电压升高。</w:t>
       </w:r>
@@ -1355,7 +1535,7 @@
       </w:pPr>
       <w:r>
         <w:rPr>
-          <w:rFonts w:hint="eastAsia"/>
+          <w:rFonts w:hint="eastAsia" w:eastAsia="黑体"/>
         </w:rPr>
         <w:t xml:space="preserve">谐振失配会明显降低传输效率与充电距离。</w:t>
       </w:r>
@@ -1368,7 +1548,7 @@
       </w:pPr>
       <w:r>
         <w:rPr>
-          <w:rFonts w:hint="eastAsia"/>
+          <w:rFonts w:hint="eastAsia" w:eastAsia="黑体"/>
         </w:rPr>
         <w:t xml:space="preserve">典型参数示例</w:t>
       </w:r>
@@ -1383,11 +1563,14 @@
       </w:pPr>
       <w:r>
         <w:rPr>
-          <w:rFonts w:hint="eastAsia"/>
+          <w:rFonts w:hint="eastAsia" w:eastAsia="黑体"/>
         </w:rPr>
         <w:t xml:space="preserve">发射线圈</w:t>
       </w:r>
       <w:r>
+        <w:rPr>
+          <w:rFonts w:eastAsia="黑体"/>
+        </w:rPr>
         <w:t xml:space="preserve"> </w:t>
       </w:r>
       <m:oMath>
@@ -1419,11 +1602,14 @@
       </m:oMath>
       <w:r>
         <w:rPr>
-          <w:rFonts w:hint="eastAsia"/>
+          <w:rFonts w:hint="eastAsia" w:eastAsia="黑体"/>
         </w:rPr>
         <w:t xml:space="preserve">、谐振电容</w:t>
       </w:r>
       <w:r>
+        <w:rPr>
+          <w:rFonts w:eastAsia="黑体"/>
+        </w:rPr>
         <w:t xml:space="preserve"> </w:t>
       </w:r>
       <m:oMath>
@@ -1452,7 +1638,7 @@
       </m:oMath>
       <w:r>
         <w:rPr>
-          <w:rFonts w:hint="eastAsia"/>
+          <w:rFonts w:hint="eastAsia" w:eastAsia="黑体"/>
         </w:rPr>
         <w:t xml:space="preserve">：</w:t>
       </w:r>
@@ -1582,6 +1768,9 @@
         </m:r>
       </m:oMath>
       <w:r>
+        <w:rPr>
+          <w:rFonts w:eastAsia="黑体"/>
+        </w:rPr>
         <w:t xml:space="preserve">。</w:t>
       </w:r>
     </w:p>
@@ -1595,11 +1784,14 @@
       </w:pPr>
       <w:r>
         <w:rPr>
-          <w:rFonts w:hint="eastAsia"/>
+          <w:rFonts w:hint="eastAsia" w:eastAsia="黑体"/>
         </w:rPr>
         <w:t xml:space="preserve">接收线圈</w:t>
       </w:r>
       <w:r>
+        <w:rPr>
+          <w:rFonts w:eastAsia="黑体"/>
+        </w:rPr>
         <w:t xml:space="preserve"> </w:t>
       </w:r>
       <m:oMath>
@@ -1630,6 +1822,9 @@
         </m:r>
       </m:oMath>
       <w:r>
+        <w:rPr>
+          <w:rFonts w:eastAsia="黑体"/>
+        </w:rPr>
         <w:t xml:space="preserve">、</w:t>
       </w:r>
       <m:oMath>
@@ -1658,7 +1853,7 @@
       </m:oMath>
       <w:r>
         <w:rPr>
-          <w:rFonts w:hint="eastAsia"/>
+          <w:rFonts w:hint="eastAsia" w:eastAsia="黑体"/>
         </w:rPr>
         <w:t xml:space="preserve">：</w:t>
       </w:r>
@@ -1697,7 +1892,7 @@
       </m:oMath>
       <w:r>
         <w:rPr>
-          <w:rFonts w:hint="eastAsia"/>
+          <w:rFonts w:hint="eastAsia" w:eastAsia="黑体"/>
         </w:rPr>
         <w:t xml:space="preserve">，与发射端接近实现谐振耦合。</w:t>
       </w:r>
@@ -1710,7 +1905,7 @@
       </w:pPr>
       <w:r>
         <w:rPr>
-          <w:rFonts w:hint="eastAsia"/>
+          <w:rFonts w:hint="eastAsia" w:eastAsia="黑体"/>
         </w:rPr>
         <w:t xml:space="preserve">常见器件型号</w:t>
       </w:r>
@@ -1725,16 +1920,19 @@
       </w:pPr>
       <w:r>
         <w:rPr>
-          <w:rFonts w:hint="eastAsia"/>
+          <w:rFonts w:hint="eastAsia" w:eastAsia="黑体"/>
         </w:rPr>
         <w:t xml:space="preserve">无线充电接收</w:t>
       </w:r>
       <w:r>
+        <w:rPr>
+          <w:rFonts w:eastAsia="黑体"/>
+        </w:rPr>
         <w:t xml:space="preserve"> </w:t>
       </w:r>
       <w:r>
         <w:rPr>
-          <w:rFonts w:hint="eastAsia"/>
+          <w:rFonts w:hint="eastAsia" w:eastAsia="黑体"/>
         </w:rPr>
         <w:t xml:space="preserve">IC：BQ51013B、BQ51050B。</w:t>
       </w:r>
@@ -1749,25 +1947,31 @@
       </w:pPr>
       <w:r>
         <w:rPr>
-          <w:rFonts w:hint="eastAsia"/>
+          <w:rFonts w:hint="eastAsia" w:eastAsia="黑体"/>
         </w:rPr>
         <w:t xml:space="preserve">无线充电发射</w:t>
       </w:r>
       <w:r>
+        <w:rPr>
+          <w:rFonts w:eastAsia="黑体"/>
+        </w:rPr>
         <w:t xml:space="preserve"> </w:t>
       </w:r>
       <w:r>
         <w:rPr>
-          <w:rFonts w:hint="eastAsia"/>
+          <w:rFonts w:hint="eastAsia" w:eastAsia="黑体"/>
         </w:rPr>
         <w:t xml:space="preserve">IC：BQ500212A、XKT</w:t>
       </w:r>
       <w:r>
+        <w:rPr>
+          <w:rFonts w:eastAsia="黑体"/>
+        </w:rPr>
         <w:t xml:space="preserve"> </w:t>
       </w:r>
       <w:r>
         <w:rPr>
-          <w:rFonts w:hint="eastAsia"/>
+          <w:rFonts w:hint="eastAsia" w:eastAsia="黑体"/>
         </w:rPr>
         <w:t xml:space="preserve">系列。</w:t>
       </w:r>
@@ -1782,7 +1986,7 @@
       </w:pPr>
       <w:r>
         <w:rPr>
-          <w:rFonts w:hint="eastAsia"/>
+          <w:rFonts w:hint="eastAsia" w:eastAsia="黑体"/>
         </w:rPr>
         <w:t xml:space="preserve">功率管：IRF540N、AO3400；整流用肖特基。</w:t>
       </w:r>
@@ -1795,7 +1999,7 @@
       </w:pPr>
       <w:r>
         <w:rPr>
-          <w:rFonts w:hint="eastAsia"/>
+          <w:rFonts w:hint="eastAsia" w:eastAsia="黑体"/>
         </w:rPr>
         <w:t xml:space="preserve">注意事项</w:t>
       </w:r>
@@ -1810,16 +2014,19 @@
       </w:pPr>
       <w:r>
         <w:rPr>
-          <w:rFonts w:hint="eastAsia"/>
+          <w:rFonts w:hint="eastAsia" w:eastAsia="黑体"/>
         </w:rPr>
         <w:t xml:space="preserve">收发两端谐振频率需匹配（通常在</w:t>
       </w:r>
       <w:r>
+        <w:rPr>
+          <w:rFonts w:eastAsia="黑体"/>
+        </w:rPr>
         <w:t xml:space="preserve"> 100~200 kHz </w:t>
       </w:r>
       <w:r>
         <w:rPr>
-          <w:rFonts w:hint="eastAsia"/>
+          <w:rFonts w:hint="eastAsia" w:eastAsia="黑体"/>
         </w:rPr>
         <w:t xml:space="preserve">附近）。</w:t>
       </w:r>
@@ -1834,7 +2041,7 @@
       </w:pPr>
       <w:r>
         <w:rPr>
-          <w:rFonts w:hint="eastAsia"/>
+          <w:rFonts w:hint="eastAsia" w:eastAsia="黑体"/>
         </w:rPr>
         <w:t xml:space="preserve">线圈对位与间距对效率影响显著，金属异物会发热甚至损坏。</w:t>
       </w:r>
@@ -1849,7 +2056,7 @@
       </w:pPr>
       <w:r>
         <w:rPr>
-          <w:rFonts w:hint="eastAsia"/>
+          <w:rFonts w:hint="eastAsia" w:eastAsia="黑体"/>
         </w:rPr>
         <w:t xml:space="preserve">需关注异物检测（FOD）、过温与过压保护。</w:t>
       </w:r>
@@ -1864,7 +2071,7 @@
       </w:pPr>
       <w:r>
         <w:rPr>
-          <w:rFonts w:hint="eastAsia"/>
+          <w:rFonts w:hint="eastAsia" w:eastAsia="黑体"/>
         </w:rPr>
         <w:t xml:space="preserve">电磁兼容（EMC）与电磁辐射应符合相关标准。</w:t>
       </w:r>
@@ -1877,7 +2084,7 @@
       </w:pPr>
       <w:r>
         <w:rPr>
-          <w:rFonts w:hint="eastAsia"/>
+          <w:rFonts w:hint="eastAsia" w:eastAsia="黑体"/>
         </w:rPr>
         <w:t xml:space="preserve">参考资料</w:t>
       </w:r>
@@ -1891,6 +2098,9 @@
         </w:numPr>
       </w:pPr>
       <w:r>
+        <w:rPr>
+          <w:rFonts w:eastAsia="黑体"/>
+        </w:rPr>
         <w:t xml:space="preserve">Wikipedia: Wireless power transfer。</w:t>
       </w:r>
     </w:p>
@@ -1903,6 +2113,9 @@
         </w:numPr>
       </w:pPr>
       <w:r>
+        <w:rPr>
+          <w:rFonts w:eastAsia="黑体"/>
+        </w:rPr>
         <w:t xml:space="preserve">Wikipedia: Qi (standard)。</w:t>
       </w:r>
     </w:p>
@@ -1915,15 +2128,21 @@
         </w:numPr>
       </w:pPr>
       <w:r>
+        <w:rPr>
+          <w:rFonts w:eastAsia="黑体"/>
+        </w:rPr>
         <w:t xml:space="preserve">TI </w:t>
       </w:r>
       <w:r>
         <w:rPr>
-          <w:rFonts w:hint="eastAsia"/>
+          <w:rFonts w:hint="eastAsia" w:eastAsia="黑体"/>
         </w:rPr>
         <w:t xml:space="preserve">产品页</w:t>
       </w:r>
       <w:r>
+        <w:rPr>
+          <w:rFonts w:eastAsia="黑体"/>
+        </w:rPr>
         <w:t xml:space="preserve"> BQ51013B。</w:t>
       </w:r>
     </w:p>
@@ -1936,11 +2155,11 @@
       </w:pPr>
       <w:r>
         <w:rPr>
-          <w:rFonts w:ascii="Times New Roman" w:hAnsi="Times New Roman"/>
+          <w:rFonts w:ascii="Times New Roman" w:hAnsi="Times New Roman" w:eastAsia="黑体"/>
           <w:color w:val="555555"/>
           <w:sz w:val="21"/>
         </w:rPr>
-        <w:t>材料收集者：杜文杰</w:t>
+        <w:t>材料收集者：杜文杰，WX手机：19519196569，QQ:3478827729</w:t>
       </w:r>
     </w:p>
     <w:sectPr>
@@ -1960,7 +2179,7 @@
 </file>
 
 <file path=word/footer1.xml><?xml version="1.0" encoding="utf-8"?>
-<w:ftr xmlns:m="http://schemas.openxmlformats.org/officeDocument/2006/math" xmlns:mc="http://schemas.openxmlformats.org/markup-compatibility/2006" xmlns:mo="http://schemas.microsoft.com/office/mac/office/2008/main" xmlns:mv="urn:schemas-microsoft-com:mac:vml" xmlns:o="urn:schemas-microsoft-com:office:office" xmlns:r="http://schemas.openxmlformats.org/officeDocument/2006/relationships" xmlns:v="urn:schemas-microsoft-com:vml" xmlns:w10="urn:schemas-microsoft-com:office:word" xmlns:w14="http://schemas.microsoft.com/office/word/2010/wordml" xmlns:w="http://schemas.openxmlformats.org/wordprocessingml/2006/main" xmlns:wne="http://schemas.microsoft.com/office/word/2006/wordml" xmlns:wp14="http://schemas.microsoft.com/office/word/2010/wordprocessingDrawing" xmlns:wp="http://schemas.openxmlformats.org/drawingml/2006/wordprocessingDrawing" xmlns:wpc="http://schemas.microsoft.com/office/word/2010/wordprocessingCanvas" xmlns:wpg="http://schemas.microsoft.com/office/word/2010/wordprocessingGroup" xmlns:wpi="http://schemas.microsoft.com/office/word/2010/wordprocessingInk" xmlns:wps="http://schemas.microsoft.com/office/word/2010/wordprocessingShape" mc:Ignorable="w14 wp14">
+<w:ftr xmlns:mc="http://schemas.openxmlformats.org/markup-compatibility/2006" xmlns:w="http://schemas.openxmlformats.org/wordprocessingml/2006/main" xmlns:m="http://schemas.openxmlformats.org/officeDocument/2006/math" xmlns:mo="http://schemas.microsoft.com/office/mac/office/2008/main" xmlns:mv="urn:schemas-microsoft-com:mac:vml" xmlns:o="urn:schemas-microsoft-com:office:office" xmlns:r="http://schemas.openxmlformats.org/officeDocument/2006/relationships" xmlns:v="urn:schemas-microsoft-com:vml" xmlns:w10="urn:schemas-microsoft-com:office:word" xmlns:w14="http://schemas.microsoft.com/office/word/2010/wordml" xmlns:wne="http://schemas.microsoft.com/office/word/2006/wordml" xmlns:wp14="http://schemas.microsoft.com/office/word/2010/wordprocessingDrawing" xmlns:wp="http://schemas.openxmlformats.org/drawingml/2006/wordprocessingDrawing" xmlns:wpc="http://schemas.microsoft.com/office/word/2010/wordprocessingCanvas" xmlns:wpg="http://schemas.microsoft.com/office/word/2010/wordprocessingGroup" xmlns:wpi="http://schemas.microsoft.com/office/word/2010/wordprocessingInk" xmlns:wps="http://schemas.microsoft.com/office/word/2010/wordprocessingShape" mc:Ignorable="w14 wp14">
   <w:p>
     <w:pPr>
       <w:pStyle w:val="Footer"/>
@@ -1968,12 +2187,14 @@
     </w:pPr>
     <w:r>
       <w:rPr>
+        <w:rFonts w:eastAsia="黑体"/>
         <w:sz w:val="18"/>
       </w:rPr>
       <w:t xml:space="preserve">第 </w:t>
     </w:r>
     <w:r>
       <w:rPr>
+        <w:rFonts w:eastAsia="黑体"/>
         <w:sz w:val="18"/>
       </w:rPr>
       <w:fldChar w:fldCharType="begin"/>
@@ -1982,6 +2203,7 @@
     </w:r>
     <w:r>
       <w:rPr>
+        <w:rFonts w:eastAsia="黑体"/>
         <w:sz w:val="18"/>
       </w:rPr>
       <w:t xml:space="preserve"> 页</w:t>
@@ -1995,6 +2217,9 @@
   <w:footnote w:type="continuationSeparator" w:id="0">
     <w:p>
       <w:r>
+        <w:rPr>
+          <w:rFonts w:eastAsia="黑体"/>
+        </w:rPr>
         <w:continuationSeparator/>
       </w:r>
     </w:p>
@@ -2002,6 +2227,9 @@
   <w:footnote w:type="separator" w:id="-1">
     <w:p>
       <w:r>
+        <w:rPr>
+          <w:rFonts w:eastAsia="黑体"/>
+        </w:rPr>
         <w:separator/>
       </w:r>
     </w:p>
@@ -2010,7 +2238,7 @@
 </file>
 
 <file path=word/header1.xml><?xml version="1.0" encoding="utf-8"?>
-<w:hdr xmlns:m="http://schemas.openxmlformats.org/officeDocument/2006/math" xmlns:mc="http://schemas.openxmlformats.org/markup-compatibility/2006" xmlns:mo="http://schemas.microsoft.com/office/mac/office/2008/main" xmlns:mv="urn:schemas-microsoft-com:mac:vml" xmlns:o="urn:schemas-microsoft-com:office:office" xmlns:r="http://schemas.openxmlformats.org/officeDocument/2006/relationships" xmlns:v="urn:schemas-microsoft-com:vml" xmlns:w10="urn:schemas-microsoft-com:office:word" xmlns:w14="http://schemas.microsoft.com/office/word/2010/wordml" xmlns:w="http://schemas.openxmlformats.org/wordprocessingml/2006/main" xmlns:wne="http://schemas.microsoft.com/office/word/2006/wordml" xmlns:wp14="http://schemas.microsoft.com/office/word/2010/wordprocessingDrawing" xmlns:wp="http://schemas.openxmlformats.org/drawingml/2006/wordprocessingDrawing" xmlns:wpc="http://schemas.microsoft.com/office/word/2010/wordprocessingCanvas" xmlns:wpg="http://schemas.microsoft.com/office/word/2010/wordprocessingGroup" xmlns:wpi="http://schemas.microsoft.com/office/word/2010/wordprocessingInk" xmlns:wps="http://schemas.microsoft.com/office/word/2010/wordprocessingShape" mc:Ignorable="w14 wp14">
+<w:hdr xmlns:mc="http://schemas.openxmlformats.org/markup-compatibility/2006" xmlns:w="http://schemas.openxmlformats.org/wordprocessingml/2006/main" xmlns:m="http://schemas.openxmlformats.org/officeDocument/2006/math" xmlns:mo="http://schemas.microsoft.com/office/mac/office/2008/main" xmlns:mv="urn:schemas-microsoft-com:mac:vml" xmlns:o="urn:schemas-microsoft-com:office:office" xmlns:r="http://schemas.openxmlformats.org/officeDocument/2006/relationships" xmlns:v="urn:schemas-microsoft-com:vml" xmlns:w10="urn:schemas-microsoft-com:office:word" xmlns:w14="http://schemas.microsoft.com/office/word/2010/wordml" xmlns:wne="http://schemas.microsoft.com/office/word/2006/wordml" xmlns:wp14="http://schemas.microsoft.com/office/word/2010/wordprocessingDrawing" xmlns:wp="http://schemas.openxmlformats.org/drawingml/2006/wordprocessingDrawing" xmlns:wpc="http://schemas.microsoft.com/office/word/2010/wordprocessingCanvas" xmlns:wpg="http://schemas.microsoft.com/office/word/2010/wordprocessingGroup" xmlns:wpi="http://schemas.microsoft.com/office/word/2010/wordprocessingInk" xmlns:wps="http://schemas.microsoft.com/office/word/2010/wordprocessingShape" mc:Ignorable="w14 wp14">
   <w:p>
     <w:pPr>
       <w:pStyle w:val="Header"/>
@@ -2018,7 +2246,7 @@
     </w:pPr>
     <w:r>
       <w:rPr>
-        <w:rFonts w:ascii="Times New Roman" w:hAnsi="Times New Roman"/>
+        <w:rFonts w:ascii="Times New Roman" w:hAnsi="Times New Roman" w:eastAsia="黑体"/>
         <w:sz w:val="18"/>
         <w:rFonts w:eastAsia="黑体"/>
         <w:rFonts w:eastAsia="黑体"/>
@@ -2030,7 +2258,7 @@
 </file>
 
 <file path=word/numbering.xml><?xml version="1.0" encoding="utf-8"?>
-<w:numbering xmlns:m="http://schemas.openxmlformats.org/officeDocument/2006/math" xmlns:mc="http://schemas.openxmlformats.org/markup-compatibility/2006" xmlns:mo="http://schemas.microsoft.com/office/mac/office/2008/main" xmlns:mv="urn:schemas-microsoft-com:mac:vml" xmlns:o="urn:schemas-microsoft-com:office:office" xmlns:r="http://schemas.openxmlformats.org/officeDocument/2006/relationships" xmlns:v="urn:schemas-microsoft-com:vml" xmlns:w="http://schemas.openxmlformats.org/wordprocessingml/2006/main" xmlns:w10="urn:schemas-microsoft-com:office:word" xmlns:w14="http://schemas.microsoft.com/office/word/2010/wordml" xmlns:wne="http://schemas.microsoft.com/office/word/2006/wordml" xmlns:wp="http://schemas.openxmlformats.org/drawingml/2006/wordprocessingDrawing" xmlns:wp14="http://schemas.microsoft.com/office/word/2010/wordprocessingDrawing" xmlns:wpc="http://schemas.microsoft.com/office/word/2010/wordprocessingCanvas" xmlns:wpg="http://schemas.microsoft.com/office/word/2010/wordprocessingGroup" xmlns:wpi="http://schemas.microsoft.com/office/word/2010/wordprocessingInk" xmlns:wps="http://schemas.microsoft.com/office/word/2010/wordprocessingShape" mc:Ignorable="w14 wp14">
+<w:numbering xmlns:mc="http://schemas.openxmlformats.org/markup-compatibility/2006" xmlns:w="http://schemas.openxmlformats.org/wordprocessingml/2006/main" xmlns:m="http://schemas.openxmlformats.org/officeDocument/2006/math" xmlns:mo="http://schemas.microsoft.com/office/mac/office/2008/main" xmlns:mv="urn:schemas-microsoft-com:mac:vml" xmlns:o="urn:schemas-microsoft-com:office:office" xmlns:r="http://schemas.openxmlformats.org/officeDocument/2006/relationships" xmlns:v="urn:schemas-microsoft-com:vml" xmlns:w10="urn:schemas-microsoft-com:office:word" xmlns:w14="http://schemas.microsoft.com/office/word/2010/wordml" xmlns:wne="http://schemas.microsoft.com/office/word/2006/wordml" xmlns:wp="http://schemas.openxmlformats.org/drawingml/2006/wordprocessingDrawing" xmlns:wp14="http://schemas.microsoft.com/office/word/2010/wordprocessingDrawing" xmlns:wpc="http://schemas.microsoft.com/office/word/2010/wordprocessingCanvas" xmlns:wpg="http://schemas.microsoft.com/office/word/2010/wordprocessingGroup" xmlns:wpi="http://schemas.microsoft.com/office/word/2010/wordprocessingInk" xmlns:wps="http://schemas.microsoft.com/office/word/2010/wordprocessingShape" mc:Ignorable="w14 wp14">
   <w:abstractNum w:abstractNumId="0">
     <w:nsid w:val="FFFFFF7C"/>
     <w:multiLevelType w:val="singleLevel"/>
@@ -2117,7 +2345,7 @@
         <w:ind w:hanging="360" w:left="1440"/>
       </w:pPr>
       <w:rPr>
-        <w:rFonts w:ascii="Symbol" w:hAnsi="Symbol" w:hint="default"/>
+        <w:rFonts w:ascii="Symbol" w:hAnsi="Symbol" w:hint="default" w:eastAsia="黑体"/>
       </w:rPr>
     </w:lvl>
   </w:abstractNum>
@@ -2138,7 +2366,7 @@
         <w:ind w:hanging="360" w:left="1080"/>
       </w:pPr>
       <w:rPr>
-        <w:rFonts w:ascii="Symbol" w:hAnsi="Symbol" w:hint="default"/>
+        <w:rFonts w:ascii="Symbol" w:hAnsi="Symbol" w:hint="default" w:eastAsia="黑体"/>
       </w:rPr>
     </w:lvl>
   </w:abstractNum>
@@ -2159,7 +2387,7 @@
         <w:ind w:hanging="360" w:left="720"/>
       </w:pPr>
       <w:rPr>
-        <w:rFonts w:ascii="Symbol" w:hAnsi="Symbol" w:hint="default"/>
+        <w:rFonts w:ascii="Symbol" w:hAnsi="Symbol" w:hint="default" w:eastAsia="黑体"/>
       </w:rPr>
     </w:lvl>
   </w:abstractNum>
@@ -2198,7 +2426,7 @@
         <w:ind w:hanging="360" w:left="360"/>
       </w:pPr>
       <w:rPr>
-        <w:rFonts w:ascii="Symbol" w:hAnsi="Symbol" w:hint="default"/>
+        <w:rFonts w:ascii="Symbol" w:hAnsi="Symbol" w:hint="default" w:eastAsia="黑体"/>
       </w:rPr>
     </w:lvl>
   </w:abstractNum>
@@ -2289,7 +2517,7 @@
         <w:ind w:left="720" w:hanging="360"/>
       </w:pPr>
       <w:rPr>
-        <w:rFonts w:ascii="Symbol" w:hAnsi="Symbol" w:cs="Symbol" w:hint="default"/>
+        <w:rFonts w:ascii="Symbol" w:hAnsi="Symbol" w:cs="Symbol" w:hint="default" w:eastAsia="黑体"/>
       </w:rPr>
     </w:lvl>
     <w:lvl w:ilvl="1">
@@ -2300,7 +2528,7 @@
         <w:ind w:left="1440" w:hanging="360"/>
       </w:pPr>
       <w:rPr>
-        <w:rFonts w:ascii="Courier New" w:hAnsi="Courier New" w:cs="Courier New" w:hint="default"/>
+        <w:rFonts w:ascii="Courier New" w:hAnsi="Courier New" w:cs="Courier New" w:hint="default" w:eastAsia="黑体"/>
       </w:rPr>
     </w:lvl>
     <w:lvl w:ilvl="2">
@@ -2311,7 +2539,7 @@
         <w:ind w:left="2160" w:hanging="360"/>
       </w:pPr>
       <w:rPr>
-        <w:rFonts w:ascii="Wingdings" w:hAnsi="Wingdings" w:cs="Wingdings" w:hint="default"/>
+        <w:rFonts w:ascii="Wingdings" w:hAnsi="Wingdings" w:cs="Wingdings" w:hint="default" w:eastAsia="黑体"/>
       </w:rPr>
     </w:lvl>
     <w:lvl w:ilvl="3">
@@ -2322,7 +2550,7 @@
         <w:ind w:left="2880" w:hanging="360"/>
       </w:pPr>
       <w:rPr>
-        <w:rFonts w:ascii="Symbol" w:hAnsi="Symbol" w:cs="Symbol" w:hint="default"/>
+        <w:rFonts w:ascii="Symbol" w:hAnsi="Symbol" w:cs="Symbol" w:hint="default" w:eastAsia="黑体"/>
       </w:rPr>
     </w:lvl>
     <w:lvl w:ilvl="4">
@@ -2333,7 +2561,7 @@
         <w:ind w:left="3600" w:hanging="360"/>
       </w:pPr>
       <w:rPr>
-        <w:rFonts w:ascii="Courier New" w:hAnsi="Courier New" w:cs="Courier New" w:hint="default"/>
+        <w:rFonts w:ascii="Courier New" w:hAnsi="Courier New" w:cs="Courier New" w:hint="default" w:eastAsia="黑体"/>
       </w:rPr>
     </w:lvl>
     <w:lvl w:ilvl="5">
@@ -2344,7 +2572,7 @@
         <w:ind w:left="4320" w:hanging="360"/>
       </w:pPr>
       <w:rPr>
-        <w:rFonts w:ascii="Wingdings" w:hAnsi="Wingdings" w:cs="Wingdings" w:hint="default"/>
+        <w:rFonts w:ascii="Wingdings" w:hAnsi="Wingdings" w:cs="Wingdings" w:hint="default" w:eastAsia="黑体"/>
       </w:rPr>
     </w:lvl>
     <w:lvl w:ilvl="6">
@@ -2355,7 +2583,7 @@
         <w:ind w:left="5040" w:hanging="360"/>
       </w:pPr>
       <w:rPr>
-        <w:rFonts w:ascii="Symbol" w:hAnsi="Symbol" w:cs="Symbol" w:hint="default"/>
+        <w:rFonts w:ascii="Symbol" w:hAnsi="Symbol" w:cs="Symbol" w:hint="default" w:eastAsia="黑体"/>
       </w:rPr>
     </w:lvl>
     <w:lvl w:ilvl="7">
@@ -2366,7 +2594,7 @@
         <w:ind w:left="5760" w:hanging="360"/>
       </w:pPr>
       <w:rPr>
-        <w:rFonts w:ascii="Courier New" w:hAnsi="Courier New" w:cs="Courier New" w:hint="default"/>
+        <w:rFonts w:ascii="Courier New" w:hAnsi="Courier New" w:cs="Courier New" w:hint="default" w:eastAsia="黑体"/>
       </w:rPr>
     </w:lvl>
     <w:lvl w:ilvl="8">
@@ -2377,7 +2605,7 @@
         <w:ind w:left="6480" w:hanging="360"/>
       </w:pPr>
       <w:rPr>
-        <w:rFonts w:ascii="Wingdings" w:hAnsi="Wingdings" w:cs="Wingdings" w:hint="default"/>
+        <w:rFonts w:ascii="Wingdings" w:hAnsi="Wingdings" w:cs="Wingdings" w:hint="default" w:eastAsia="黑体"/>
       </w:rPr>
     </w:lvl>
   </w:abstractNum>
@@ -2433,11 +2661,11 @@
 </file>
 
 <file path=word/styles.xml><?xml version="1.0" encoding="utf-8"?>
-<w:styles xmlns:mc="http://schemas.openxmlformats.org/markup-compatibility/2006" xmlns:r="http://schemas.openxmlformats.org/officeDocument/2006/relationships" xmlns:w="http://schemas.openxmlformats.org/wordprocessingml/2006/main" xmlns:w14="http://schemas.microsoft.com/office/word/2010/wordml" mc:Ignorable="w14">
+<w:styles xmlns:mc="http://schemas.openxmlformats.org/markup-compatibility/2006" xmlns:w="http://schemas.openxmlformats.org/wordprocessingml/2006/main" xmlns:r="http://schemas.openxmlformats.org/officeDocument/2006/relationships" xmlns:w14="http://schemas.microsoft.com/office/word/2010/wordml" mc:Ignorable="w14">
   <w:docDefaults>
     <w:rPrDefault>
       <w:rPr>
-        <w:rFonts w:asciiTheme="minorHAnsi" w:cstheme="minorBidi" w:eastAsiaTheme="minorEastAsia" w:hAnsiTheme="minorHAnsi"/>
+        <w:rFonts w:asciiTheme="minorHAnsi" w:cstheme="minorBidi" w:hAnsiTheme="minorHAnsi" w:eastAsia="黑体"/>
         <w:sz w:val="22"/>
         <w:szCs w:val="22"/>
         <w:lang w:bidi="ar-SA" w:eastAsia="en-US" w:val="en-US"/>
@@ -2659,7 +2887,7 @@
       <w:outlineLvl w:val="0"/>
     </w:pPr>
     <w:rPr>
-      <w:rFonts w:ascii="Times New Roman" w:asciiTheme="majorHAnsi" w:cstheme="majorBidi" w:eastAsia="黑体" w:eastAsiaTheme="majorEastAsia" w:hAnsi="Times New Roman" w:hAnsiTheme="majorHAnsi"/>
+      <w:rFonts w:ascii="Times New Roman" w:asciiTheme="majorHAnsi" w:cstheme="majorBidi" w:eastAsia="黑体" w:hAnsi="Times New Roman" w:hAnsiTheme="majorHAnsi"/>
       <w:b/>
       <w:bCs/>
       <w:color w:val="1F3864"/>
@@ -2683,7 +2911,7 @@
       <w:outlineLvl w:val="1"/>
     </w:pPr>
     <w:rPr>
-      <w:rFonts w:ascii="Times New Roman" w:asciiTheme="majorHAnsi" w:cstheme="majorBidi" w:eastAsia="黑体" w:eastAsiaTheme="majorEastAsia" w:hAnsi="Times New Roman" w:hAnsiTheme="majorHAnsi"/>
+      <w:rFonts w:ascii="Times New Roman" w:asciiTheme="majorHAnsi" w:cstheme="majorBidi" w:eastAsia="黑体" w:hAnsi="Times New Roman" w:hAnsiTheme="majorHAnsi"/>
       <w:b/>
       <w:bCs/>
       <w:color w:val="2E4E7E"/>
@@ -2707,7 +2935,7 @@
       <w:outlineLvl w:val="2"/>
     </w:pPr>
     <w:rPr>
-      <w:rFonts w:ascii="Times New Roman" w:asciiTheme="majorHAnsi" w:cstheme="majorBidi" w:eastAsia="黑体" w:eastAsiaTheme="majorEastAsia" w:hAnsi="Times New Roman" w:hAnsiTheme="majorHAnsi"/>
+      <w:rFonts w:ascii="Times New Roman" w:asciiTheme="majorHAnsi" w:cstheme="majorBidi" w:eastAsia="黑体" w:hAnsi="Times New Roman" w:hAnsiTheme="majorHAnsi"/>
       <w:b/>
       <w:bCs/>
       <w:color w:val="2E4E7E"/>
@@ -2731,7 +2959,7 @@
       <w:outlineLvl w:val="3"/>
     </w:pPr>
     <w:rPr>
-      <w:rFonts w:ascii="Times New Roman" w:asciiTheme="majorHAnsi" w:cstheme="majorBidi" w:eastAsia="黑体" w:eastAsiaTheme="majorEastAsia" w:hAnsi="Times New Roman" w:hAnsiTheme="majorHAnsi"/>
+      <w:rFonts w:ascii="Times New Roman" w:asciiTheme="majorHAnsi" w:cstheme="majorBidi" w:eastAsia="黑体" w:hAnsi="Times New Roman" w:hAnsiTheme="majorHAnsi"/>
       <w:b/>
       <w:bCs/>
       <w:i/>
@@ -2757,7 +2985,7 @@
       <w:outlineLvl w:val="4"/>
     </w:pPr>
     <w:rPr>
-      <w:rFonts w:ascii="Times New Roman" w:asciiTheme="majorHAnsi" w:cstheme="majorBidi" w:eastAsia="黑体" w:eastAsiaTheme="majorEastAsia" w:hAnsi="Times New Roman" w:hAnsiTheme="majorHAnsi"/>
+      <w:rFonts w:ascii="Times New Roman" w:asciiTheme="majorHAnsi" w:cstheme="majorBidi" w:eastAsia="黑体" w:hAnsi="Times New Roman" w:hAnsiTheme="majorHAnsi"/>
       <w:b/>
       <w:color w:val="333333"/>
       <w:sz w:val="22"/>
@@ -2780,7 +3008,7 @@
       <w:outlineLvl w:val="5"/>
     </w:pPr>
     <w:rPr>
-      <w:rFonts w:asciiTheme="majorHAnsi" w:cstheme="majorBidi" w:eastAsiaTheme="majorEastAsia" w:hAnsiTheme="majorHAnsi"/>
+      <w:rFonts w:asciiTheme="majorHAnsi" w:cstheme="majorBidi" w:hAnsiTheme="majorHAnsi" w:eastAsia="黑体"/>
       <w:i/>
       <w:iCs/>
       <w:color w:themeColor="accent1" w:themeShade="7F" w:val="243F60"/>
@@ -2803,7 +3031,7 @@
       <w:outlineLvl w:val="6"/>
     </w:pPr>
     <w:rPr>
-      <w:rFonts w:asciiTheme="majorHAnsi" w:cstheme="majorBidi" w:eastAsiaTheme="majorEastAsia" w:hAnsiTheme="majorHAnsi"/>
+      <w:rFonts w:asciiTheme="majorHAnsi" w:cstheme="majorBidi" w:hAnsiTheme="majorHAnsi" w:eastAsia="黑体"/>
       <w:i/>
       <w:iCs/>
       <w:color w:themeColor="text1" w:themeTint="BF" w:val="404040"/>
@@ -2826,7 +3054,7 @@
       <w:outlineLvl w:val="7"/>
     </w:pPr>
     <w:rPr>
-      <w:rFonts w:asciiTheme="majorHAnsi" w:cstheme="majorBidi" w:eastAsiaTheme="majorEastAsia" w:hAnsiTheme="majorHAnsi"/>
+      <w:rFonts w:asciiTheme="majorHAnsi" w:cstheme="majorBidi" w:hAnsiTheme="majorHAnsi" w:eastAsia="黑体"/>
       <w:color w:themeColor="accent1" w:val="4F81BD"/>
       <w:sz w:val="20"/>
       <w:szCs w:val="20"/>
@@ -2849,7 +3077,7 @@
       <w:outlineLvl w:val="8"/>
     </w:pPr>
     <w:rPr>
-      <w:rFonts w:asciiTheme="majorHAnsi" w:cstheme="majorBidi" w:eastAsiaTheme="majorEastAsia" w:hAnsiTheme="majorHAnsi"/>
+      <w:rFonts w:asciiTheme="majorHAnsi" w:cstheme="majorBidi" w:hAnsiTheme="majorHAnsi" w:eastAsia="黑体"/>
       <w:i/>
       <w:iCs/>
       <w:color w:themeColor="text1" w:themeTint="BF" w:val="404040"/>
@@ -2900,7 +3128,7 @@
     <w:uiPriority w:val="9"/>
     <w:rsid w:val="00FC693F"/>
     <w:rPr>
-      <w:rFonts w:asciiTheme="majorHAnsi" w:cstheme="majorBidi" w:eastAsiaTheme="majorEastAsia" w:hAnsiTheme="majorHAnsi"/>
+      <w:rFonts w:asciiTheme="majorHAnsi" w:cstheme="majorBidi" w:hAnsiTheme="majorHAnsi" w:eastAsia="黑体"/>
       <w:b/>
       <w:bCs/>
       <w:color w:themeColor="accent1" w:themeShade="BF" w:val="365F91"/>
@@ -2915,7 +3143,7 @@
     <w:uiPriority w:val="9"/>
     <w:rsid w:val="00FC693F"/>
     <w:rPr>
-      <w:rFonts w:asciiTheme="majorHAnsi" w:cstheme="majorBidi" w:eastAsiaTheme="majorEastAsia" w:hAnsiTheme="majorHAnsi"/>
+      <w:rFonts w:asciiTheme="majorHAnsi" w:cstheme="majorBidi" w:hAnsiTheme="majorHAnsi" w:eastAsia="黑体"/>
       <w:b/>
       <w:bCs/>
       <w:color w:themeColor="accent1" w:val="4F81BD"/>
@@ -2930,7 +3158,7 @@
     <w:uiPriority w:val="9"/>
     <w:rsid w:val="00FC693F"/>
     <w:rPr>
-      <w:rFonts w:asciiTheme="majorHAnsi" w:cstheme="majorBidi" w:eastAsiaTheme="majorEastAsia" w:hAnsiTheme="majorHAnsi"/>
+      <w:rFonts w:asciiTheme="majorHAnsi" w:cstheme="majorBidi" w:hAnsiTheme="majorHAnsi" w:eastAsia="黑体"/>
       <w:b/>
       <w:bCs/>
       <w:color w:themeColor="accent1" w:val="4F81BD"/>
@@ -2953,7 +3181,7 @@
       <w:contextualSpacing/>
     </w:pPr>
     <w:rPr>
-      <w:rFonts w:ascii="Times New Roman" w:asciiTheme="majorHAnsi" w:cstheme="majorBidi" w:eastAsia="黑体" w:eastAsiaTheme="majorEastAsia" w:hAnsi="Times New Roman" w:hAnsiTheme="majorHAnsi"/>
+      <w:rFonts w:ascii="Times New Roman" w:asciiTheme="majorHAnsi" w:cstheme="majorBidi" w:eastAsia="黑体" w:hAnsi="Times New Roman" w:hAnsiTheme="majorHAnsi"/>
       <w:b/>
       <w:color w:val="1F3864"/>
       <w:spacing w:val="5"/>
@@ -2969,7 +3197,7 @@
     <w:uiPriority w:val="10"/>
     <w:rsid w:val="00FC693F"/>
     <w:rPr>
-      <w:rFonts w:asciiTheme="majorHAnsi" w:cstheme="majorBidi" w:eastAsiaTheme="majorEastAsia" w:hAnsiTheme="majorHAnsi"/>
+      <w:rFonts w:asciiTheme="majorHAnsi" w:cstheme="majorBidi" w:hAnsiTheme="majorHAnsi" w:eastAsia="黑体"/>
       <w:color w:themeColor="text2" w:themeShade="BF" w:val="17365D"/>
       <w:spacing w:val="5"/>
       <w:kern w:val="28"/>
@@ -2991,7 +3219,7 @@
       </w:numPr>
     </w:pPr>
     <w:rPr>
-      <w:rFonts w:asciiTheme="majorHAnsi" w:cstheme="majorBidi" w:eastAsiaTheme="majorEastAsia" w:hAnsiTheme="majorHAnsi"/>
+      <w:rFonts w:asciiTheme="majorHAnsi" w:cstheme="majorBidi" w:hAnsiTheme="majorHAnsi" w:eastAsia="黑体"/>
       <w:i/>
       <w:iCs/>
       <w:color w:themeColor="accent1" w:val="4F81BD"/>
@@ -3007,7 +3235,7 @@
     <w:uiPriority w:val="11"/>
     <w:rsid w:val="00FC693F"/>
     <w:rPr>
-      <w:rFonts w:asciiTheme="majorHAnsi" w:cstheme="majorBidi" w:eastAsiaTheme="majorEastAsia" w:hAnsiTheme="majorHAnsi"/>
+      <w:rFonts w:asciiTheme="majorHAnsi" w:cstheme="majorBidi" w:hAnsiTheme="majorHAnsi" w:eastAsia="黑体"/>
       <w:i/>
       <w:iCs/>
       <w:color w:themeColor="accent1" w:val="4F81BD"/>
@@ -3074,6 +3302,7 @@
       <w:spacing w:after="120"/>
     </w:pPr>
     <w:rPr>
+      <w:rFonts w:eastAsia="黑体"/>
       <w:sz w:val="16"/>
       <w:szCs w:val="16"/>
     </w:rPr>
@@ -3085,6 +3314,7 @@
     <w:uiPriority w:val="99"/>
     <w:rsid w:val="00AA1D8D"/>
     <w:rPr>
+      <w:rFonts w:eastAsia="黑体"/>
       <w:sz w:val="16"/>
       <w:szCs w:val="16"/>
     </w:rPr>
@@ -3254,7 +3484,7 @@
       </w:tabs>
     </w:pPr>
     <w:rPr>
-      <w:rFonts w:ascii="Courier" w:hAnsi="Courier"/>
+      <w:rFonts w:ascii="Courier" w:hAnsi="Courier" w:eastAsia="黑体"/>
       <w:sz w:val="20"/>
       <w:szCs w:val="20"/>
     </w:rPr>
@@ -3266,7 +3496,7 @@
     <w:uiPriority w:val="99"/>
     <w:rsid w:val="0029639D"/>
     <w:rPr>
-      <w:rFonts w:ascii="Courier" w:hAnsi="Courier"/>
+      <w:rFonts w:ascii="Courier" w:hAnsi="Courier" w:eastAsia="黑体"/>
       <w:sz w:val="20"/>
       <w:szCs w:val="20"/>
     </w:rPr>
@@ -3302,6 +3532,7 @@
     <w:uiPriority w:val="29"/>
     <w:rsid w:val="00FC693F"/>
     <w:rPr>
+      <w:rFonts w:eastAsia="黑体"/>
       <w:i/>
       <w:iCs/>
       <w:color w:themeColor="text1" w:val="000000"/>
@@ -3315,7 +3546,7 @@
     <w:semiHidden/>
     <w:rsid w:val="00FC693F"/>
     <w:rPr>
-      <w:rFonts w:asciiTheme="majorHAnsi" w:cstheme="majorBidi" w:eastAsiaTheme="majorEastAsia" w:hAnsiTheme="majorHAnsi"/>
+      <w:rFonts w:asciiTheme="majorHAnsi" w:cstheme="majorBidi" w:hAnsiTheme="majorHAnsi" w:eastAsia="黑体"/>
       <w:b/>
       <w:bCs/>
       <w:i/>
@@ -3331,7 +3562,7 @@
     <w:semiHidden/>
     <w:rsid w:val="00FC693F"/>
     <w:rPr>
-      <w:rFonts w:asciiTheme="majorHAnsi" w:cstheme="majorBidi" w:eastAsiaTheme="majorEastAsia" w:hAnsiTheme="majorHAnsi"/>
+      <w:rFonts w:asciiTheme="majorHAnsi" w:cstheme="majorBidi" w:hAnsiTheme="majorHAnsi" w:eastAsia="黑体"/>
       <w:color w:themeColor="accent1" w:themeShade="7F" w:val="243F60"/>
     </w:rPr>
   </w:style>
@@ -3343,7 +3574,7 @@
     <w:semiHidden/>
     <w:rsid w:val="00FC693F"/>
     <w:rPr>
-      <w:rFonts w:asciiTheme="majorHAnsi" w:cstheme="majorBidi" w:eastAsiaTheme="majorEastAsia" w:hAnsiTheme="majorHAnsi"/>
+      <w:rFonts w:asciiTheme="majorHAnsi" w:cstheme="majorBidi" w:hAnsiTheme="majorHAnsi" w:eastAsia="黑体"/>
       <w:i/>
       <w:iCs/>
       <w:color w:themeColor="accent1" w:themeShade="7F" w:val="243F60"/>
@@ -3357,7 +3588,7 @@
     <w:semiHidden/>
     <w:rsid w:val="00FC693F"/>
     <w:rPr>
-      <w:rFonts w:asciiTheme="majorHAnsi" w:cstheme="majorBidi" w:eastAsiaTheme="majorEastAsia" w:hAnsiTheme="majorHAnsi"/>
+      <w:rFonts w:asciiTheme="majorHAnsi" w:cstheme="majorBidi" w:hAnsiTheme="majorHAnsi" w:eastAsia="黑体"/>
       <w:i/>
       <w:iCs/>
       <w:color w:themeColor="text1" w:themeTint="BF" w:val="404040"/>
@@ -3371,7 +3602,7 @@
     <w:semiHidden/>
     <w:rsid w:val="00FC693F"/>
     <w:rPr>
-      <w:rFonts w:asciiTheme="majorHAnsi" w:cstheme="majorBidi" w:eastAsiaTheme="majorEastAsia" w:hAnsiTheme="majorHAnsi"/>
+      <w:rFonts w:asciiTheme="majorHAnsi" w:cstheme="majorBidi" w:hAnsiTheme="majorHAnsi" w:eastAsia="黑体"/>
       <w:color w:themeColor="accent1" w:val="4F81BD"/>
       <w:sz w:val="20"/>
       <w:szCs w:val="20"/>
@@ -3385,7 +3616,7 @@
     <w:semiHidden/>
     <w:rsid w:val="00FC693F"/>
     <w:rPr>
-      <w:rFonts w:asciiTheme="majorHAnsi" w:cstheme="majorBidi" w:eastAsiaTheme="majorEastAsia" w:hAnsiTheme="majorHAnsi"/>
+      <w:rFonts w:asciiTheme="majorHAnsi" w:cstheme="majorBidi" w:hAnsiTheme="majorHAnsi" w:eastAsia="黑体"/>
       <w:i/>
       <w:iCs/>
       <w:color w:themeColor="text1" w:themeTint="BF" w:val="404040"/>
@@ -3406,6 +3637,7 @@
       <w:spacing w:line="240" w:lineRule="auto"/>
     </w:pPr>
     <w:rPr>
+      <w:rFonts w:eastAsia="黑体"/>
       <w:b/>
       <w:bCs/>
       <w:color w:themeColor="accent1" w:val="4F81BD"/>
@@ -3420,6 +3652,7 @@
     <w:qFormat/>
     <w:rsid w:val="00FC693F"/>
     <w:rPr>
+      <w:rFonts w:eastAsia="黑体"/>
       <w:b/>
       <w:bCs/>
     </w:rPr>
@@ -3431,6 +3664,7 @@
     <w:qFormat/>
     <w:rsid w:val="00FC693F"/>
     <w:rPr>
+      <w:rFonts w:eastAsia="黑体"/>
       <w:i/>
       <w:iCs/>
     </w:rPr>
@@ -3451,6 +3685,7 @@
       <w:ind w:left="936" w:right="936"/>
     </w:pPr>
     <w:rPr>
+      <w:rFonts w:eastAsia="黑体"/>
       <w:b/>
       <w:bCs/>
       <w:i/>
@@ -3465,6 +3700,7 @@
     <w:uiPriority w:val="30"/>
     <w:rsid w:val="00FC693F"/>
     <w:rPr>
+      <w:rFonts w:eastAsia="黑体"/>
       <w:b/>
       <w:bCs/>
       <w:i/>
@@ -3479,6 +3715,7 @@
     <w:qFormat/>
     <w:rsid w:val="00FC693F"/>
     <w:rPr>
+      <w:rFonts w:eastAsia="黑体"/>
       <w:i/>
       <w:iCs/>
       <w:color w:themeColor="text1" w:themeTint="7F" w:val="808080"/>
@@ -3491,6 +3728,7 @@
     <w:qFormat/>
     <w:rsid w:val="00FC693F"/>
     <w:rPr>
+      <w:rFonts w:eastAsia="黑体"/>
       <w:b/>
       <w:bCs/>
       <w:i/>
@@ -3505,6 +3743,7 @@
     <w:qFormat/>
     <w:rsid w:val="00FC693F"/>
     <w:rPr>
+      <w:rFonts w:eastAsia="黑体"/>
       <w:smallCaps/>
       <w:color w:themeColor="accent2" w:val="C0504D"/>
       <w:u w:val="single"/>
@@ -3517,6 +3756,7 @@
     <w:qFormat/>
     <w:rsid w:val="00FC693F"/>
     <w:rPr>
+      <w:rFonts w:eastAsia="黑体"/>
       <w:b/>
       <w:bCs/>
       <w:smallCaps/>
@@ -3532,6 +3772,7 @@
     <w:qFormat/>
     <w:rsid w:val="00FC693F"/>
     <w:rPr>
+      <w:rFonts w:eastAsia="黑体"/>
       <w:b/>
       <w:bCs/>
       <w:smallCaps/>
@@ -3586,6 +3827,7 @@
       <w:spacing w:after="0" w:line="240" w:lineRule="auto"/>
     </w:pPr>
     <w:rPr>
+      <w:rFonts w:eastAsia="黑体"/>
       <w:color w:themeColor="text1" w:themeShade="BF" w:val="000000"/>
     </w:rPr>
     <w:tblPr>
@@ -3608,6 +3850,7 @@
         <w:spacing w:after="0" w:before="0" w:line="240" w:lineRule="auto"/>
       </w:pPr>
       <w:rPr>
+        <w:rFonts w:eastAsia="黑体"/>
         <w:b/>
         <w:bCs/>
       </w:rPr>
@@ -3628,6 +3871,7 @@
         <w:spacing w:after="0" w:before="0" w:line="240" w:lineRule="auto"/>
       </w:pPr>
       <w:rPr>
+        <w:rFonts w:eastAsia="黑体"/>
         <w:b/>
         <w:bCs/>
       </w:rPr>
@@ -3645,12 +3889,14 @@
     </w:tblStylePr>
     <w:tblStylePr w:type="firstCol">
       <w:rPr>
+        <w:rFonts w:eastAsia="黑体"/>
         <w:b/>
         <w:bCs/>
       </w:rPr>
     </w:tblStylePr>
     <w:tblStylePr w:type="lastCol">
       <w:rPr>
+        <w:rFonts w:eastAsia="黑体"/>
         <w:b/>
         <w:bCs/>
       </w:rPr>
@@ -3689,6 +3935,7 @@
       <w:spacing w:after="0" w:line="240" w:lineRule="auto"/>
     </w:pPr>
     <w:rPr>
+      <w:rFonts w:eastAsia="黑体"/>
       <w:color w:themeColor="accent1" w:themeShade="BF" w:val="365F91"/>
     </w:rPr>
     <w:tblPr>
@@ -3711,6 +3958,7 @@
         <w:spacing w:after="0" w:before="0" w:line="240" w:lineRule="auto"/>
       </w:pPr>
       <w:rPr>
+        <w:rFonts w:eastAsia="黑体"/>
         <w:b/>
         <w:bCs/>
       </w:rPr>
@@ -3731,6 +3979,7 @@
         <w:spacing w:after="0" w:before="0" w:line="240" w:lineRule="auto"/>
       </w:pPr>
       <w:rPr>
+        <w:rFonts w:eastAsia="黑体"/>
         <w:b/>
         <w:bCs/>
       </w:rPr>
@@ -3748,12 +3997,14 @@
     </w:tblStylePr>
     <w:tblStylePr w:type="firstCol">
       <w:rPr>
+        <w:rFonts w:eastAsia="黑体"/>
         <w:b/>
         <w:bCs/>
       </w:rPr>
     </w:tblStylePr>
     <w:tblStylePr w:type="lastCol">
       <w:rPr>
+        <w:rFonts w:eastAsia="黑体"/>
         <w:b/>
         <w:bCs/>
       </w:rPr>
@@ -3792,6 +4043,7 @@
       <w:spacing w:after="0" w:line="240" w:lineRule="auto"/>
     </w:pPr>
     <w:rPr>
+      <w:rFonts w:eastAsia="黑体"/>
       <w:color w:themeColor="accent2" w:themeShade="BF" w:val="943634"/>
     </w:rPr>
     <w:tblPr>
@@ -3814,6 +4066,7 @@
         <w:spacing w:after="0" w:before="0" w:line="240" w:lineRule="auto"/>
       </w:pPr>
       <w:rPr>
+        <w:rFonts w:eastAsia="黑体"/>
         <w:b/>
         <w:bCs/>
       </w:rPr>
@@ -3834,6 +4087,7 @@
         <w:spacing w:after="0" w:before="0" w:line="240" w:lineRule="auto"/>
       </w:pPr>
       <w:rPr>
+        <w:rFonts w:eastAsia="黑体"/>
         <w:b/>
         <w:bCs/>
       </w:rPr>
@@ -3851,12 +4105,14 @@
     </w:tblStylePr>
     <w:tblStylePr w:type="firstCol">
       <w:rPr>
+        <w:rFonts w:eastAsia="黑体"/>
         <w:b/>
         <w:bCs/>
       </w:rPr>
     </w:tblStylePr>
     <w:tblStylePr w:type="lastCol">
       <w:rPr>
+        <w:rFonts w:eastAsia="黑体"/>
         <w:b/>
         <w:bCs/>
       </w:rPr>
@@ -3895,6 +4151,7 @@
       <w:spacing w:after="0" w:line="240" w:lineRule="auto"/>
     </w:pPr>
     <w:rPr>
+      <w:rFonts w:eastAsia="黑体"/>
       <w:color w:themeColor="accent3" w:themeShade="BF" w:val="76923C"/>
     </w:rPr>
     <w:tblPr>
@@ -3917,6 +4174,7 @@
         <w:spacing w:after="0" w:before="0" w:line="240" w:lineRule="auto"/>
       </w:pPr>
       <w:rPr>
+        <w:rFonts w:eastAsia="黑体"/>
         <w:b/>
         <w:bCs/>
       </w:rPr>
@@ -3937,6 +4195,7 @@
         <w:spacing w:after="0" w:before="0" w:line="240" w:lineRule="auto"/>
       </w:pPr>
       <w:rPr>
+        <w:rFonts w:eastAsia="黑体"/>
         <w:b/>
         <w:bCs/>
       </w:rPr>
@@ -3954,12 +4213,14 @@
     </w:tblStylePr>
     <w:tblStylePr w:type="firstCol">
       <w:rPr>
+        <w:rFonts w:eastAsia="黑体"/>
         <w:b/>
         <w:bCs/>
       </w:rPr>
     </w:tblStylePr>
     <w:tblStylePr w:type="lastCol">
       <w:rPr>
+        <w:rFonts w:eastAsia="黑体"/>
         <w:b/>
         <w:bCs/>
       </w:rPr>
@@ -3998,6 +4259,7 @@
       <w:spacing w:after="0" w:line="240" w:lineRule="auto"/>
     </w:pPr>
     <w:rPr>
+      <w:rFonts w:eastAsia="黑体"/>
       <w:color w:themeColor="accent4" w:themeShade="BF" w:val="5F497A"/>
     </w:rPr>
     <w:tblPr>
@@ -4020,6 +4282,7 @@
         <w:spacing w:after="0" w:before="0" w:line="240" w:lineRule="auto"/>
       </w:pPr>
       <w:rPr>
+        <w:rFonts w:eastAsia="黑体"/>
         <w:b/>
         <w:bCs/>
       </w:rPr>
@@ -4040,6 +4303,7 @@
         <w:spacing w:after="0" w:before="0" w:line="240" w:lineRule="auto"/>
       </w:pPr>
       <w:rPr>
+        <w:rFonts w:eastAsia="黑体"/>
         <w:b/>
         <w:bCs/>
       </w:rPr>
@@ -4057,12 +4321,14 @@
     </w:tblStylePr>
     <w:tblStylePr w:type="firstCol">
       <w:rPr>
+        <w:rFonts w:eastAsia="黑体"/>
         <w:b/>
         <w:bCs/>
       </w:rPr>
     </w:tblStylePr>
     <w:tblStylePr w:type="lastCol">
       <w:rPr>
+        <w:rFonts w:eastAsia="黑体"/>
         <w:b/>
         <w:bCs/>
       </w:rPr>
@@ -4101,6 +4367,7 @@
       <w:spacing w:after="0" w:line="240" w:lineRule="auto"/>
     </w:pPr>
     <w:rPr>
+      <w:rFonts w:eastAsia="黑体"/>
       <w:color w:themeColor="accent5" w:themeShade="BF" w:val="31849B"/>
     </w:rPr>
     <w:tblPr>
@@ -4123,6 +4390,7 @@
         <w:spacing w:after="0" w:before="0" w:line="240" w:lineRule="auto"/>
       </w:pPr>
       <w:rPr>
+        <w:rFonts w:eastAsia="黑体"/>
         <w:b/>
         <w:bCs/>
       </w:rPr>
@@ -4143,6 +4411,7 @@
         <w:spacing w:after="0" w:before="0" w:line="240" w:lineRule="auto"/>
       </w:pPr>
       <w:rPr>
+        <w:rFonts w:eastAsia="黑体"/>
         <w:b/>
         <w:bCs/>
       </w:rPr>
@@ -4160,12 +4429,14 @@
     </w:tblStylePr>
     <w:tblStylePr w:type="firstCol">
       <w:rPr>
+        <w:rFonts w:eastAsia="黑体"/>
         <w:b/>
         <w:bCs/>
       </w:rPr>
     </w:tblStylePr>
     <w:tblStylePr w:type="lastCol">
       <w:rPr>
+        <w:rFonts w:eastAsia="黑体"/>
         <w:b/>
         <w:bCs/>
       </w:rPr>
@@ -4204,6 +4475,7 @@
       <w:spacing w:after="0" w:line="240" w:lineRule="auto"/>
     </w:pPr>
     <w:rPr>
+      <w:rFonts w:eastAsia="黑体"/>
       <w:color w:themeColor="accent6" w:themeShade="BF" w:val="E36C0A"/>
     </w:rPr>
     <w:tblPr>
@@ -4226,6 +4498,7 @@
         <w:spacing w:after="0" w:before="0" w:line="240" w:lineRule="auto"/>
       </w:pPr>
       <w:rPr>
+        <w:rFonts w:eastAsia="黑体"/>
         <w:b/>
         <w:bCs/>
       </w:rPr>
@@ -4246,6 +4519,7 @@
         <w:spacing w:after="0" w:before="0" w:line="240" w:lineRule="auto"/>
       </w:pPr>
       <w:rPr>
+        <w:rFonts w:eastAsia="黑体"/>
         <w:b/>
         <w:bCs/>
       </w:rPr>
@@ -4263,12 +4537,14 @@
     </w:tblStylePr>
     <w:tblStylePr w:type="firstCol">
       <w:rPr>
+        <w:rFonts w:eastAsia="黑体"/>
         <w:b/>
         <w:bCs/>
       </w:rPr>
     </w:tblStylePr>
     <w:tblStylePr w:type="lastCol">
       <w:rPr>
+        <w:rFonts w:eastAsia="黑体"/>
         <w:b/>
         <w:bCs/>
       </w:rPr>
@@ -4328,6 +4604,7 @@
         <w:spacing w:after="0" w:before="0" w:line="240" w:lineRule="auto"/>
       </w:pPr>
       <w:rPr>
+        <w:rFonts w:eastAsia="黑体"/>
         <w:b/>
         <w:bCs/>
         <w:color w:themeColor="background1" w:val="FFFFFF"/>
@@ -4342,6 +4619,7 @@
         <w:spacing w:after="0" w:before="0" w:line="240" w:lineRule="auto"/>
       </w:pPr>
       <w:rPr>
+        <w:rFonts w:eastAsia="黑体"/>
         <w:b/>
         <w:bCs/>
       </w:rPr>
@@ -4357,12 +4635,14 @@
     </w:tblStylePr>
     <w:tblStylePr w:type="firstCol">
       <w:rPr>
+        <w:rFonts w:eastAsia="黑体"/>
         <w:b/>
         <w:bCs/>
       </w:rPr>
     </w:tblStylePr>
     <w:tblStylePr w:type="lastCol">
       <w:rPr>
+        <w:rFonts w:eastAsia="黑体"/>
         <w:b/>
         <w:bCs/>
       </w:rPr>
@@ -4420,6 +4700,7 @@
         <w:spacing w:after="0" w:before="0" w:line="240" w:lineRule="auto"/>
       </w:pPr>
       <w:rPr>
+        <w:rFonts w:eastAsia="黑体"/>
         <w:b/>
         <w:bCs/>
         <w:color w:themeColor="background1" w:val="FFFFFF"/>
@@ -4434,6 +4715,7 @@
         <w:spacing w:after="0" w:before="0" w:line="240" w:lineRule="auto"/>
       </w:pPr>
       <w:rPr>
+        <w:rFonts w:eastAsia="黑体"/>
         <w:b/>
         <w:bCs/>
       </w:rPr>
@@ -4449,12 +4731,14 @@
     </w:tblStylePr>
     <w:tblStylePr w:type="firstCol">
       <w:rPr>
+        <w:rFonts w:eastAsia="黑体"/>
         <w:b/>
         <w:bCs/>
       </w:rPr>
     </w:tblStylePr>
     <w:tblStylePr w:type="lastCol">
       <w:rPr>
+        <w:rFonts w:eastAsia="黑体"/>
         <w:b/>
         <w:bCs/>
       </w:rPr>
@@ -4512,6 +4796,7 @@
         <w:spacing w:after="0" w:before="0" w:line="240" w:lineRule="auto"/>
       </w:pPr>
       <w:rPr>
+        <w:rFonts w:eastAsia="黑体"/>
         <w:b/>
         <w:bCs/>
         <w:color w:themeColor="background1" w:val="FFFFFF"/>
@@ -4526,6 +4811,7 @@
         <w:spacing w:after="0" w:before="0" w:line="240" w:lineRule="auto"/>
       </w:pPr>
       <w:rPr>
+        <w:rFonts w:eastAsia="黑体"/>
         <w:b/>
         <w:bCs/>
       </w:rPr>
@@ -4541,12 +4827,14 @@
     </w:tblStylePr>
     <w:tblStylePr w:type="firstCol">
       <w:rPr>
+        <w:rFonts w:eastAsia="黑体"/>
         <w:b/>
         <w:bCs/>
       </w:rPr>
     </w:tblStylePr>
     <w:tblStylePr w:type="lastCol">
       <w:rPr>
+        <w:rFonts w:eastAsia="黑体"/>
         <w:b/>
         <w:bCs/>
       </w:rPr>
@@ -4604,6 +4892,7 @@
         <w:spacing w:after="0" w:before="0" w:line="240" w:lineRule="auto"/>
       </w:pPr>
       <w:rPr>
+        <w:rFonts w:eastAsia="黑体"/>
         <w:b/>
         <w:bCs/>
         <w:color w:themeColor="background1" w:val="FFFFFF"/>
@@ -4618,6 +4907,7 @@
         <w:spacing w:after="0" w:before="0" w:line="240" w:lineRule="auto"/>
       </w:pPr>
       <w:rPr>
+        <w:rFonts w:eastAsia="黑体"/>
         <w:b/>
         <w:bCs/>
       </w:rPr>
@@ -4633,12 +4923,14 @@
     </w:tblStylePr>
     <w:tblStylePr w:type="firstCol">
       <w:rPr>
+        <w:rFonts w:eastAsia="黑体"/>
         <w:b/>
         <w:bCs/>
       </w:rPr>
     </w:tblStylePr>
     <w:tblStylePr w:type="lastCol">
       <w:rPr>
+        <w:rFonts w:eastAsia="黑体"/>
         <w:b/>
         <w:bCs/>
       </w:rPr>
@@ -4696,6 +4988,7 @@
         <w:spacing w:after="0" w:before="0" w:line="240" w:lineRule="auto"/>
       </w:pPr>
       <w:rPr>
+        <w:rFonts w:eastAsia="黑体"/>
         <w:b/>
         <w:bCs/>
         <w:color w:themeColor="background1" w:val="FFFFFF"/>
@@ -4710,6 +5003,7 @@
         <w:spacing w:after="0" w:before="0" w:line="240" w:lineRule="auto"/>
       </w:pPr>
       <w:rPr>
+        <w:rFonts w:eastAsia="黑体"/>
         <w:b/>
         <w:bCs/>
       </w:rPr>
@@ -4725,12 +5019,14 @@
     </w:tblStylePr>
     <w:tblStylePr w:type="firstCol">
       <w:rPr>
+        <w:rFonts w:eastAsia="黑体"/>
         <w:b/>
         <w:bCs/>
       </w:rPr>
     </w:tblStylePr>
     <w:tblStylePr w:type="lastCol">
       <w:rPr>
+        <w:rFonts w:eastAsia="黑体"/>
         <w:b/>
         <w:bCs/>
       </w:rPr>
@@ -4788,6 +5084,7 @@
         <w:spacing w:after="0" w:before="0" w:line="240" w:lineRule="auto"/>
       </w:pPr>
       <w:rPr>
+        <w:rFonts w:eastAsia="黑体"/>
         <w:b/>
         <w:bCs/>
         <w:color w:themeColor="background1" w:val="FFFFFF"/>
@@ -4802,6 +5099,7 @@
         <w:spacing w:after="0" w:before="0" w:line="240" w:lineRule="auto"/>
       </w:pPr>
       <w:rPr>
+        <w:rFonts w:eastAsia="黑体"/>
         <w:b/>
         <w:bCs/>
       </w:rPr>
@@ -4817,12 +5115,14 @@
     </w:tblStylePr>
     <w:tblStylePr w:type="firstCol">
       <w:rPr>
+        <w:rFonts w:eastAsia="黑体"/>
         <w:b/>
         <w:bCs/>
       </w:rPr>
     </w:tblStylePr>
     <w:tblStylePr w:type="lastCol">
       <w:rPr>
+        <w:rFonts w:eastAsia="黑体"/>
         <w:b/>
         <w:bCs/>
       </w:rPr>
@@ -4880,6 +5180,7 @@
         <w:spacing w:after="0" w:before="0" w:line="240" w:lineRule="auto"/>
       </w:pPr>
       <w:rPr>
+        <w:rFonts w:eastAsia="黑体"/>
         <w:b/>
         <w:bCs/>
         <w:color w:themeColor="background1" w:val="FFFFFF"/>
@@ -4894,6 +5195,7 @@
         <w:spacing w:after="0" w:before="0" w:line="240" w:lineRule="auto"/>
       </w:pPr>
       <w:rPr>
+        <w:rFonts w:eastAsia="黑体"/>
         <w:b/>
         <w:bCs/>
       </w:rPr>
@@ -4909,12 +5211,14 @@
     </w:tblStylePr>
     <w:tblStylePr w:type="firstCol">
       <w:rPr>
+        <w:rFonts w:eastAsia="黑体"/>
         <w:b/>
         <w:bCs/>
       </w:rPr>
     </w:tblStylePr>
     <w:tblStylePr w:type="lastCol">
       <w:rPr>
+        <w:rFonts w:eastAsia="黑体"/>
         <w:b/>
         <w:bCs/>
       </w:rPr>
@@ -4974,7 +5278,7 @@
         <w:spacing w:after="0" w:before="0" w:line="240" w:lineRule="auto"/>
       </w:pPr>
       <w:rPr>
-        <w:rFonts w:asciiTheme="majorHAnsi" w:cstheme="majorBidi" w:eastAsiaTheme="majorEastAsia" w:hAnsiTheme="majorHAnsi"/>
+        <w:rFonts w:asciiTheme="majorHAnsi" w:cstheme="majorBidi" w:hAnsiTheme="majorHAnsi" w:eastAsia="黑体"/>
         <w:b/>
         <w:bCs/>
       </w:rPr>
@@ -4995,7 +5299,7 @@
         <w:spacing w:after="0" w:before="0" w:line="240" w:lineRule="auto"/>
       </w:pPr>
       <w:rPr>
-        <w:rFonts w:asciiTheme="majorHAnsi" w:cstheme="majorBidi" w:eastAsiaTheme="majorEastAsia" w:hAnsiTheme="majorHAnsi"/>
+        <w:rFonts w:asciiTheme="majorHAnsi" w:cstheme="majorBidi" w:hAnsiTheme="majorHAnsi" w:eastAsia="黑体"/>
         <w:b/>
         <w:bCs/>
       </w:rPr>
@@ -5013,14 +5317,14 @@
     </w:tblStylePr>
     <w:tblStylePr w:type="firstCol">
       <w:rPr>
-        <w:rFonts w:asciiTheme="majorHAnsi" w:cstheme="majorBidi" w:eastAsiaTheme="majorEastAsia" w:hAnsiTheme="majorHAnsi"/>
+        <w:rFonts w:asciiTheme="majorHAnsi" w:cstheme="majorBidi" w:hAnsiTheme="majorHAnsi" w:eastAsia="黑体"/>
         <w:b/>
         <w:bCs/>
       </w:rPr>
     </w:tblStylePr>
     <w:tblStylePr w:type="lastCol">
       <w:rPr>
-        <w:rFonts w:asciiTheme="majorHAnsi" w:cstheme="majorBidi" w:eastAsiaTheme="majorEastAsia" w:hAnsiTheme="majorHAnsi"/>
+        <w:rFonts w:asciiTheme="majorHAnsi" w:cstheme="majorBidi" w:hAnsiTheme="majorHAnsi" w:eastAsia="黑体"/>
         <w:b/>
         <w:bCs/>
       </w:rPr>
@@ -5104,7 +5408,7 @@
         <w:spacing w:after="0" w:before="0" w:line="240" w:lineRule="auto"/>
       </w:pPr>
       <w:rPr>
-        <w:rFonts w:asciiTheme="majorHAnsi" w:cstheme="majorBidi" w:eastAsiaTheme="majorEastAsia" w:hAnsiTheme="majorHAnsi"/>
+        <w:rFonts w:asciiTheme="majorHAnsi" w:cstheme="majorBidi" w:hAnsiTheme="majorHAnsi" w:eastAsia="黑体"/>
         <w:b/>
         <w:bCs/>
       </w:rPr>
@@ -5125,7 +5429,7 @@
         <w:spacing w:after="0" w:before="0" w:line="240" w:lineRule="auto"/>
       </w:pPr>
       <w:rPr>
-        <w:rFonts w:asciiTheme="majorHAnsi" w:cstheme="majorBidi" w:eastAsiaTheme="majorEastAsia" w:hAnsiTheme="majorHAnsi"/>
+        <w:rFonts w:asciiTheme="majorHAnsi" w:cstheme="majorBidi" w:hAnsiTheme="majorHAnsi" w:eastAsia="黑体"/>
         <w:b/>
         <w:bCs/>
       </w:rPr>
@@ -5143,14 +5447,14 @@
     </w:tblStylePr>
     <w:tblStylePr w:type="firstCol">
       <w:rPr>
-        <w:rFonts w:asciiTheme="majorHAnsi" w:cstheme="majorBidi" w:eastAsiaTheme="majorEastAsia" w:hAnsiTheme="majorHAnsi"/>
+        <w:rFonts w:asciiTheme="majorHAnsi" w:cstheme="majorBidi" w:hAnsiTheme="majorHAnsi" w:eastAsia="黑体"/>
         <w:b/>
         <w:bCs/>
       </w:rPr>
     </w:tblStylePr>
     <w:tblStylePr w:type="lastCol">
       <w:rPr>
-        <w:rFonts w:asciiTheme="majorHAnsi" w:cstheme="majorBidi" w:eastAsiaTheme="majorEastAsia" w:hAnsiTheme="majorHAnsi"/>
+        <w:rFonts w:asciiTheme="majorHAnsi" w:cstheme="majorBidi" w:hAnsiTheme="majorHAnsi" w:eastAsia="黑体"/>
         <w:b/>
         <w:bCs/>
       </w:rPr>
@@ -5234,7 +5538,7 @@
         <w:spacing w:after="0" w:before="0" w:line="240" w:lineRule="auto"/>
       </w:pPr>
       <w:rPr>
-        <w:rFonts w:asciiTheme="majorHAnsi" w:cstheme="majorBidi" w:eastAsiaTheme="majorEastAsia" w:hAnsiTheme="majorHAnsi"/>
+        <w:rFonts w:asciiTheme="majorHAnsi" w:cstheme="majorBidi" w:hAnsiTheme="majorHAnsi" w:eastAsia="黑体"/>
         <w:b/>
         <w:bCs/>
       </w:rPr>
@@ -5255,7 +5559,7 @@
         <w:spacing w:after="0" w:before="0" w:line="240" w:lineRule="auto"/>
       </w:pPr>
       <w:rPr>
-        <w:rFonts w:asciiTheme="majorHAnsi" w:cstheme="majorBidi" w:eastAsiaTheme="majorEastAsia" w:hAnsiTheme="majorHAnsi"/>
+        <w:rFonts w:asciiTheme="majorHAnsi" w:cstheme="majorBidi" w:hAnsiTheme="majorHAnsi" w:eastAsia="黑体"/>
         <w:b/>
         <w:bCs/>
       </w:rPr>
@@ -5273,14 +5577,14 @@
     </w:tblStylePr>
     <w:tblStylePr w:type="firstCol">
       <w:rPr>
-        <w:rFonts w:asciiTheme="majorHAnsi" w:cstheme="majorBidi" w:eastAsiaTheme="majorEastAsia" w:hAnsiTheme="majorHAnsi"/>
+        <w:rFonts w:asciiTheme="majorHAnsi" w:cstheme="majorBidi" w:hAnsiTheme="majorHAnsi" w:eastAsia="黑体"/>
         <w:b/>
         <w:bCs/>
       </w:rPr>
     </w:tblStylePr>
     <w:tblStylePr w:type="lastCol">
       <w:rPr>
-        <w:rFonts w:asciiTheme="majorHAnsi" w:cstheme="majorBidi" w:eastAsiaTheme="majorEastAsia" w:hAnsiTheme="majorHAnsi"/>
+        <w:rFonts w:asciiTheme="majorHAnsi" w:cstheme="majorBidi" w:hAnsiTheme="majorHAnsi" w:eastAsia="黑体"/>
         <w:b/>
         <w:bCs/>
       </w:rPr>
@@ -5364,7 +5668,7 @@
         <w:spacing w:after="0" w:before="0" w:line="240" w:lineRule="auto"/>
       </w:pPr>
       <w:rPr>
-        <w:rFonts w:asciiTheme="majorHAnsi" w:cstheme="majorBidi" w:eastAsiaTheme="majorEastAsia" w:hAnsiTheme="majorHAnsi"/>
+        <w:rFonts w:asciiTheme="majorHAnsi" w:cstheme="majorBidi" w:hAnsiTheme="majorHAnsi" w:eastAsia="黑体"/>
         <w:b/>
         <w:bCs/>
       </w:rPr>
@@ -5385,7 +5689,7 @@
         <w:spacing w:after="0" w:before="0" w:line="240" w:lineRule="auto"/>
       </w:pPr>
       <w:rPr>
-        <w:rFonts w:asciiTheme="majorHAnsi" w:cstheme="majorBidi" w:eastAsiaTheme="majorEastAsia" w:hAnsiTheme="majorHAnsi"/>
+        <w:rFonts w:asciiTheme="majorHAnsi" w:cstheme="majorBidi" w:hAnsiTheme="majorHAnsi" w:eastAsia="黑体"/>
         <w:b/>
         <w:bCs/>
       </w:rPr>
@@ -5403,14 +5707,14 @@
     </w:tblStylePr>
     <w:tblStylePr w:type="firstCol">
       <w:rPr>
-        <w:rFonts w:asciiTheme="majorHAnsi" w:cstheme="majorBidi" w:eastAsiaTheme="majorEastAsia" w:hAnsiTheme="majorHAnsi"/>
+        <w:rFonts w:asciiTheme="majorHAnsi" w:cstheme="majorBidi" w:hAnsiTheme="majorHAnsi" w:eastAsia="黑体"/>
         <w:b/>
         <w:bCs/>
       </w:rPr>
     </w:tblStylePr>
     <w:tblStylePr w:type="lastCol">
       <w:rPr>
-        <w:rFonts w:asciiTheme="majorHAnsi" w:cstheme="majorBidi" w:eastAsiaTheme="majorEastAsia" w:hAnsiTheme="majorHAnsi"/>
+        <w:rFonts w:asciiTheme="majorHAnsi" w:cstheme="majorBidi" w:hAnsiTheme="majorHAnsi" w:eastAsia="黑体"/>
         <w:b/>
         <w:bCs/>
       </w:rPr>
@@ -5494,7 +5798,7 @@
         <w:spacing w:after="0" w:before="0" w:line="240" w:lineRule="auto"/>
       </w:pPr>
       <w:rPr>
-        <w:rFonts w:asciiTheme="majorHAnsi" w:cstheme="majorBidi" w:eastAsiaTheme="majorEastAsia" w:hAnsiTheme="majorHAnsi"/>
+        <w:rFonts w:asciiTheme="majorHAnsi" w:cstheme="majorBidi" w:hAnsiTheme="majorHAnsi" w:eastAsia="黑体"/>
         <w:b/>
         <w:bCs/>
       </w:rPr>
@@ -5515,7 +5819,7 @@
         <w:spacing w:after="0" w:before="0" w:line="240" w:lineRule="auto"/>
       </w:pPr>
       <w:rPr>
-        <w:rFonts w:asciiTheme="majorHAnsi" w:cstheme="majorBidi" w:eastAsiaTheme="majorEastAsia" w:hAnsiTheme="majorHAnsi"/>
+        <w:rFonts w:asciiTheme="majorHAnsi" w:cstheme="majorBidi" w:hAnsiTheme="majorHAnsi" w:eastAsia="黑体"/>
         <w:b/>
         <w:bCs/>
       </w:rPr>
@@ -5533,14 +5837,14 @@
     </w:tblStylePr>
     <w:tblStylePr w:type="firstCol">
       <w:rPr>
-        <w:rFonts w:asciiTheme="majorHAnsi" w:cstheme="majorBidi" w:eastAsiaTheme="majorEastAsia" w:hAnsiTheme="majorHAnsi"/>
+        <w:rFonts w:asciiTheme="majorHAnsi" w:cstheme="majorBidi" w:hAnsiTheme="majorHAnsi" w:eastAsia="黑体"/>
         <w:b/>
         <w:bCs/>
       </w:rPr>
     </w:tblStylePr>
     <w:tblStylePr w:type="lastCol">
       <w:rPr>
-        <w:rFonts w:asciiTheme="majorHAnsi" w:cstheme="majorBidi" w:eastAsiaTheme="majorEastAsia" w:hAnsiTheme="majorHAnsi"/>
+        <w:rFonts w:asciiTheme="majorHAnsi" w:cstheme="majorBidi" w:hAnsiTheme="majorHAnsi" w:eastAsia="黑体"/>
         <w:b/>
         <w:bCs/>
       </w:rPr>
@@ -5624,7 +5928,7 @@
         <w:spacing w:after="0" w:before="0" w:line="240" w:lineRule="auto"/>
       </w:pPr>
       <w:rPr>
-        <w:rFonts w:asciiTheme="majorHAnsi" w:cstheme="majorBidi" w:eastAsiaTheme="majorEastAsia" w:hAnsiTheme="majorHAnsi"/>
+        <w:rFonts w:asciiTheme="majorHAnsi" w:cstheme="majorBidi" w:hAnsiTheme="majorHAnsi" w:eastAsia="黑体"/>
         <w:b/>
         <w:bCs/>
       </w:rPr>
@@ -5645,7 +5949,7 @@
         <w:spacing w:after="0" w:before="0" w:line="240" w:lineRule="auto"/>
       </w:pPr>
       <w:rPr>
-        <w:rFonts w:asciiTheme="majorHAnsi" w:cstheme="majorBidi" w:eastAsiaTheme="majorEastAsia" w:hAnsiTheme="majorHAnsi"/>
+        <w:rFonts w:asciiTheme="majorHAnsi" w:cstheme="majorBidi" w:hAnsiTheme="majorHAnsi" w:eastAsia="黑体"/>
         <w:b/>
         <w:bCs/>
       </w:rPr>
@@ -5663,14 +5967,14 @@
     </w:tblStylePr>
     <w:tblStylePr w:type="firstCol">
       <w:rPr>
-        <w:rFonts w:asciiTheme="majorHAnsi" w:cstheme="majorBidi" w:eastAsiaTheme="majorEastAsia" w:hAnsiTheme="majorHAnsi"/>
+        <w:rFonts w:asciiTheme="majorHAnsi" w:cstheme="majorBidi" w:hAnsiTheme="majorHAnsi" w:eastAsia="黑体"/>
         <w:b/>
         <w:bCs/>
       </w:rPr>
     </w:tblStylePr>
     <w:tblStylePr w:type="lastCol">
       <w:rPr>
-        <w:rFonts w:asciiTheme="majorHAnsi" w:cstheme="majorBidi" w:eastAsiaTheme="majorEastAsia" w:hAnsiTheme="majorHAnsi"/>
+        <w:rFonts w:asciiTheme="majorHAnsi" w:cstheme="majorBidi" w:hAnsiTheme="majorHAnsi" w:eastAsia="黑体"/>
         <w:b/>
         <w:bCs/>
       </w:rPr>
@@ -5754,7 +6058,7 @@
         <w:spacing w:after="0" w:before="0" w:line="240" w:lineRule="auto"/>
       </w:pPr>
       <w:rPr>
-        <w:rFonts w:asciiTheme="majorHAnsi" w:cstheme="majorBidi" w:eastAsiaTheme="majorEastAsia" w:hAnsiTheme="majorHAnsi"/>
+        <w:rFonts w:asciiTheme="majorHAnsi" w:cstheme="majorBidi" w:hAnsiTheme="majorHAnsi" w:eastAsia="黑体"/>
         <w:b/>
         <w:bCs/>
       </w:rPr>
@@ -5775,7 +6079,7 @@
         <w:spacing w:after="0" w:before="0" w:line="240" w:lineRule="auto"/>
       </w:pPr>
       <w:rPr>
-        <w:rFonts w:asciiTheme="majorHAnsi" w:cstheme="majorBidi" w:eastAsiaTheme="majorEastAsia" w:hAnsiTheme="majorHAnsi"/>
+        <w:rFonts w:asciiTheme="majorHAnsi" w:cstheme="majorBidi" w:hAnsiTheme="majorHAnsi" w:eastAsia="黑体"/>
         <w:b/>
         <w:bCs/>
       </w:rPr>
@@ -5793,14 +6097,14 @@
     </w:tblStylePr>
     <w:tblStylePr w:type="firstCol">
       <w:rPr>
-        <w:rFonts w:asciiTheme="majorHAnsi" w:cstheme="majorBidi" w:eastAsiaTheme="majorEastAsia" w:hAnsiTheme="majorHAnsi"/>
+        <w:rFonts w:asciiTheme="majorHAnsi" w:cstheme="majorBidi" w:hAnsiTheme="majorHAnsi" w:eastAsia="黑体"/>
         <w:b/>
         <w:bCs/>
       </w:rPr>
     </w:tblStylePr>
     <w:tblStylePr w:type="lastCol">
       <w:rPr>
-        <w:rFonts w:asciiTheme="majorHAnsi" w:cstheme="majorBidi" w:eastAsiaTheme="majorEastAsia" w:hAnsiTheme="majorHAnsi"/>
+        <w:rFonts w:asciiTheme="majorHAnsi" w:cstheme="majorBidi" w:hAnsiTheme="majorHAnsi" w:eastAsia="黑体"/>
         <w:b/>
         <w:bCs/>
       </w:rPr>
@@ -5883,6 +6187,7 @@
         <w:spacing w:after="0" w:before="0" w:line="240" w:lineRule="auto"/>
       </w:pPr>
       <w:rPr>
+        <w:rFonts w:eastAsia="黑体"/>
         <w:b/>
         <w:bCs/>
         <w:color w:themeColor="background1" w:val="FFFFFF"/>
@@ -5905,6 +6210,7 @@
         <w:spacing w:after="0" w:before="0" w:line="240" w:lineRule="auto"/>
       </w:pPr>
       <w:rPr>
+        <w:rFonts w:eastAsia="黑体"/>
         <w:b/>
         <w:bCs/>
       </w:rPr>
@@ -5922,12 +6228,14 @@
     </w:tblStylePr>
     <w:tblStylePr w:type="firstCol">
       <w:rPr>
+        <w:rFonts w:eastAsia="黑体"/>
         <w:b/>
         <w:bCs/>
       </w:rPr>
     </w:tblStylePr>
     <w:tblStylePr w:type="lastCol">
       <w:rPr>
+        <w:rFonts w:eastAsia="黑体"/>
         <w:b/>
         <w:bCs/>
       </w:rPr>
@@ -5989,6 +6297,7 @@
         <w:spacing w:after="0" w:before="0" w:line="240" w:lineRule="auto"/>
       </w:pPr>
       <w:rPr>
+        <w:rFonts w:eastAsia="黑体"/>
         <w:b/>
         <w:bCs/>
         <w:color w:themeColor="background1" w:val="FFFFFF"/>
@@ -6011,6 +6320,7 @@
         <w:spacing w:after="0" w:before="0" w:line="240" w:lineRule="auto"/>
       </w:pPr>
       <w:rPr>
+        <w:rFonts w:eastAsia="黑体"/>
         <w:b/>
         <w:bCs/>
       </w:rPr>
@@ -6028,12 +6338,14 @@
     </w:tblStylePr>
     <w:tblStylePr w:type="firstCol">
       <w:rPr>
+        <w:rFonts w:eastAsia="黑体"/>
         <w:b/>
         <w:bCs/>
       </w:rPr>
     </w:tblStylePr>
     <w:tblStylePr w:type="lastCol">
       <w:rPr>
+        <w:rFonts w:eastAsia="黑体"/>
         <w:b/>
         <w:bCs/>
       </w:rPr>
@@ -6095,6 +6407,7 @@
         <w:spacing w:after="0" w:before="0" w:line="240" w:lineRule="auto"/>
       </w:pPr>
       <w:rPr>
+        <w:rFonts w:eastAsia="黑体"/>
         <w:b/>
         <w:bCs/>
         <w:color w:themeColor="background1" w:val="FFFFFF"/>
@@ -6117,6 +6430,7 @@
         <w:spacing w:after="0" w:before="0" w:line="240" w:lineRule="auto"/>
       </w:pPr>
       <w:rPr>
+        <w:rFonts w:eastAsia="黑体"/>
         <w:b/>
         <w:bCs/>
       </w:rPr>
@@ -6134,12 +6448,14 @@
     </w:tblStylePr>
     <w:tblStylePr w:type="firstCol">
       <w:rPr>
+        <w:rFonts w:eastAsia="黑体"/>
         <w:b/>
         <w:bCs/>
       </w:rPr>
     </w:tblStylePr>
     <w:tblStylePr w:type="lastCol">
       <w:rPr>
+        <w:rFonts w:eastAsia="黑体"/>
         <w:b/>
         <w:bCs/>
       </w:rPr>
@@ -6201,6 +6517,7 @@
         <w:spacing w:after="0" w:before="0" w:line="240" w:lineRule="auto"/>
       </w:pPr>
       <w:rPr>
+        <w:rFonts w:eastAsia="黑体"/>
         <w:b/>
         <w:bCs/>
         <w:color w:themeColor="background1" w:val="FFFFFF"/>
@@ -6223,6 +6540,7 @@
         <w:spacing w:after="0" w:before="0" w:line="240" w:lineRule="auto"/>
       </w:pPr>
       <w:rPr>
+        <w:rFonts w:eastAsia="黑体"/>
         <w:b/>
         <w:bCs/>
       </w:rPr>
@@ -6240,12 +6558,14 @@
     </w:tblStylePr>
     <w:tblStylePr w:type="firstCol">
       <w:rPr>
+        <w:rFonts w:eastAsia="黑体"/>
         <w:b/>
         <w:bCs/>
       </w:rPr>
     </w:tblStylePr>
     <w:tblStylePr w:type="lastCol">
       <w:rPr>
+        <w:rFonts w:eastAsia="黑体"/>
         <w:b/>
         <w:bCs/>
       </w:rPr>
@@ -6307,6 +6627,7 @@
         <w:spacing w:after="0" w:before="0" w:line="240" w:lineRule="auto"/>
       </w:pPr>
       <w:rPr>
+        <w:rFonts w:eastAsia="黑体"/>
         <w:b/>
         <w:bCs/>
         <w:color w:themeColor="background1" w:val="FFFFFF"/>
@@ -6329,6 +6650,7 @@
         <w:spacing w:after="0" w:before="0" w:line="240" w:lineRule="auto"/>
       </w:pPr>
       <w:rPr>
+        <w:rFonts w:eastAsia="黑体"/>
         <w:b/>
         <w:bCs/>
       </w:rPr>
@@ -6346,12 +6668,14 @@
     </w:tblStylePr>
     <w:tblStylePr w:type="firstCol">
       <w:rPr>
+        <w:rFonts w:eastAsia="黑体"/>
         <w:b/>
         <w:bCs/>
       </w:rPr>
     </w:tblStylePr>
     <w:tblStylePr w:type="lastCol">
       <w:rPr>
+        <w:rFonts w:eastAsia="黑体"/>
         <w:b/>
         <w:bCs/>
       </w:rPr>
@@ -6413,6 +6737,7 @@
         <w:spacing w:after="0" w:before="0" w:line="240" w:lineRule="auto"/>
       </w:pPr>
       <w:rPr>
+        <w:rFonts w:eastAsia="黑体"/>
         <w:b/>
         <w:bCs/>
         <w:color w:themeColor="background1" w:val="FFFFFF"/>
@@ -6435,6 +6760,7 @@
         <w:spacing w:after="0" w:before="0" w:line="240" w:lineRule="auto"/>
       </w:pPr>
       <w:rPr>
+        <w:rFonts w:eastAsia="黑体"/>
         <w:b/>
         <w:bCs/>
       </w:rPr>
@@ -6452,12 +6778,14 @@
     </w:tblStylePr>
     <w:tblStylePr w:type="firstCol">
       <w:rPr>
+        <w:rFonts w:eastAsia="黑体"/>
         <w:b/>
         <w:bCs/>
       </w:rPr>
     </w:tblStylePr>
     <w:tblStylePr w:type="lastCol">
       <w:rPr>
+        <w:rFonts w:eastAsia="黑体"/>
         <w:b/>
         <w:bCs/>
       </w:rPr>
@@ -6519,6 +6847,7 @@
         <w:spacing w:after="0" w:before="0" w:line="240" w:lineRule="auto"/>
       </w:pPr>
       <w:rPr>
+        <w:rFonts w:eastAsia="黑体"/>
         <w:b/>
         <w:bCs/>
         <w:color w:themeColor="background1" w:val="FFFFFF"/>
@@ -6541,6 +6870,7 @@
         <w:spacing w:after="0" w:before="0" w:line="240" w:lineRule="auto"/>
       </w:pPr>
       <w:rPr>
+        <w:rFonts w:eastAsia="黑体"/>
         <w:b/>
         <w:bCs/>
       </w:rPr>
@@ -6558,12 +6888,14 @@
     </w:tblStylePr>
     <w:tblStylePr w:type="firstCol">
       <w:rPr>
+        <w:rFonts w:eastAsia="黑体"/>
         <w:b/>
         <w:bCs/>
       </w:rPr>
     </w:tblStylePr>
     <w:tblStylePr w:type="lastCol">
       <w:rPr>
+        <w:rFonts w:eastAsia="黑体"/>
         <w:b/>
         <w:bCs/>
       </w:rPr>
@@ -6622,6 +6954,7 @@
         <w:spacing w:after="0" w:before="0" w:line="240" w:lineRule="auto"/>
       </w:pPr>
       <w:rPr>
+        <w:rFonts w:eastAsia="黑体"/>
         <w:b/>
         <w:bCs/>
         <w:color w:themeColor="background1" w:val="FFFFFF"/>
@@ -6644,6 +6977,7 @@
         <w:spacing w:after="0" w:before="0" w:line="240" w:lineRule="auto"/>
       </w:pPr>
       <w:rPr>
+        <w:rFonts w:eastAsia="黑体"/>
         <w:color w:val="auto"/>
       </w:rPr>
       <w:tblPr/>
@@ -6661,6 +6995,7 @@
     </w:tblStylePr>
     <w:tblStylePr w:type="firstCol">
       <w:rPr>
+        <w:rFonts w:eastAsia="黑体"/>
         <w:b/>
         <w:bCs/>
         <w:color w:themeColor="background1" w:val="FFFFFF"/>
@@ -6680,6 +7015,7 @@
     </w:tblStylePr>
     <w:tblStylePr w:type="lastCol">
       <w:rPr>
+        <w:rFonts w:eastAsia="黑体"/>
         <w:b/>
         <w:bCs/>
         <w:color w:themeColor="background1" w:val="FFFFFF"/>
@@ -6728,6 +7064,7 @@
     </w:tblStylePr>
     <w:tblStylePr w:type="nwCell">
       <w:rPr>
+        <w:rFonts w:eastAsia="黑体"/>
         <w:color w:themeColor="background1" w:val="FFFFFF"/>
       </w:rPr>
       <w:tblPr/>
@@ -6771,6 +7108,7 @@
         <w:spacing w:after="0" w:before="0" w:line="240" w:lineRule="auto"/>
       </w:pPr>
       <w:rPr>
+        <w:rFonts w:eastAsia="黑体"/>
         <w:b/>
         <w:bCs/>
         <w:color w:themeColor="background1" w:val="FFFFFF"/>
@@ -6793,6 +7131,7 @@
         <w:spacing w:after="0" w:before="0" w:line="240" w:lineRule="auto"/>
       </w:pPr>
       <w:rPr>
+        <w:rFonts w:eastAsia="黑体"/>
         <w:color w:val="auto"/>
       </w:rPr>
       <w:tblPr/>
@@ -6810,6 +7149,7 @@
     </w:tblStylePr>
     <w:tblStylePr w:type="firstCol">
       <w:rPr>
+        <w:rFonts w:eastAsia="黑体"/>
         <w:b/>
         <w:bCs/>
         <w:color w:themeColor="background1" w:val="FFFFFF"/>
@@ -6829,6 +7169,7 @@
     </w:tblStylePr>
     <w:tblStylePr w:type="lastCol">
       <w:rPr>
+        <w:rFonts w:eastAsia="黑体"/>
         <w:b/>
         <w:bCs/>
         <w:color w:themeColor="background1" w:val="FFFFFF"/>
@@ -6877,6 +7218,7 @@
     </w:tblStylePr>
     <w:tblStylePr w:type="nwCell">
       <w:rPr>
+        <w:rFonts w:eastAsia="黑体"/>
         <w:color w:themeColor="background1" w:val="FFFFFF"/>
       </w:rPr>
       <w:tblPr/>
@@ -6920,6 +7262,7 @@
         <w:spacing w:after="0" w:before="0" w:line="240" w:lineRule="auto"/>
       </w:pPr>
       <w:rPr>
+        <w:rFonts w:eastAsia="黑体"/>
         <w:b/>
         <w:bCs/>
         <w:color w:themeColor="background1" w:val="FFFFFF"/>
@@ -6942,6 +7285,7 @@
         <w:spacing w:after="0" w:before="0" w:line="240" w:lineRule="auto"/>
       </w:pPr>
       <w:rPr>
+        <w:rFonts w:eastAsia="黑体"/>
         <w:color w:val="auto"/>
       </w:rPr>
       <w:tblPr/>
@@ -6959,6 +7303,7 @@
     </w:tblStylePr>
     <w:tblStylePr w:type="firstCol">
       <w:rPr>
+        <w:rFonts w:eastAsia="黑体"/>
         <w:b/>
         <w:bCs/>
         <w:color w:themeColor="background1" w:val="FFFFFF"/>
@@ -6978,6 +7323,7 @@
     </w:tblStylePr>
     <w:tblStylePr w:type="lastCol">
       <w:rPr>
+        <w:rFonts w:eastAsia="黑体"/>
         <w:b/>
         <w:bCs/>
         <w:color w:themeColor="background1" w:val="FFFFFF"/>
@@ -7026,6 +7372,7 @@
     </w:tblStylePr>
     <w:tblStylePr w:type="nwCell">
       <w:rPr>
+        <w:rFonts w:eastAsia="黑体"/>
         <w:color w:themeColor="background1" w:val="FFFFFF"/>
       </w:rPr>
       <w:tblPr/>
@@ -7069,6 +7416,7 @@
         <w:spacing w:after="0" w:before="0" w:line="240" w:lineRule="auto"/>
       </w:pPr>
       <w:rPr>
+        <w:rFonts w:eastAsia="黑体"/>
         <w:b/>
         <w:bCs/>
         <w:color w:themeColor="background1" w:val="FFFFFF"/>
@@ -7091,6 +7439,7 @@
         <w:spacing w:after="0" w:before="0" w:line="240" w:lineRule="auto"/>
       </w:pPr>
       <w:rPr>
+        <w:rFonts w:eastAsia="黑体"/>
         <w:color w:val="auto"/>
       </w:rPr>
       <w:tblPr/>
@@ -7108,6 +7457,7 @@
     </w:tblStylePr>
     <w:tblStylePr w:type="firstCol">
       <w:rPr>
+        <w:rFonts w:eastAsia="黑体"/>
         <w:b/>
         <w:bCs/>
         <w:color w:themeColor="background1" w:val="FFFFFF"/>
@@ -7127,6 +7477,7 @@
     </w:tblStylePr>
     <w:tblStylePr w:type="lastCol">
       <w:rPr>
+        <w:rFonts w:eastAsia="黑体"/>
         <w:b/>
         <w:bCs/>
         <w:color w:themeColor="background1" w:val="FFFFFF"/>
@@ -7175,6 +7526,7 @@
     </w:tblStylePr>
     <w:tblStylePr w:type="nwCell">
       <w:rPr>
+        <w:rFonts w:eastAsia="黑体"/>
         <w:color w:themeColor="background1" w:val="FFFFFF"/>
       </w:rPr>
       <w:tblPr/>
@@ -7218,6 +7570,7 @@
         <w:spacing w:after="0" w:before="0" w:line="240" w:lineRule="auto"/>
       </w:pPr>
       <w:rPr>
+        <w:rFonts w:eastAsia="黑体"/>
         <w:b/>
         <w:bCs/>
         <w:color w:themeColor="background1" w:val="FFFFFF"/>
@@ -7240,6 +7593,7 @@
         <w:spacing w:after="0" w:before="0" w:line="240" w:lineRule="auto"/>
       </w:pPr>
       <w:rPr>
+        <w:rFonts w:eastAsia="黑体"/>
         <w:color w:val="auto"/>
       </w:rPr>
       <w:tblPr/>
@@ -7257,6 +7611,7 @@
     </w:tblStylePr>
     <w:tblStylePr w:type="firstCol">
       <w:rPr>
+        <w:rFonts w:eastAsia="黑体"/>
         <w:b/>
         <w:bCs/>
         <w:color w:themeColor="background1" w:val="FFFFFF"/>
@@ -7276,6 +7631,7 @@
     </w:tblStylePr>
     <w:tblStylePr w:type="lastCol">
       <w:rPr>
+        <w:rFonts w:eastAsia="黑体"/>
         <w:b/>
         <w:bCs/>
         <w:color w:themeColor="background1" w:val="FFFFFF"/>
@@ -7324,6 +7680,7 @@
     </w:tblStylePr>
     <w:tblStylePr w:type="nwCell">
       <w:rPr>
+        <w:rFonts w:eastAsia="黑体"/>
         <w:color w:themeColor="background1" w:val="FFFFFF"/>
       </w:rPr>
       <w:tblPr/>
@@ -7367,6 +7724,7 @@
         <w:spacing w:after="0" w:before="0" w:line="240" w:lineRule="auto"/>
       </w:pPr>
       <w:rPr>
+        <w:rFonts w:eastAsia="黑体"/>
         <w:b/>
         <w:bCs/>
         <w:color w:themeColor="background1" w:val="FFFFFF"/>
@@ -7389,6 +7747,7 @@
         <w:spacing w:after="0" w:before="0" w:line="240" w:lineRule="auto"/>
       </w:pPr>
       <w:rPr>
+        <w:rFonts w:eastAsia="黑体"/>
         <w:color w:val="auto"/>
       </w:rPr>
       <w:tblPr/>
@@ -7406,6 +7765,7 @@
     </w:tblStylePr>
     <w:tblStylePr w:type="firstCol">
       <w:rPr>
+        <w:rFonts w:eastAsia="黑体"/>
         <w:b/>
         <w:bCs/>
         <w:color w:themeColor="background1" w:val="FFFFFF"/>
@@ -7425,6 +7785,7 @@
     </w:tblStylePr>
     <w:tblStylePr w:type="lastCol">
       <w:rPr>
+        <w:rFonts w:eastAsia="黑体"/>
         <w:b/>
         <w:bCs/>
         <w:color w:themeColor="background1" w:val="FFFFFF"/>
@@ -7473,6 +7834,7 @@
     </w:tblStylePr>
     <w:tblStylePr w:type="nwCell">
       <w:rPr>
+        <w:rFonts w:eastAsia="黑体"/>
         <w:color w:themeColor="background1" w:val="FFFFFF"/>
       </w:rPr>
       <w:tblPr/>
@@ -7516,6 +7878,7 @@
         <w:spacing w:after="0" w:before="0" w:line="240" w:lineRule="auto"/>
       </w:pPr>
       <w:rPr>
+        <w:rFonts w:eastAsia="黑体"/>
         <w:b/>
         <w:bCs/>
         <w:color w:themeColor="background1" w:val="FFFFFF"/>
@@ -7538,6 +7901,7 @@
         <w:spacing w:after="0" w:before="0" w:line="240" w:lineRule="auto"/>
       </w:pPr>
       <w:rPr>
+        <w:rFonts w:eastAsia="黑体"/>
         <w:color w:val="auto"/>
       </w:rPr>
       <w:tblPr/>
@@ -7555,6 +7919,7 @@
     </w:tblStylePr>
     <w:tblStylePr w:type="firstCol">
       <w:rPr>
+        <w:rFonts w:eastAsia="黑体"/>
         <w:b/>
         <w:bCs/>
         <w:color w:themeColor="background1" w:val="FFFFFF"/>
@@ -7574,6 +7939,7 @@
     </w:tblStylePr>
     <w:tblStylePr w:type="lastCol">
       <w:rPr>
+        <w:rFonts w:eastAsia="黑体"/>
         <w:b/>
         <w:bCs/>
         <w:color w:themeColor="background1" w:val="FFFFFF"/>
@@ -7622,6 +7988,7 @@
     </w:tblStylePr>
     <w:tblStylePr w:type="nwCell">
       <w:rPr>
+        <w:rFonts w:eastAsia="黑体"/>
         <w:color w:themeColor="background1" w:val="FFFFFF"/>
       </w:rPr>
       <w:tblPr/>
@@ -7646,6 +8013,7 @@
       <w:spacing w:after="0" w:line="240" w:lineRule="auto"/>
     </w:pPr>
     <w:rPr>
+      <w:rFonts w:eastAsia="黑体"/>
       <w:color w:themeColor="text1" w:val="000000"/>
     </w:rPr>
     <w:tblPr>
@@ -7665,7 +8033,7 @@
     </w:tblPr>
     <w:tblStylePr w:type="firstRow">
       <w:rPr>
-        <w:rFonts w:asciiTheme="majorHAnsi" w:cstheme="majorBidi" w:eastAsiaTheme="majorEastAsia" w:hAnsiTheme="majorHAnsi"/>
+        <w:rFonts w:asciiTheme="majorHAnsi" w:cstheme="majorBidi" w:hAnsiTheme="majorHAnsi" w:eastAsia="黑体"/>
       </w:rPr>
       <w:tblPr/>
       <w:tcPr>
@@ -7677,6 +8045,7 @@
     </w:tblStylePr>
     <w:tblStylePr w:type="lastRow">
       <w:rPr>
+        <w:rFonts w:eastAsia="黑体"/>
         <w:b/>
         <w:bCs/>
         <w:color w:themeColor="text2" w:val="1F497D"/>
@@ -7691,12 +8060,14 @@
     </w:tblStylePr>
     <w:tblStylePr w:type="firstCol">
       <w:rPr>
+        <w:rFonts w:eastAsia="黑体"/>
         <w:b/>
         <w:bCs/>
       </w:rPr>
     </w:tblStylePr>
     <w:tblStylePr w:type="lastCol">
       <w:rPr>
+        <w:rFonts w:eastAsia="黑体"/>
         <w:b/>
         <w:bCs/>
       </w:rPr>
@@ -7730,6 +8101,7 @@
       <w:spacing w:after="0" w:line="240" w:lineRule="auto"/>
     </w:pPr>
     <w:rPr>
+      <w:rFonts w:eastAsia="黑体"/>
       <w:color w:themeColor="text1" w:val="000000"/>
     </w:rPr>
     <w:tblPr>
@@ -7749,7 +8121,7 @@
     </w:tblPr>
     <w:tblStylePr w:type="firstRow">
       <w:rPr>
-        <w:rFonts w:asciiTheme="majorHAnsi" w:cstheme="majorBidi" w:eastAsiaTheme="majorEastAsia" w:hAnsiTheme="majorHAnsi"/>
+        <w:rFonts w:asciiTheme="majorHAnsi" w:cstheme="majorBidi" w:hAnsiTheme="majorHAnsi" w:eastAsia="黑体"/>
       </w:rPr>
       <w:tblPr/>
       <w:tcPr>
@@ -7761,6 +8133,7 @@
     </w:tblStylePr>
     <w:tblStylePr w:type="lastRow">
       <w:rPr>
+        <w:rFonts w:eastAsia="黑体"/>
         <w:b/>
         <w:bCs/>
         <w:color w:themeColor="text2" w:val="1F497D"/>
@@ -7775,12 +8148,14 @@
     </w:tblStylePr>
     <w:tblStylePr w:type="firstCol">
       <w:rPr>
+        <w:rFonts w:eastAsia="黑体"/>
         <w:b/>
         <w:bCs/>
       </w:rPr>
     </w:tblStylePr>
     <w:tblStylePr w:type="lastCol">
       <w:rPr>
+        <w:rFonts w:eastAsia="黑体"/>
         <w:b/>
         <w:bCs/>
       </w:rPr>
@@ -7814,6 +8189,7 @@
       <w:spacing w:after="0" w:line="240" w:lineRule="auto"/>
     </w:pPr>
     <w:rPr>
+      <w:rFonts w:eastAsia="黑体"/>
       <w:color w:themeColor="text1" w:val="000000"/>
     </w:rPr>
     <w:tblPr>
@@ -7833,7 +8209,7 @@
     </w:tblPr>
     <w:tblStylePr w:type="firstRow">
       <w:rPr>
-        <w:rFonts w:asciiTheme="majorHAnsi" w:cstheme="majorBidi" w:eastAsiaTheme="majorEastAsia" w:hAnsiTheme="majorHAnsi"/>
+        <w:rFonts w:asciiTheme="majorHAnsi" w:cstheme="majorBidi" w:hAnsiTheme="majorHAnsi" w:eastAsia="黑体"/>
       </w:rPr>
       <w:tblPr/>
       <w:tcPr>
@@ -7845,6 +8221,7 @@
     </w:tblStylePr>
     <w:tblStylePr w:type="lastRow">
       <w:rPr>
+        <w:rFonts w:eastAsia="黑体"/>
         <w:b/>
         <w:bCs/>
         <w:color w:themeColor="text2" w:val="1F497D"/>
@@ -7859,12 +8236,14 @@
     </w:tblStylePr>
     <w:tblStylePr w:type="firstCol">
       <w:rPr>
+        <w:rFonts w:eastAsia="黑体"/>
         <w:b/>
         <w:bCs/>
       </w:rPr>
     </w:tblStylePr>
     <w:tblStylePr w:type="lastCol">
       <w:rPr>
+        <w:rFonts w:eastAsia="黑体"/>
         <w:b/>
         <w:bCs/>
       </w:rPr>
@@ -7898,6 +8277,7 @@
       <w:spacing w:after="0" w:line="240" w:lineRule="auto"/>
     </w:pPr>
     <w:rPr>
+      <w:rFonts w:eastAsia="黑体"/>
       <w:color w:themeColor="text1" w:val="000000"/>
     </w:rPr>
     <w:tblPr>
@@ -7917,7 +8297,7 @@
     </w:tblPr>
     <w:tblStylePr w:type="firstRow">
       <w:rPr>
-        <w:rFonts w:asciiTheme="majorHAnsi" w:cstheme="majorBidi" w:eastAsiaTheme="majorEastAsia" w:hAnsiTheme="majorHAnsi"/>
+        <w:rFonts w:asciiTheme="majorHAnsi" w:cstheme="majorBidi" w:hAnsiTheme="majorHAnsi" w:eastAsia="黑体"/>
       </w:rPr>
       <w:tblPr/>
       <w:tcPr>
@@ -7929,6 +8309,7 @@
     </w:tblStylePr>
     <w:tblStylePr w:type="lastRow">
       <w:rPr>
+        <w:rFonts w:eastAsia="黑体"/>
         <w:b/>
         <w:bCs/>
         <w:color w:themeColor="text2" w:val="1F497D"/>
@@ -7943,12 +8324,14 @@
     </w:tblStylePr>
     <w:tblStylePr w:type="firstCol">
       <w:rPr>
+        <w:rFonts w:eastAsia="黑体"/>
         <w:b/>
         <w:bCs/>
       </w:rPr>
     </w:tblStylePr>
     <w:tblStylePr w:type="lastCol">
       <w:rPr>
+        <w:rFonts w:eastAsia="黑体"/>
         <w:b/>
         <w:bCs/>
       </w:rPr>
@@ -7982,6 +8365,7 @@
       <w:spacing w:after="0" w:line="240" w:lineRule="auto"/>
     </w:pPr>
     <w:rPr>
+      <w:rFonts w:eastAsia="黑体"/>
       <w:color w:themeColor="text1" w:val="000000"/>
     </w:rPr>
     <w:tblPr>
@@ -8001,7 +8385,7 @@
     </w:tblPr>
     <w:tblStylePr w:type="firstRow">
       <w:rPr>
-        <w:rFonts w:asciiTheme="majorHAnsi" w:cstheme="majorBidi" w:eastAsiaTheme="majorEastAsia" w:hAnsiTheme="majorHAnsi"/>
+        <w:rFonts w:asciiTheme="majorHAnsi" w:cstheme="majorBidi" w:hAnsiTheme="majorHAnsi" w:eastAsia="黑体"/>
       </w:rPr>
       <w:tblPr/>
       <w:tcPr>
@@ -8013,6 +8397,7 @@
     </w:tblStylePr>
     <w:tblStylePr w:type="lastRow">
       <w:rPr>
+        <w:rFonts w:eastAsia="黑体"/>
         <w:b/>
         <w:bCs/>
         <w:color w:themeColor="text2" w:val="1F497D"/>
@@ -8027,12 +8412,14 @@
     </w:tblStylePr>
     <w:tblStylePr w:type="firstCol">
       <w:rPr>
+        <w:rFonts w:eastAsia="黑体"/>
         <w:b/>
         <w:bCs/>
       </w:rPr>
     </w:tblStylePr>
     <w:tblStylePr w:type="lastCol">
       <w:rPr>
+        <w:rFonts w:eastAsia="黑体"/>
         <w:b/>
         <w:bCs/>
       </w:rPr>
@@ -8066,6 +8453,7 @@
       <w:spacing w:after="0" w:line="240" w:lineRule="auto"/>
     </w:pPr>
     <w:rPr>
+      <w:rFonts w:eastAsia="黑体"/>
       <w:color w:themeColor="text1" w:val="000000"/>
     </w:rPr>
     <w:tblPr>
@@ -8085,7 +8473,7 @@
     </w:tblPr>
     <w:tblStylePr w:type="firstRow">
       <w:rPr>
-        <w:rFonts w:asciiTheme="majorHAnsi" w:cstheme="majorBidi" w:eastAsiaTheme="majorEastAsia" w:hAnsiTheme="majorHAnsi"/>
+        <w:rFonts w:asciiTheme="majorHAnsi" w:cstheme="majorBidi" w:hAnsiTheme="majorHAnsi" w:eastAsia="黑体"/>
       </w:rPr>
       <w:tblPr/>
       <w:tcPr>
@@ -8097,6 +8485,7 @@
     </w:tblStylePr>
     <w:tblStylePr w:type="lastRow">
       <w:rPr>
+        <w:rFonts w:eastAsia="黑体"/>
         <w:b/>
         <w:bCs/>
         <w:color w:themeColor="text2" w:val="1F497D"/>
@@ -8111,12 +8500,14 @@
     </w:tblStylePr>
     <w:tblStylePr w:type="firstCol">
       <w:rPr>
+        <w:rFonts w:eastAsia="黑体"/>
         <w:b/>
         <w:bCs/>
       </w:rPr>
     </w:tblStylePr>
     <w:tblStylePr w:type="lastCol">
       <w:rPr>
+        <w:rFonts w:eastAsia="黑体"/>
         <w:b/>
         <w:bCs/>
       </w:rPr>
@@ -8150,6 +8541,7 @@
       <w:spacing w:after="0" w:line="240" w:lineRule="auto"/>
     </w:pPr>
     <w:rPr>
+      <w:rFonts w:eastAsia="黑体"/>
       <w:color w:themeColor="text1" w:val="000000"/>
     </w:rPr>
     <w:tblPr>
@@ -8169,7 +8561,7 @@
     </w:tblPr>
     <w:tblStylePr w:type="firstRow">
       <w:rPr>
-        <w:rFonts w:asciiTheme="majorHAnsi" w:cstheme="majorBidi" w:eastAsiaTheme="majorEastAsia" w:hAnsiTheme="majorHAnsi"/>
+        <w:rFonts w:asciiTheme="majorHAnsi" w:cstheme="majorBidi" w:hAnsiTheme="majorHAnsi" w:eastAsia="黑体"/>
       </w:rPr>
       <w:tblPr/>
       <w:tcPr>
@@ -8181,6 +8573,7 @@
     </w:tblStylePr>
     <w:tblStylePr w:type="lastRow">
       <w:rPr>
+        <w:rFonts w:eastAsia="黑体"/>
         <w:b/>
         <w:bCs/>
         <w:color w:themeColor="text2" w:val="1F497D"/>
@@ -8195,12 +8588,14 @@
     </w:tblStylePr>
     <w:tblStylePr w:type="firstCol">
       <w:rPr>
+        <w:rFonts w:eastAsia="黑体"/>
         <w:b/>
         <w:bCs/>
       </w:rPr>
     </w:tblStylePr>
     <w:tblStylePr w:type="lastCol">
       <w:rPr>
+        <w:rFonts w:eastAsia="黑体"/>
         <w:b/>
         <w:bCs/>
       </w:rPr>
@@ -8234,7 +8629,7 @@
       <w:spacing w:after="0" w:line="240" w:lineRule="auto"/>
     </w:pPr>
     <w:rPr>
-      <w:rFonts w:asciiTheme="majorHAnsi" w:cstheme="majorBidi" w:eastAsiaTheme="majorEastAsia" w:hAnsiTheme="majorHAnsi"/>
+      <w:rFonts w:asciiTheme="majorHAnsi" w:cstheme="majorBidi" w:hAnsiTheme="majorHAnsi" w:eastAsia="黑体"/>
       <w:color w:themeColor="text1" w:val="000000"/>
     </w:rPr>
     <w:tblPr>
@@ -8256,6 +8651,7 @@
     </w:tblPr>
     <w:tblStylePr w:type="firstRow">
       <w:rPr>
+        <w:rFonts w:eastAsia="黑体"/>
         <w:sz w:val="24"/>
         <w:szCs w:val="24"/>
       </w:rPr>
@@ -8362,7 +8758,7 @@
       <w:spacing w:after="0" w:line="240" w:lineRule="auto"/>
     </w:pPr>
     <w:rPr>
-      <w:rFonts w:asciiTheme="majorHAnsi" w:cstheme="majorBidi" w:eastAsiaTheme="majorEastAsia" w:hAnsiTheme="majorHAnsi"/>
+      <w:rFonts w:asciiTheme="majorHAnsi" w:cstheme="majorBidi" w:hAnsiTheme="majorHAnsi" w:eastAsia="黑体"/>
       <w:color w:themeColor="text1" w:val="000000"/>
     </w:rPr>
     <w:tblPr>
@@ -8384,6 +8780,7 @@
     </w:tblPr>
     <w:tblStylePr w:type="firstRow">
       <w:rPr>
+        <w:rFonts w:eastAsia="黑体"/>
         <w:sz w:val="24"/>
         <w:szCs w:val="24"/>
       </w:rPr>
@@ -8490,7 +8887,7 @@
       <w:spacing w:after="0" w:line="240" w:lineRule="auto"/>
     </w:pPr>
     <w:rPr>
-      <w:rFonts w:asciiTheme="majorHAnsi" w:cstheme="majorBidi" w:eastAsiaTheme="majorEastAsia" w:hAnsiTheme="majorHAnsi"/>
+      <w:rFonts w:asciiTheme="majorHAnsi" w:cstheme="majorBidi" w:hAnsiTheme="majorHAnsi" w:eastAsia="黑体"/>
       <w:color w:themeColor="text1" w:val="000000"/>
     </w:rPr>
     <w:tblPr>
@@ -8512,6 +8909,7 @@
     </w:tblPr>
     <w:tblStylePr w:type="firstRow">
       <w:rPr>
+        <w:rFonts w:eastAsia="黑体"/>
         <w:sz w:val="24"/>
         <w:szCs w:val="24"/>
       </w:rPr>
@@ -8618,7 +9016,7 @@
       <w:spacing w:after="0" w:line="240" w:lineRule="auto"/>
     </w:pPr>
     <w:rPr>
-      <w:rFonts w:asciiTheme="majorHAnsi" w:cstheme="majorBidi" w:eastAsiaTheme="majorEastAsia" w:hAnsiTheme="majorHAnsi"/>
+      <w:rFonts w:asciiTheme="majorHAnsi" w:cstheme="majorBidi" w:hAnsiTheme="majorHAnsi" w:eastAsia="黑体"/>
       <w:color w:themeColor="text1" w:val="000000"/>
     </w:rPr>
     <w:tblPr>
@@ -8640,6 +9038,7 @@
     </w:tblPr>
     <w:tblStylePr w:type="firstRow">
       <w:rPr>
+        <w:rFonts w:eastAsia="黑体"/>
         <w:sz w:val="24"/>
         <w:szCs w:val="24"/>
       </w:rPr>
@@ -8746,7 +9145,7 @@
       <w:spacing w:after="0" w:line="240" w:lineRule="auto"/>
     </w:pPr>
     <w:rPr>
-      <w:rFonts w:asciiTheme="majorHAnsi" w:cstheme="majorBidi" w:eastAsiaTheme="majorEastAsia" w:hAnsiTheme="majorHAnsi"/>
+      <w:rFonts w:asciiTheme="majorHAnsi" w:cstheme="majorBidi" w:hAnsiTheme="majorHAnsi" w:eastAsia="黑体"/>
       <w:color w:themeColor="text1" w:val="000000"/>
     </w:rPr>
     <w:tblPr>
@@ -8768,6 +9167,7 @@
     </w:tblPr>
     <w:tblStylePr w:type="firstRow">
       <w:rPr>
+        <w:rFonts w:eastAsia="黑体"/>
         <w:sz w:val="24"/>
         <w:szCs w:val="24"/>
       </w:rPr>
@@ -8874,7 +9274,7 @@
       <w:spacing w:after="0" w:line="240" w:lineRule="auto"/>
     </w:pPr>
     <w:rPr>
-      <w:rFonts w:asciiTheme="majorHAnsi" w:cstheme="majorBidi" w:eastAsiaTheme="majorEastAsia" w:hAnsiTheme="majorHAnsi"/>
+      <w:rFonts w:asciiTheme="majorHAnsi" w:cstheme="majorBidi" w:hAnsiTheme="majorHAnsi" w:eastAsia="黑体"/>
       <w:color w:themeColor="text1" w:val="000000"/>
     </w:rPr>
     <w:tblPr>
@@ -8896,6 +9296,7 @@
     </w:tblPr>
     <w:tblStylePr w:type="firstRow">
       <w:rPr>
+        <w:rFonts w:eastAsia="黑体"/>
         <w:sz w:val="24"/>
         <w:szCs w:val="24"/>
       </w:rPr>
@@ -9002,7 +9403,7 @@
       <w:spacing w:after="0" w:line="240" w:lineRule="auto"/>
     </w:pPr>
     <w:rPr>
-      <w:rFonts w:asciiTheme="majorHAnsi" w:cstheme="majorBidi" w:eastAsiaTheme="majorEastAsia" w:hAnsiTheme="majorHAnsi"/>
+      <w:rFonts w:asciiTheme="majorHAnsi" w:cstheme="majorBidi" w:hAnsiTheme="majorHAnsi" w:eastAsia="黑体"/>
       <w:color w:themeColor="text1" w:val="000000"/>
     </w:rPr>
     <w:tblPr>
@@ -9024,6 +9425,7 @@
     </w:tblPr>
     <w:tblStylePr w:type="firstRow">
       <w:rPr>
+        <w:rFonts w:eastAsia="黑体"/>
         <w:sz w:val="24"/>
         <w:szCs w:val="24"/>
       </w:rPr>
@@ -9153,12 +9555,14 @@
     </w:tcPr>
     <w:tblStylePr w:type="firstRow">
       <w:rPr>
+        <w:rFonts w:eastAsia="黑体"/>
         <w:b/>
         <w:bCs/>
       </w:rPr>
     </w:tblStylePr>
     <w:tblStylePr w:type="lastRow">
       <w:rPr>
+        <w:rFonts w:eastAsia="黑体"/>
         <w:b/>
         <w:bCs/>
       </w:rPr>
@@ -9171,12 +9575,14 @@
     </w:tblStylePr>
     <w:tblStylePr w:type="firstCol">
       <w:rPr>
+        <w:rFonts w:eastAsia="黑体"/>
         <w:b/>
         <w:bCs/>
       </w:rPr>
     </w:tblStylePr>
     <w:tblStylePr w:type="lastCol">
       <w:rPr>
+        <w:rFonts w:eastAsia="黑体"/>
         <w:b/>
         <w:bCs/>
       </w:rPr>
@@ -9226,12 +9632,14 @@
     </w:tcPr>
     <w:tblStylePr w:type="firstRow">
       <w:rPr>
+        <w:rFonts w:eastAsia="黑体"/>
         <w:b/>
         <w:bCs/>
       </w:rPr>
     </w:tblStylePr>
     <w:tblStylePr w:type="lastRow">
       <w:rPr>
+        <w:rFonts w:eastAsia="黑体"/>
         <w:b/>
         <w:bCs/>
       </w:rPr>
@@ -9244,12 +9652,14 @@
     </w:tblStylePr>
     <w:tblStylePr w:type="firstCol">
       <w:rPr>
+        <w:rFonts w:eastAsia="黑体"/>
         <w:b/>
         <w:bCs/>
       </w:rPr>
     </w:tblStylePr>
     <w:tblStylePr w:type="lastCol">
       <w:rPr>
+        <w:rFonts w:eastAsia="黑体"/>
         <w:b/>
         <w:bCs/>
       </w:rPr>
@@ -9299,12 +9709,14 @@
     </w:tcPr>
     <w:tblStylePr w:type="firstRow">
       <w:rPr>
+        <w:rFonts w:eastAsia="黑体"/>
         <w:b/>
         <w:bCs/>
       </w:rPr>
     </w:tblStylePr>
     <w:tblStylePr w:type="lastRow">
       <w:rPr>
+        <w:rFonts w:eastAsia="黑体"/>
         <w:b/>
         <w:bCs/>
       </w:rPr>
@@ -9317,12 +9729,14 @@
     </w:tblStylePr>
     <w:tblStylePr w:type="firstCol">
       <w:rPr>
+        <w:rFonts w:eastAsia="黑体"/>
         <w:b/>
         <w:bCs/>
       </w:rPr>
     </w:tblStylePr>
     <w:tblStylePr w:type="lastCol">
       <w:rPr>
+        <w:rFonts w:eastAsia="黑体"/>
         <w:b/>
         <w:bCs/>
       </w:rPr>
@@ -9372,12 +9786,14 @@
     </w:tcPr>
     <w:tblStylePr w:type="firstRow">
       <w:rPr>
+        <w:rFonts w:eastAsia="黑体"/>
         <w:b/>
         <w:bCs/>
       </w:rPr>
     </w:tblStylePr>
     <w:tblStylePr w:type="lastRow">
       <w:rPr>
+        <w:rFonts w:eastAsia="黑体"/>
         <w:b/>
         <w:bCs/>
       </w:rPr>
@@ -9390,12 +9806,14 @@
     </w:tblStylePr>
     <w:tblStylePr w:type="firstCol">
       <w:rPr>
+        <w:rFonts w:eastAsia="黑体"/>
         <w:b/>
         <w:bCs/>
       </w:rPr>
     </w:tblStylePr>
     <w:tblStylePr w:type="lastCol">
       <w:rPr>
+        <w:rFonts w:eastAsia="黑体"/>
         <w:b/>
         <w:bCs/>
       </w:rPr>
@@ -9445,12 +9863,14 @@
     </w:tcPr>
     <w:tblStylePr w:type="firstRow">
       <w:rPr>
+        <w:rFonts w:eastAsia="黑体"/>
         <w:b/>
         <w:bCs/>
       </w:rPr>
     </w:tblStylePr>
     <w:tblStylePr w:type="lastRow">
       <w:rPr>
+        <w:rFonts w:eastAsia="黑体"/>
         <w:b/>
         <w:bCs/>
       </w:rPr>
@@ -9463,12 +9883,14 @@
     </w:tblStylePr>
     <w:tblStylePr w:type="firstCol">
       <w:rPr>
+        <w:rFonts w:eastAsia="黑体"/>
         <w:b/>
         <w:bCs/>
       </w:rPr>
     </w:tblStylePr>
     <w:tblStylePr w:type="lastCol">
       <w:rPr>
+        <w:rFonts w:eastAsia="黑体"/>
         <w:b/>
         <w:bCs/>
       </w:rPr>
@@ -9518,12 +9940,14 @@
     </w:tcPr>
     <w:tblStylePr w:type="firstRow">
       <w:rPr>
+        <w:rFonts w:eastAsia="黑体"/>
         <w:b/>
         <w:bCs/>
       </w:rPr>
     </w:tblStylePr>
     <w:tblStylePr w:type="lastRow">
       <w:rPr>
+        <w:rFonts w:eastAsia="黑体"/>
         <w:b/>
         <w:bCs/>
       </w:rPr>
@@ -9536,12 +9960,14 @@
     </w:tblStylePr>
     <w:tblStylePr w:type="firstCol">
       <w:rPr>
+        <w:rFonts w:eastAsia="黑体"/>
         <w:b/>
         <w:bCs/>
       </w:rPr>
     </w:tblStylePr>
     <w:tblStylePr w:type="lastCol">
       <w:rPr>
+        <w:rFonts w:eastAsia="黑体"/>
         <w:b/>
         <w:bCs/>
       </w:rPr>
@@ -9591,12 +10017,14 @@
     </w:tcPr>
     <w:tblStylePr w:type="firstRow">
       <w:rPr>
+        <w:rFonts w:eastAsia="黑体"/>
         <w:b/>
         <w:bCs/>
       </w:rPr>
     </w:tblStylePr>
     <w:tblStylePr w:type="lastRow">
       <w:rPr>
+        <w:rFonts w:eastAsia="黑体"/>
         <w:b/>
         <w:bCs/>
       </w:rPr>
@@ -9609,12 +10037,14 @@
     </w:tblStylePr>
     <w:tblStylePr w:type="firstCol">
       <w:rPr>
+        <w:rFonts w:eastAsia="黑体"/>
         <w:b/>
         <w:bCs/>
       </w:rPr>
     </w:tblStylePr>
     <w:tblStylePr w:type="lastCol">
       <w:rPr>
+        <w:rFonts w:eastAsia="黑体"/>
         <w:b/>
         <w:bCs/>
       </w:rPr>
@@ -9641,7 +10071,7 @@
       <w:spacing w:after="0" w:line="240" w:lineRule="auto"/>
     </w:pPr>
     <w:rPr>
-      <w:rFonts w:asciiTheme="majorHAnsi" w:cstheme="majorBidi" w:eastAsiaTheme="majorEastAsia" w:hAnsiTheme="majorHAnsi"/>
+      <w:rFonts w:asciiTheme="majorHAnsi" w:cstheme="majorBidi" w:hAnsiTheme="majorHAnsi" w:eastAsia="黑体"/>
       <w:color w:themeColor="text1" w:val="000000"/>
     </w:rPr>
     <w:tblPr>
@@ -9668,6 +10098,7 @@
     </w:tcPr>
     <w:tblStylePr w:type="firstRow">
       <w:rPr>
+        <w:rFonts w:eastAsia="黑体"/>
         <w:b/>
         <w:bCs/>
         <w:color w:themeColor="text1" w:val="000000"/>
@@ -9679,6 +10110,7 @@
     </w:tblStylePr>
     <w:tblStylePr w:type="lastRow">
       <w:rPr>
+        <w:rFonts w:eastAsia="黑体"/>
         <w:b/>
         <w:bCs/>
         <w:color w:themeColor="text1" w:val="000000"/>
@@ -9698,6 +10130,7 @@
     </w:tblStylePr>
     <w:tblStylePr w:type="firstCol">
       <w:rPr>
+        <w:rFonts w:eastAsia="黑体"/>
         <w:b/>
         <w:bCs/>
         <w:color w:themeColor="text1" w:val="000000"/>
@@ -9717,6 +10150,7 @@
     </w:tblStylePr>
     <w:tblStylePr w:type="lastCol">
       <w:rPr>
+        <w:rFonts w:eastAsia="黑体"/>
         <w:b w:val="0"/>
         <w:bCs w:val="0"/>
         <w:color w:themeColor="text1" w:val="000000"/>
@@ -9766,7 +10200,7 @@
       <w:spacing w:after="0" w:line="240" w:lineRule="auto"/>
     </w:pPr>
     <w:rPr>
-      <w:rFonts w:asciiTheme="majorHAnsi" w:cstheme="majorBidi" w:eastAsiaTheme="majorEastAsia" w:hAnsiTheme="majorHAnsi"/>
+      <w:rFonts w:asciiTheme="majorHAnsi" w:cstheme="majorBidi" w:hAnsiTheme="majorHAnsi" w:eastAsia="黑体"/>
       <w:color w:themeColor="text1" w:val="000000"/>
     </w:rPr>
     <w:tblPr>
@@ -9793,6 +10227,7 @@
     </w:tcPr>
     <w:tblStylePr w:type="firstRow">
       <w:rPr>
+        <w:rFonts w:eastAsia="黑体"/>
         <w:b/>
         <w:bCs/>
         <w:color w:themeColor="text1" w:val="000000"/>
@@ -9804,6 +10239,7 @@
     </w:tblStylePr>
     <w:tblStylePr w:type="lastRow">
       <w:rPr>
+        <w:rFonts w:eastAsia="黑体"/>
         <w:b/>
         <w:bCs/>
         <w:color w:themeColor="text1" w:val="000000"/>
@@ -9823,6 +10259,7 @@
     </w:tblStylePr>
     <w:tblStylePr w:type="firstCol">
       <w:rPr>
+        <w:rFonts w:eastAsia="黑体"/>
         <w:b/>
         <w:bCs/>
         <w:color w:themeColor="text1" w:val="000000"/>
@@ -9842,6 +10279,7 @@
     </w:tblStylePr>
     <w:tblStylePr w:type="lastCol">
       <w:rPr>
+        <w:rFonts w:eastAsia="黑体"/>
         <w:b w:val="0"/>
         <w:bCs w:val="0"/>
         <w:color w:themeColor="text1" w:val="000000"/>
@@ -9891,7 +10329,7 @@
       <w:spacing w:after="0" w:line="240" w:lineRule="auto"/>
     </w:pPr>
     <w:rPr>
-      <w:rFonts w:asciiTheme="majorHAnsi" w:cstheme="majorBidi" w:eastAsiaTheme="majorEastAsia" w:hAnsiTheme="majorHAnsi"/>
+      <w:rFonts w:asciiTheme="majorHAnsi" w:cstheme="majorBidi" w:hAnsiTheme="majorHAnsi" w:eastAsia="黑体"/>
       <w:color w:themeColor="text1" w:val="000000"/>
     </w:rPr>
     <w:tblPr>
@@ -9918,6 +10356,7 @@
     </w:tcPr>
     <w:tblStylePr w:type="firstRow">
       <w:rPr>
+        <w:rFonts w:eastAsia="黑体"/>
         <w:b/>
         <w:bCs/>
         <w:color w:themeColor="text1" w:val="000000"/>
@@ -9929,6 +10368,7 @@
     </w:tblStylePr>
     <w:tblStylePr w:type="lastRow">
       <w:rPr>
+        <w:rFonts w:eastAsia="黑体"/>
         <w:b/>
         <w:bCs/>
         <w:color w:themeColor="text1" w:val="000000"/>
@@ -9948,6 +10388,7 @@
     </w:tblStylePr>
     <w:tblStylePr w:type="firstCol">
       <w:rPr>
+        <w:rFonts w:eastAsia="黑体"/>
         <w:b/>
         <w:bCs/>
         <w:color w:themeColor="text1" w:val="000000"/>
@@ -9967,6 +10408,7 @@
     </w:tblStylePr>
     <w:tblStylePr w:type="lastCol">
       <w:rPr>
+        <w:rFonts w:eastAsia="黑体"/>
         <w:b w:val="0"/>
         <w:bCs w:val="0"/>
         <w:color w:themeColor="text1" w:val="000000"/>
@@ -10016,7 +10458,7 @@
       <w:spacing w:after="0" w:line="240" w:lineRule="auto"/>
     </w:pPr>
     <w:rPr>
-      <w:rFonts w:asciiTheme="majorHAnsi" w:cstheme="majorBidi" w:eastAsiaTheme="majorEastAsia" w:hAnsiTheme="majorHAnsi"/>
+      <w:rFonts w:asciiTheme="majorHAnsi" w:cstheme="majorBidi" w:hAnsiTheme="majorHAnsi" w:eastAsia="黑体"/>
       <w:color w:themeColor="text1" w:val="000000"/>
     </w:rPr>
     <w:tblPr>
@@ -10043,6 +10485,7 @@
     </w:tcPr>
     <w:tblStylePr w:type="firstRow">
       <w:rPr>
+        <w:rFonts w:eastAsia="黑体"/>
         <w:b/>
         <w:bCs/>
         <w:color w:themeColor="text1" w:val="000000"/>
@@ -10054,6 +10497,7 @@
     </w:tblStylePr>
     <w:tblStylePr w:type="lastRow">
       <w:rPr>
+        <w:rFonts w:eastAsia="黑体"/>
         <w:b/>
         <w:bCs/>
         <w:color w:themeColor="text1" w:val="000000"/>
@@ -10073,6 +10517,7 @@
     </w:tblStylePr>
     <w:tblStylePr w:type="firstCol">
       <w:rPr>
+        <w:rFonts w:eastAsia="黑体"/>
         <w:b/>
         <w:bCs/>
         <w:color w:themeColor="text1" w:val="000000"/>
@@ -10092,6 +10537,7 @@
     </w:tblStylePr>
     <w:tblStylePr w:type="lastCol">
       <w:rPr>
+        <w:rFonts w:eastAsia="黑体"/>
         <w:b w:val="0"/>
         <w:bCs w:val="0"/>
         <w:color w:themeColor="text1" w:val="000000"/>
@@ -10141,7 +10587,7 @@
       <w:spacing w:after="0" w:line="240" w:lineRule="auto"/>
     </w:pPr>
     <w:rPr>
-      <w:rFonts w:asciiTheme="majorHAnsi" w:cstheme="majorBidi" w:eastAsiaTheme="majorEastAsia" w:hAnsiTheme="majorHAnsi"/>
+      <w:rFonts w:asciiTheme="majorHAnsi" w:cstheme="majorBidi" w:hAnsiTheme="majorHAnsi" w:eastAsia="黑体"/>
       <w:color w:themeColor="text1" w:val="000000"/>
     </w:rPr>
     <w:tblPr>
@@ -10168,6 +10614,7 @@
     </w:tcPr>
     <w:tblStylePr w:type="firstRow">
       <w:rPr>
+        <w:rFonts w:eastAsia="黑体"/>
         <w:b/>
         <w:bCs/>
         <w:color w:themeColor="text1" w:val="000000"/>
@@ -10179,6 +10626,7 @@
     </w:tblStylePr>
     <w:tblStylePr w:type="lastRow">
       <w:rPr>
+        <w:rFonts w:eastAsia="黑体"/>
         <w:b/>
         <w:bCs/>
         <w:color w:themeColor="text1" w:val="000000"/>
@@ -10198,6 +10646,7 @@
     </w:tblStylePr>
     <w:tblStylePr w:type="firstCol">
       <w:rPr>
+        <w:rFonts w:eastAsia="黑体"/>
         <w:b/>
         <w:bCs/>
         <w:color w:themeColor="text1" w:val="000000"/>
@@ -10217,6 +10666,7 @@
     </w:tblStylePr>
     <w:tblStylePr w:type="lastCol">
       <w:rPr>
+        <w:rFonts w:eastAsia="黑体"/>
         <w:b w:val="0"/>
         <w:bCs w:val="0"/>
         <w:color w:themeColor="text1" w:val="000000"/>
@@ -10266,7 +10716,7 @@
       <w:spacing w:after="0" w:line="240" w:lineRule="auto"/>
     </w:pPr>
     <w:rPr>
-      <w:rFonts w:asciiTheme="majorHAnsi" w:cstheme="majorBidi" w:eastAsiaTheme="majorEastAsia" w:hAnsiTheme="majorHAnsi"/>
+      <w:rFonts w:asciiTheme="majorHAnsi" w:cstheme="majorBidi" w:hAnsiTheme="majorHAnsi" w:eastAsia="黑体"/>
       <w:color w:themeColor="text1" w:val="000000"/>
     </w:rPr>
     <w:tblPr>
@@ -10293,6 +10743,7 @@
     </w:tcPr>
     <w:tblStylePr w:type="firstRow">
       <w:rPr>
+        <w:rFonts w:eastAsia="黑体"/>
         <w:b/>
         <w:bCs/>
         <w:color w:themeColor="text1" w:val="000000"/>
@@ -10304,6 +10755,7 @@
     </w:tblStylePr>
     <w:tblStylePr w:type="lastRow">
       <w:rPr>
+        <w:rFonts w:eastAsia="黑体"/>
         <w:b/>
         <w:bCs/>
         <w:color w:themeColor="text1" w:val="000000"/>
@@ -10323,6 +10775,7 @@
     </w:tblStylePr>
     <w:tblStylePr w:type="firstCol">
       <w:rPr>
+        <w:rFonts w:eastAsia="黑体"/>
         <w:b/>
         <w:bCs/>
         <w:color w:themeColor="text1" w:val="000000"/>
@@ -10342,6 +10795,7 @@
     </w:tblStylePr>
     <w:tblStylePr w:type="lastCol">
       <w:rPr>
+        <w:rFonts w:eastAsia="黑体"/>
         <w:b w:val="0"/>
         <w:bCs w:val="0"/>
         <w:color w:themeColor="text1" w:val="000000"/>
@@ -10391,7 +10845,7 @@
       <w:spacing w:after="0" w:line="240" w:lineRule="auto"/>
     </w:pPr>
     <w:rPr>
-      <w:rFonts w:asciiTheme="majorHAnsi" w:cstheme="majorBidi" w:eastAsiaTheme="majorEastAsia" w:hAnsiTheme="majorHAnsi"/>
+      <w:rFonts w:asciiTheme="majorHAnsi" w:cstheme="majorBidi" w:hAnsiTheme="majorHAnsi" w:eastAsia="黑体"/>
       <w:color w:themeColor="text1" w:val="000000"/>
     </w:rPr>
     <w:tblPr>
@@ -10418,6 +10872,7 @@
     </w:tcPr>
     <w:tblStylePr w:type="firstRow">
       <w:rPr>
+        <w:rFonts w:eastAsia="黑体"/>
         <w:b/>
         <w:bCs/>
         <w:color w:themeColor="text1" w:val="000000"/>
@@ -10429,6 +10884,7 @@
     </w:tblStylePr>
     <w:tblStylePr w:type="lastRow">
       <w:rPr>
+        <w:rFonts w:eastAsia="黑体"/>
         <w:b/>
         <w:bCs/>
         <w:color w:themeColor="text1" w:val="000000"/>
@@ -10448,6 +10904,7 @@
     </w:tblStylePr>
     <w:tblStylePr w:type="firstCol">
       <w:rPr>
+        <w:rFonts w:eastAsia="黑体"/>
         <w:b/>
         <w:bCs/>
         <w:color w:themeColor="text1" w:val="000000"/>
@@ -10467,6 +10924,7 @@
     </w:tblStylePr>
     <w:tblStylePr w:type="lastCol">
       <w:rPr>
+        <w:rFonts w:eastAsia="黑体"/>
         <w:b w:val="0"/>
         <w:bCs w:val="0"/>
         <w:color w:themeColor="text1" w:val="000000"/>
@@ -10539,6 +10997,7 @@
     </w:tcPr>
     <w:tblStylePr w:type="firstRow">
       <w:rPr>
+        <w:rFonts w:eastAsia="黑体"/>
         <w:b/>
         <w:bCs/>
         <w:i w:val="0"/>
@@ -10560,6 +11019,7 @@
     </w:tblStylePr>
     <w:tblStylePr w:type="lastRow">
       <w:rPr>
+        <w:rFonts w:eastAsia="黑体"/>
         <w:b/>
         <w:bCs/>
         <w:i w:val="0"/>
@@ -10581,6 +11041,7 @@
     </w:tblStylePr>
     <w:tblStylePr w:type="firstCol">
       <w:rPr>
+        <w:rFonts w:eastAsia="黑体"/>
         <w:b/>
         <w:bCs/>
         <w:i w:val="0"/>
@@ -10600,6 +11061,7 @@
     </w:tblStylePr>
     <w:tblStylePr w:type="lastCol">
       <w:rPr>
+        <w:rFonts w:eastAsia="黑体"/>
         <w:b/>
         <w:bCs/>
         <w:i w:val="0"/>
@@ -10680,6 +11142,7 @@
     </w:tcPr>
     <w:tblStylePr w:type="firstRow">
       <w:rPr>
+        <w:rFonts w:eastAsia="黑体"/>
         <w:b/>
         <w:bCs/>
         <w:i w:val="0"/>
@@ -10701,6 +11164,7 @@
     </w:tblStylePr>
     <w:tblStylePr w:type="lastRow">
       <w:rPr>
+        <w:rFonts w:eastAsia="黑体"/>
         <w:b/>
         <w:bCs/>
         <w:i w:val="0"/>
@@ -10722,6 +11186,7 @@
     </w:tblStylePr>
     <w:tblStylePr w:type="firstCol">
       <w:rPr>
+        <w:rFonts w:eastAsia="黑体"/>
         <w:b/>
         <w:bCs/>
         <w:i w:val="0"/>
@@ -10741,6 +11206,7 @@
     </w:tblStylePr>
     <w:tblStylePr w:type="lastCol">
       <w:rPr>
+        <w:rFonts w:eastAsia="黑体"/>
         <w:b/>
         <w:bCs/>
         <w:i w:val="0"/>
@@ -10821,6 +11287,7 @@
     </w:tcPr>
     <w:tblStylePr w:type="firstRow">
       <w:rPr>
+        <w:rFonts w:eastAsia="黑体"/>
         <w:b/>
         <w:bCs/>
         <w:i w:val="0"/>
@@ -10842,6 +11309,7 @@
     </w:tblStylePr>
     <w:tblStylePr w:type="lastRow">
       <w:rPr>
+        <w:rFonts w:eastAsia="黑体"/>
         <w:b/>
         <w:bCs/>
         <w:i w:val="0"/>
@@ -10863,6 +11331,7 @@
     </w:tblStylePr>
     <w:tblStylePr w:type="firstCol">
       <w:rPr>
+        <w:rFonts w:eastAsia="黑体"/>
         <w:b/>
         <w:bCs/>
         <w:i w:val="0"/>
@@ -10882,6 +11351,7 @@
     </w:tblStylePr>
     <w:tblStylePr w:type="lastCol">
       <w:rPr>
+        <w:rFonts w:eastAsia="黑体"/>
         <w:b/>
         <w:bCs/>
         <w:i w:val="0"/>
@@ -10962,6 +11432,7 @@
     </w:tcPr>
     <w:tblStylePr w:type="firstRow">
       <w:rPr>
+        <w:rFonts w:eastAsia="黑体"/>
         <w:b/>
         <w:bCs/>
         <w:i w:val="0"/>
@@ -10983,6 +11454,7 @@
     </w:tblStylePr>
     <w:tblStylePr w:type="lastRow">
       <w:rPr>
+        <w:rFonts w:eastAsia="黑体"/>
         <w:b/>
         <w:bCs/>
         <w:i w:val="0"/>
@@ -11004,6 +11476,7 @@
     </w:tblStylePr>
     <w:tblStylePr w:type="firstCol">
       <w:rPr>
+        <w:rFonts w:eastAsia="黑体"/>
         <w:b/>
         <w:bCs/>
         <w:i w:val="0"/>
@@ -11023,6 +11496,7 @@
     </w:tblStylePr>
     <w:tblStylePr w:type="lastCol">
       <w:rPr>
+        <w:rFonts w:eastAsia="黑体"/>
         <w:b/>
         <w:bCs/>
         <w:i w:val="0"/>
@@ -11103,6 +11577,7 @@
     </w:tcPr>
     <w:tblStylePr w:type="firstRow">
       <w:rPr>
+        <w:rFonts w:eastAsia="黑体"/>
         <w:b/>
         <w:bCs/>
         <w:i w:val="0"/>
@@ -11124,6 +11599,7 @@
     </w:tblStylePr>
     <w:tblStylePr w:type="lastRow">
       <w:rPr>
+        <w:rFonts w:eastAsia="黑体"/>
         <w:b/>
         <w:bCs/>
         <w:i w:val="0"/>
@@ -11145,6 +11621,7 @@
     </w:tblStylePr>
     <w:tblStylePr w:type="firstCol">
       <w:rPr>
+        <w:rFonts w:eastAsia="黑体"/>
         <w:b/>
         <w:bCs/>
         <w:i w:val="0"/>
@@ -11164,6 +11641,7 @@
     </w:tblStylePr>
     <w:tblStylePr w:type="lastCol">
       <w:rPr>
+        <w:rFonts w:eastAsia="黑体"/>
         <w:b/>
         <w:bCs/>
         <w:i w:val="0"/>
@@ -11244,6 +11722,7 @@
     </w:tcPr>
     <w:tblStylePr w:type="firstRow">
       <w:rPr>
+        <w:rFonts w:eastAsia="黑体"/>
         <w:b/>
         <w:bCs/>
         <w:i w:val="0"/>
@@ -11265,6 +11744,7 @@
     </w:tblStylePr>
     <w:tblStylePr w:type="lastRow">
       <w:rPr>
+        <w:rFonts w:eastAsia="黑体"/>
         <w:b/>
         <w:bCs/>
         <w:i w:val="0"/>
@@ -11286,6 +11766,7 @@
     </w:tblStylePr>
     <w:tblStylePr w:type="firstCol">
       <w:rPr>
+        <w:rFonts w:eastAsia="黑体"/>
         <w:b/>
         <w:bCs/>
         <w:i w:val="0"/>
@@ -11305,6 +11786,7 @@
     </w:tblStylePr>
     <w:tblStylePr w:type="lastCol">
       <w:rPr>
+        <w:rFonts w:eastAsia="黑体"/>
         <w:b/>
         <w:bCs/>
         <w:i w:val="0"/>
@@ -11385,6 +11867,7 @@
     </w:tcPr>
     <w:tblStylePr w:type="firstRow">
       <w:rPr>
+        <w:rFonts w:eastAsia="黑体"/>
         <w:b/>
         <w:bCs/>
         <w:i w:val="0"/>
@@ -11406,6 +11889,7 @@
     </w:tblStylePr>
     <w:tblStylePr w:type="lastRow">
       <w:rPr>
+        <w:rFonts w:eastAsia="黑体"/>
         <w:b/>
         <w:bCs/>
         <w:i w:val="0"/>
@@ -11427,6 +11911,7 @@
     </w:tblStylePr>
     <w:tblStylePr w:type="firstCol">
       <w:rPr>
+        <w:rFonts w:eastAsia="黑体"/>
         <w:b/>
         <w:bCs/>
         <w:i w:val="0"/>
@@ -11446,6 +11931,7 @@
     </w:tblStylePr>
     <w:tblStylePr w:type="lastCol">
       <w:rPr>
+        <w:rFonts w:eastAsia="黑体"/>
         <w:b/>
         <w:bCs/>
         <w:i w:val="0"/>
@@ -11503,6 +11989,7 @@
       <w:spacing w:after="0" w:line="240" w:lineRule="auto"/>
     </w:pPr>
     <w:rPr>
+      <w:rFonts w:eastAsia="黑体"/>
       <w:color w:themeColor="background1" w:val="FFFFFF"/>
     </w:rPr>
     <w:tblPr>
@@ -11521,6 +12008,7 @@
     </w:tcPr>
     <w:tblStylePr w:type="firstRow">
       <w:rPr>
+        <w:rFonts w:eastAsia="黑体"/>
         <w:b/>
         <w:bCs/>
       </w:rPr>
@@ -11617,6 +12105,7 @@
       <w:spacing w:after="0" w:line="240" w:lineRule="auto"/>
     </w:pPr>
     <w:rPr>
+      <w:rFonts w:eastAsia="黑体"/>
       <w:color w:themeColor="background1" w:val="FFFFFF"/>
     </w:rPr>
     <w:tblPr>
@@ -11635,6 +12124,7 @@
     </w:tcPr>
     <w:tblStylePr w:type="firstRow">
       <w:rPr>
+        <w:rFonts w:eastAsia="黑体"/>
         <w:b/>
         <w:bCs/>
       </w:rPr>
@@ -11731,6 +12221,7 @@
       <w:spacing w:after="0" w:line="240" w:lineRule="auto"/>
     </w:pPr>
     <w:rPr>
+      <w:rFonts w:eastAsia="黑体"/>
       <w:color w:themeColor="background1" w:val="FFFFFF"/>
     </w:rPr>
     <w:tblPr>
@@ -11749,6 +12240,7 @@
     </w:tcPr>
     <w:tblStylePr w:type="firstRow">
       <w:rPr>
+        <w:rFonts w:eastAsia="黑体"/>
         <w:b/>
         <w:bCs/>
       </w:rPr>
@@ -11845,6 +12337,7 @@
       <w:spacing w:after="0" w:line="240" w:lineRule="auto"/>
     </w:pPr>
     <w:rPr>
+      <w:rFonts w:eastAsia="黑体"/>
       <w:color w:themeColor="background1" w:val="FFFFFF"/>
     </w:rPr>
     <w:tblPr>
@@ -11863,6 +12356,7 @@
     </w:tcPr>
     <w:tblStylePr w:type="firstRow">
       <w:rPr>
+        <w:rFonts w:eastAsia="黑体"/>
         <w:b/>
         <w:bCs/>
       </w:rPr>
@@ -11959,6 +12453,7 @@
       <w:spacing w:after="0" w:line="240" w:lineRule="auto"/>
     </w:pPr>
     <w:rPr>
+      <w:rFonts w:eastAsia="黑体"/>
       <w:color w:themeColor="background1" w:val="FFFFFF"/>
     </w:rPr>
     <w:tblPr>
@@ -11977,6 +12472,7 @@
     </w:tcPr>
     <w:tblStylePr w:type="firstRow">
       <w:rPr>
+        <w:rFonts w:eastAsia="黑体"/>
         <w:b/>
         <w:bCs/>
       </w:rPr>
@@ -12073,6 +12569,7 @@
       <w:spacing w:after="0" w:line="240" w:lineRule="auto"/>
     </w:pPr>
     <w:rPr>
+      <w:rFonts w:eastAsia="黑体"/>
       <w:color w:themeColor="background1" w:val="FFFFFF"/>
     </w:rPr>
     <w:tblPr>
@@ -12091,6 +12588,7 @@
     </w:tcPr>
     <w:tblStylePr w:type="firstRow">
       <w:rPr>
+        <w:rFonts w:eastAsia="黑体"/>
         <w:b/>
         <w:bCs/>
       </w:rPr>
@@ -12187,6 +12685,7 @@
       <w:spacing w:after="0" w:line="240" w:lineRule="auto"/>
     </w:pPr>
     <w:rPr>
+      <w:rFonts w:eastAsia="黑体"/>
       <w:color w:themeColor="background1" w:val="FFFFFF"/>
     </w:rPr>
     <w:tblPr>
@@ -12205,6 +12704,7 @@
     </w:tcPr>
     <w:tblStylePr w:type="firstRow">
       <w:rPr>
+        <w:rFonts w:eastAsia="黑体"/>
         <w:b/>
         <w:bCs/>
       </w:rPr>
@@ -12301,6 +12801,7 @@
       <w:spacing w:after="0" w:line="240" w:lineRule="auto"/>
     </w:pPr>
     <w:rPr>
+      <w:rFonts w:eastAsia="黑体"/>
       <w:color w:themeColor="text1" w:val="000000"/>
     </w:rPr>
     <w:tblPr>
@@ -12327,6 +12828,7 @@
     </w:tcPr>
     <w:tblStylePr w:type="firstRow">
       <w:rPr>
+        <w:rFonts w:eastAsia="黑体"/>
         <w:b/>
         <w:bCs/>
       </w:rPr>
@@ -12345,6 +12847,7 @@
     </w:tblStylePr>
     <w:tblStylePr w:type="lastRow">
       <w:rPr>
+        <w:rFonts w:eastAsia="黑体"/>
         <w:b/>
         <w:bCs/>
         <w:color w:themeColor="background1" w:val="FFFFFF"/>
@@ -12359,6 +12862,7 @@
     </w:tblStylePr>
     <w:tblStylePr w:type="firstCol">
       <w:rPr>
+        <w:rFonts w:eastAsia="黑体"/>
         <w:color w:themeColor="background1" w:val="FFFFFF"/>
       </w:rPr>
       <w:tblPr/>
@@ -12376,6 +12880,7 @@
     </w:tblStylePr>
     <w:tblStylePr w:type="lastCol">
       <w:rPr>
+        <w:rFonts w:eastAsia="黑体"/>
         <w:color w:themeColor="background1" w:val="FFFFFF"/>
       </w:rPr>
       <w:tblPr/>
@@ -12405,11 +12910,13 @@
     </w:tblStylePr>
     <w:tblStylePr w:type="neCell">
       <w:rPr>
+        <w:rFonts w:eastAsia="黑体"/>
         <w:color w:themeColor="text1" w:val="000000"/>
       </w:rPr>
     </w:tblStylePr>
     <w:tblStylePr w:type="nwCell">
       <w:rPr>
+        <w:rFonts w:eastAsia="黑体"/>
         <w:color w:themeColor="text1" w:val="000000"/>
       </w:rPr>
     </w:tblStylePr>
@@ -12423,6 +12930,7 @@
       <w:spacing w:after="0" w:line="240" w:lineRule="auto"/>
     </w:pPr>
     <w:rPr>
+      <w:rFonts w:eastAsia="黑体"/>
       <w:color w:themeColor="text1" w:val="000000"/>
     </w:rPr>
     <w:tblPr>
@@ -12449,6 +12957,7 @@
     </w:tcPr>
     <w:tblStylePr w:type="firstRow">
       <w:rPr>
+        <w:rFonts w:eastAsia="黑体"/>
         <w:b/>
         <w:bCs/>
       </w:rPr>
@@ -12467,6 +12976,7 @@
     </w:tblStylePr>
     <w:tblStylePr w:type="lastRow">
       <w:rPr>
+        <w:rFonts w:eastAsia="黑体"/>
         <w:b/>
         <w:bCs/>
         <w:color w:themeColor="background1" w:val="FFFFFF"/>
@@ -12481,6 +12991,7 @@
     </w:tblStylePr>
     <w:tblStylePr w:type="firstCol">
       <w:rPr>
+        <w:rFonts w:eastAsia="黑体"/>
         <w:color w:themeColor="background1" w:val="FFFFFF"/>
       </w:rPr>
       <w:tblPr/>
@@ -12498,6 +13009,7 @@
     </w:tblStylePr>
     <w:tblStylePr w:type="lastCol">
       <w:rPr>
+        <w:rFonts w:eastAsia="黑体"/>
         <w:color w:themeColor="background1" w:val="FFFFFF"/>
       </w:rPr>
       <w:tblPr/>
@@ -12527,11 +13039,13 @@
     </w:tblStylePr>
     <w:tblStylePr w:type="neCell">
       <w:rPr>
+        <w:rFonts w:eastAsia="黑体"/>
         <w:color w:themeColor="text1" w:val="000000"/>
       </w:rPr>
     </w:tblStylePr>
     <w:tblStylePr w:type="nwCell">
       <w:rPr>
+        <w:rFonts w:eastAsia="黑体"/>
         <w:color w:themeColor="text1" w:val="000000"/>
       </w:rPr>
     </w:tblStylePr>
@@ -12545,6 +13059,7 @@
       <w:spacing w:after="0" w:line="240" w:lineRule="auto"/>
     </w:pPr>
     <w:rPr>
+      <w:rFonts w:eastAsia="黑体"/>
       <w:color w:themeColor="text1" w:val="000000"/>
     </w:rPr>
     <w:tblPr>
@@ -12571,6 +13086,7 @@
     </w:tcPr>
     <w:tblStylePr w:type="firstRow">
       <w:rPr>
+        <w:rFonts w:eastAsia="黑体"/>
         <w:b/>
         <w:bCs/>
       </w:rPr>
@@ -12589,6 +13105,7 @@
     </w:tblStylePr>
     <w:tblStylePr w:type="lastRow">
       <w:rPr>
+        <w:rFonts w:eastAsia="黑体"/>
         <w:b/>
         <w:bCs/>
         <w:color w:themeColor="background1" w:val="FFFFFF"/>
@@ -12603,6 +13120,7 @@
     </w:tblStylePr>
     <w:tblStylePr w:type="firstCol">
       <w:rPr>
+        <w:rFonts w:eastAsia="黑体"/>
         <w:color w:themeColor="background1" w:val="FFFFFF"/>
       </w:rPr>
       <w:tblPr/>
@@ -12620,6 +13138,7 @@
     </w:tblStylePr>
     <w:tblStylePr w:type="lastCol">
       <w:rPr>
+        <w:rFonts w:eastAsia="黑体"/>
         <w:color w:themeColor="background1" w:val="FFFFFF"/>
       </w:rPr>
       <w:tblPr/>
@@ -12649,11 +13168,13 @@
     </w:tblStylePr>
     <w:tblStylePr w:type="neCell">
       <w:rPr>
+        <w:rFonts w:eastAsia="黑体"/>
         <w:color w:themeColor="text1" w:val="000000"/>
       </w:rPr>
     </w:tblStylePr>
     <w:tblStylePr w:type="nwCell">
       <w:rPr>
+        <w:rFonts w:eastAsia="黑体"/>
         <w:color w:themeColor="text1" w:val="000000"/>
       </w:rPr>
     </w:tblStylePr>
@@ -12667,6 +13188,7 @@
       <w:spacing w:after="0" w:line="240" w:lineRule="auto"/>
     </w:pPr>
     <w:rPr>
+      <w:rFonts w:eastAsia="黑体"/>
       <w:color w:themeColor="text1" w:val="000000"/>
     </w:rPr>
     <w:tblPr>
@@ -12693,6 +13215,7 @@
     </w:tcPr>
     <w:tblStylePr w:type="firstRow">
       <w:rPr>
+        <w:rFonts w:eastAsia="黑体"/>
         <w:b/>
         <w:bCs/>
       </w:rPr>
@@ -12711,6 +13234,7 @@
     </w:tblStylePr>
     <w:tblStylePr w:type="lastRow">
       <w:rPr>
+        <w:rFonts w:eastAsia="黑体"/>
         <w:b/>
         <w:bCs/>
         <w:color w:themeColor="background1" w:val="FFFFFF"/>
@@ -12725,6 +13249,7 @@
     </w:tblStylePr>
     <w:tblStylePr w:type="firstCol">
       <w:rPr>
+        <w:rFonts w:eastAsia="黑体"/>
         <w:color w:themeColor="background1" w:val="FFFFFF"/>
       </w:rPr>
       <w:tblPr/>
@@ -12742,6 +13267,7 @@
     </w:tblStylePr>
     <w:tblStylePr w:type="lastCol">
       <w:rPr>
+        <w:rFonts w:eastAsia="黑体"/>
         <w:color w:themeColor="background1" w:val="FFFFFF"/>
       </w:rPr>
       <w:tblPr/>
@@ -12779,6 +13305,7 @@
       <w:spacing w:after="0" w:line="240" w:lineRule="auto"/>
     </w:pPr>
     <w:rPr>
+      <w:rFonts w:eastAsia="黑体"/>
       <w:color w:themeColor="text1" w:val="000000"/>
     </w:rPr>
     <w:tblPr>
@@ -12805,6 +13332,7 @@
     </w:tcPr>
     <w:tblStylePr w:type="firstRow">
       <w:rPr>
+        <w:rFonts w:eastAsia="黑体"/>
         <w:b/>
         <w:bCs/>
       </w:rPr>
@@ -12823,6 +13351,7 @@
     </w:tblStylePr>
     <w:tblStylePr w:type="lastRow">
       <w:rPr>
+        <w:rFonts w:eastAsia="黑体"/>
         <w:b/>
         <w:bCs/>
         <w:color w:themeColor="background1" w:val="FFFFFF"/>
@@ -12837,6 +13366,7 @@
     </w:tblStylePr>
     <w:tblStylePr w:type="firstCol">
       <w:rPr>
+        <w:rFonts w:eastAsia="黑体"/>
         <w:color w:themeColor="background1" w:val="FFFFFF"/>
       </w:rPr>
       <w:tblPr/>
@@ -12854,6 +13384,7 @@
     </w:tblStylePr>
     <w:tblStylePr w:type="lastCol">
       <w:rPr>
+        <w:rFonts w:eastAsia="黑体"/>
         <w:color w:themeColor="background1" w:val="FFFFFF"/>
       </w:rPr>
       <w:tblPr/>
@@ -12883,11 +13414,13 @@
     </w:tblStylePr>
     <w:tblStylePr w:type="neCell">
       <w:rPr>
+        <w:rFonts w:eastAsia="黑体"/>
         <w:color w:themeColor="text1" w:val="000000"/>
       </w:rPr>
     </w:tblStylePr>
     <w:tblStylePr w:type="nwCell">
       <w:rPr>
+        <w:rFonts w:eastAsia="黑体"/>
         <w:color w:themeColor="text1" w:val="000000"/>
       </w:rPr>
     </w:tblStylePr>
@@ -12901,6 +13434,7 @@
       <w:spacing w:after="0" w:line="240" w:lineRule="auto"/>
     </w:pPr>
     <w:rPr>
+      <w:rFonts w:eastAsia="黑体"/>
       <w:color w:themeColor="text1" w:val="000000"/>
     </w:rPr>
     <w:tblPr>
@@ -12927,6 +13461,7 @@
     </w:tcPr>
     <w:tblStylePr w:type="firstRow">
       <w:rPr>
+        <w:rFonts w:eastAsia="黑体"/>
         <w:b/>
         <w:bCs/>
       </w:rPr>
@@ -12945,6 +13480,7 @@
     </w:tblStylePr>
     <w:tblStylePr w:type="lastRow">
       <w:rPr>
+        <w:rFonts w:eastAsia="黑体"/>
         <w:b/>
         <w:bCs/>
         <w:color w:themeColor="background1" w:val="FFFFFF"/>
@@ -12959,6 +13495,7 @@
     </w:tblStylePr>
     <w:tblStylePr w:type="firstCol">
       <w:rPr>
+        <w:rFonts w:eastAsia="黑体"/>
         <w:color w:themeColor="background1" w:val="FFFFFF"/>
       </w:rPr>
       <w:tblPr/>
@@ -12976,6 +13513,7 @@
     </w:tblStylePr>
     <w:tblStylePr w:type="lastCol">
       <w:rPr>
+        <w:rFonts w:eastAsia="黑体"/>
         <w:color w:themeColor="background1" w:val="FFFFFF"/>
       </w:rPr>
       <w:tblPr/>
@@ -13005,11 +13543,13 @@
     </w:tblStylePr>
     <w:tblStylePr w:type="neCell">
       <w:rPr>
+        <w:rFonts w:eastAsia="黑体"/>
         <w:color w:themeColor="text1" w:val="000000"/>
       </w:rPr>
     </w:tblStylePr>
     <w:tblStylePr w:type="nwCell">
       <w:rPr>
+        <w:rFonts w:eastAsia="黑体"/>
         <w:color w:themeColor="text1" w:val="000000"/>
       </w:rPr>
     </w:tblStylePr>
@@ -13023,6 +13563,7 @@
       <w:spacing w:after="0" w:line="240" w:lineRule="auto"/>
     </w:pPr>
     <w:rPr>
+      <w:rFonts w:eastAsia="黑体"/>
       <w:color w:themeColor="text1" w:val="000000"/>
     </w:rPr>
     <w:tblPr>
@@ -13049,6 +13590,7 @@
     </w:tcPr>
     <w:tblStylePr w:type="firstRow">
       <w:rPr>
+        <w:rFonts w:eastAsia="黑体"/>
         <w:b/>
         <w:bCs/>
       </w:rPr>
@@ -13067,6 +13609,7 @@
     </w:tblStylePr>
     <w:tblStylePr w:type="lastRow">
       <w:rPr>
+        <w:rFonts w:eastAsia="黑体"/>
         <w:b/>
         <w:bCs/>
         <w:color w:themeColor="background1" w:val="FFFFFF"/>
@@ -13081,6 +13624,7 @@
     </w:tblStylePr>
     <w:tblStylePr w:type="firstCol">
       <w:rPr>
+        <w:rFonts w:eastAsia="黑体"/>
         <w:color w:themeColor="background1" w:val="FFFFFF"/>
       </w:rPr>
       <w:tblPr/>
@@ -13098,6 +13642,7 @@
     </w:tblStylePr>
     <w:tblStylePr w:type="lastCol">
       <w:rPr>
+        <w:rFonts w:eastAsia="黑体"/>
         <w:color w:themeColor="background1" w:val="FFFFFF"/>
       </w:rPr>
       <w:tblPr/>
@@ -13127,11 +13672,13 @@
     </w:tblStylePr>
     <w:tblStylePr w:type="neCell">
       <w:rPr>
+        <w:rFonts w:eastAsia="黑体"/>
         <w:color w:themeColor="text1" w:val="000000"/>
       </w:rPr>
     </w:tblStylePr>
     <w:tblStylePr w:type="nwCell">
       <w:rPr>
+        <w:rFonts w:eastAsia="黑体"/>
         <w:color w:themeColor="text1" w:val="000000"/>
       </w:rPr>
     </w:tblStylePr>
@@ -13145,6 +13692,7 @@
       <w:spacing w:after="0" w:line="240" w:lineRule="auto"/>
     </w:pPr>
     <w:rPr>
+      <w:rFonts w:eastAsia="黑体"/>
       <w:color w:themeColor="text1" w:val="000000"/>
     </w:rPr>
     <w:tblPr>
@@ -13163,6 +13711,7 @@
     </w:tcPr>
     <w:tblStylePr w:type="firstRow">
       <w:rPr>
+        <w:rFonts w:eastAsia="黑体"/>
         <w:b/>
         <w:bCs/>
         <w:color w:themeColor="background1" w:val="FFFFFF"/>
@@ -13177,6 +13726,7 @@
     </w:tblStylePr>
     <w:tblStylePr w:type="lastRow">
       <w:rPr>
+        <w:rFonts w:eastAsia="黑体"/>
         <w:b/>
         <w:bCs/>
         <w:color w:themeColor="accent2" w:themeShade="CC" w:val="9E3A38"/>
@@ -13191,12 +13741,14 @@
     </w:tblStylePr>
     <w:tblStylePr w:type="firstCol">
       <w:rPr>
+        <w:rFonts w:eastAsia="黑体"/>
         <w:b/>
         <w:bCs/>
       </w:rPr>
     </w:tblStylePr>
     <w:tblStylePr w:type="lastCol">
       <w:rPr>
+        <w:rFonts w:eastAsia="黑体"/>
         <w:b/>
         <w:bCs/>
       </w:rPr>
@@ -13231,6 +13783,7 @@
       <w:spacing w:after="0" w:line="240" w:lineRule="auto"/>
     </w:pPr>
     <w:rPr>
+      <w:rFonts w:eastAsia="黑体"/>
       <w:color w:themeColor="text1" w:val="000000"/>
     </w:rPr>
     <w:tblPr>
@@ -13249,6 +13802,7 @@
     </w:tcPr>
     <w:tblStylePr w:type="firstRow">
       <w:rPr>
+        <w:rFonts w:eastAsia="黑体"/>
         <w:b/>
         <w:bCs/>
         <w:color w:themeColor="background1" w:val="FFFFFF"/>
@@ -13263,6 +13817,7 @@
     </w:tblStylePr>
     <w:tblStylePr w:type="lastRow">
       <w:rPr>
+        <w:rFonts w:eastAsia="黑体"/>
         <w:b/>
         <w:bCs/>
         <w:color w:themeColor="accent2" w:themeShade="CC" w:val="9E3A38"/>
@@ -13277,12 +13832,14 @@
     </w:tblStylePr>
     <w:tblStylePr w:type="firstCol">
       <w:rPr>
+        <w:rFonts w:eastAsia="黑体"/>
         <w:b/>
         <w:bCs/>
       </w:rPr>
     </w:tblStylePr>
     <w:tblStylePr w:type="lastCol">
       <w:rPr>
+        <w:rFonts w:eastAsia="黑体"/>
         <w:b/>
         <w:bCs/>
       </w:rPr>
@@ -13317,6 +13874,7 @@
       <w:spacing w:after="0" w:line="240" w:lineRule="auto"/>
     </w:pPr>
     <w:rPr>
+      <w:rFonts w:eastAsia="黑体"/>
       <w:color w:themeColor="text1" w:val="000000"/>
     </w:rPr>
     <w:tblPr>
@@ -13335,6 +13893,7 @@
     </w:tcPr>
     <w:tblStylePr w:type="firstRow">
       <w:rPr>
+        <w:rFonts w:eastAsia="黑体"/>
         <w:b/>
         <w:bCs/>
         <w:color w:themeColor="background1" w:val="FFFFFF"/>
@@ -13349,6 +13908,7 @@
     </w:tblStylePr>
     <w:tblStylePr w:type="lastRow">
       <w:rPr>
+        <w:rFonts w:eastAsia="黑体"/>
         <w:b/>
         <w:bCs/>
         <w:color w:themeColor="accent2" w:themeShade="CC" w:val="9E3A38"/>
@@ -13363,12 +13923,14 @@
     </w:tblStylePr>
     <w:tblStylePr w:type="firstCol">
       <w:rPr>
+        <w:rFonts w:eastAsia="黑体"/>
         <w:b/>
         <w:bCs/>
       </w:rPr>
     </w:tblStylePr>
     <w:tblStylePr w:type="lastCol">
       <w:rPr>
+        <w:rFonts w:eastAsia="黑体"/>
         <w:b/>
         <w:bCs/>
       </w:rPr>
@@ -13403,6 +13965,7 @@
       <w:spacing w:after="0" w:line="240" w:lineRule="auto"/>
     </w:pPr>
     <w:rPr>
+      <w:rFonts w:eastAsia="黑体"/>
       <w:color w:themeColor="text1" w:val="000000"/>
     </w:rPr>
     <w:tblPr>
@@ -13421,6 +13984,7 @@
     </w:tcPr>
     <w:tblStylePr w:type="firstRow">
       <w:rPr>
+        <w:rFonts w:eastAsia="黑体"/>
         <w:b/>
         <w:bCs/>
         <w:color w:themeColor="background1" w:val="FFFFFF"/>
@@ -13435,6 +13999,7 @@
     </w:tblStylePr>
     <w:tblStylePr w:type="lastRow">
       <w:rPr>
+        <w:rFonts w:eastAsia="黑体"/>
         <w:b/>
         <w:bCs/>
         <w:color w:themeColor="accent4" w:themeShade="CC" w:val="664E82"/>
@@ -13449,12 +14014,14 @@
     </w:tblStylePr>
     <w:tblStylePr w:type="firstCol">
       <w:rPr>
+        <w:rFonts w:eastAsia="黑体"/>
         <w:b/>
         <w:bCs/>
       </w:rPr>
     </w:tblStylePr>
     <w:tblStylePr w:type="lastCol">
       <w:rPr>
+        <w:rFonts w:eastAsia="黑体"/>
         <w:b/>
         <w:bCs/>
       </w:rPr>
@@ -13489,6 +14056,7 @@
       <w:spacing w:after="0" w:line="240" w:lineRule="auto"/>
     </w:pPr>
     <w:rPr>
+      <w:rFonts w:eastAsia="黑体"/>
       <w:color w:themeColor="text1" w:val="000000"/>
     </w:rPr>
     <w:tblPr>
@@ -13507,6 +14075,7 @@
     </w:tcPr>
     <w:tblStylePr w:type="firstRow">
       <w:rPr>
+        <w:rFonts w:eastAsia="黑体"/>
         <w:b/>
         <w:bCs/>
         <w:color w:themeColor="background1" w:val="FFFFFF"/>
@@ -13521,6 +14090,7 @@
     </w:tblStylePr>
     <w:tblStylePr w:type="lastRow">
       <w:rPr>
+        <w:rFonts w:eastAsia="黑体"/>
         <w:b/>
         <w:bCs/>
         <w:color w:themeColor="accent3" w:themeShade="CC" w:val="7E9C40"/>
@@ -13535,12 +14105,14 @@
     </w:tblStylePr>
     <w:tblStylePr w:type="firstCol">
       <w:rPr>
+        <w:rFonts w:eastAsia="黑体"/>
         <w:b/>
         <w:bCs/>
       </w:rPr>
     </w:tblStylePr>
     <w:tblStylePr w:type="lastCol">
       <w:rPr>
+        <w:rFonts w:eastAsia="黑体"/>
         <w:b/>
         <w:bCs/>
       </w:rPr>
@@ -13575,6 +14147,7 @@
       <w:spacing w:after="0" w:line="240" w:lineRule="auto"/>
     </w:pPr>
     <w:rPr>
+      <w:rFonts w:eastAsia="黑体"/>
       <w:color w:themeColor="text1" w:val="000000"/>
     </w:rPr>
     <w:tblPr>
@@ -13593,6 +14166,7 @@
     </w:tcPr>
     <w:tblStylePr w:type="firstRow">
       <w:rPr>
+        <w:rFonts w:eastAsia="黑体"/>
         <w:b/>
         <w:bCs/>
         <w:color w:themeColor="background1" w:val="FFFFFF"/>
@@ -13607,6 +14181,7 @@
     </w:tblStylePr>
     <w:tblStylePr w:type="lastRow">
       <w:rPr>
+        <w:rFonts w:eastAsia="黑体"/>
         <w:b/>
         <w:bCs/>
         <w:color w:themeColor="accent6" w:themeShade="CC" w:val="F2730A"/>
@@ -13621,12 +14196,14 @@
     </w:tblStylePr>
     <w:tblStylePr w:type="firstCol">
       <w:rPr>
+        <w:rFonts w:eastAsia="黑体"/>
         <w:b/>
         <w:bCs/>
       </w:rPr>
     </w:tblStylePr>
     <w:tblStylePr w:type="lastCol">
       <w:rPr>
+        <w:rFonts w:eastAsia="黑体"/>
         <w:b/>
         <w:bCs/>
       </w:rPr>
@@ -13661,6 +14238,7 @@
       <w:spacing w:after="0" w:line="240" w:lineRule="auto"/>
     </w:pPr>
     <w:rPr>
+      <w:rFonts w:eastAsia="黑体"/>
       <w:color w:themeColor="text1" w:val="000000"/>
     </w:rPr>
     <w:tblPr>
@@ -13679,6 +14257,7 @@
     </w:tcPr>
     <w:tblStylePr w:type="firstRow">
       <w:rPr>
+        <w:rFonts w:eastAsia="黑体"/>
         <w:b/>
         <w:bCs/>
         <w:color w:themeColor="background1" w:val="FFFFFF"/>
@@ -13693,6 +14272,7 @@
     </w:tblStylePr>
     <w:tblStylePr w:type="lastRow">
       <w:rPr>
+        <w:rFonts w:eastAsia="黑体"/>
         <w:b/>
         <w:bCs/>
         <w:color w:themeColor="accent5" w:themeShade="CC" w:val="348DA5"/>
@@ -13707,12 +14287,14 @@
     </w:tblStylePr>
     <w:tblStylePr w:type="firstCol">
       <w:rPr>
+        <w:rFonts w:eastAsia="黑体"/>
         <w:b/>
         <w:bCs/>
       </w:rPr>
     </w:tblStylePr>
     <w:tblStylePr w:type="lastCol">
       <w:rPr>
+        <w:rFonts w:eastAsia="黑体"/>
         <w:b/>
         <w:bCs/>
       </w:rPr>
@@ -13747,6 +14329,7 @@
       <w:spacing w:after="0" w:line="240" w:lineRule="auto"/>
     </w:pPr>
     <w:rPr>
+      <w:rFonts w:eastAsia="黑体"/>
       <w:color w:themeColor="text1" w:val="000000"/>
     </w:rPr>
     <w:tblPr>
@@ -13768,6 +14351,7 @@
     </w:tcPr>
     <w:tblStylePr w:type="firstRow">
       <w:rPr>
+        <w:rFonts w:eastAsia="黑体"/>
         <w:b/>
         <w:bCs/>
       </w:rPr>
@@ -13778,6 +14362,7 @@
     </w:tblStylePr>
     <w:tblStylePr w:type="lastRow">
       <w:rPr>
+        <w:rFonts w:eastAsia="黑体"/>
         <w:b/>
         <w:bCs/>
         <w:color w:themeColor="text1" w:val="000000"/>
@@ -13789,6 +14374,7 @@
     </w:tblStylePr>
     <w:tblStylePr w:type="firstCol">
       <w:rPr>
+        <w:rFonts w:eastAsia="黑体"/>
         <w:color w:themeColor="background1" w:val="FFFFFF"/>
       </w:rPr>
       <w:tblPr/>
@@ -13798,6 +14384,7 @@
     </w:tblStylePr>
     <w:tblStylePr w:type="lastCol">
       <w:rPr>
+        <w:rFonts w:eastAsia="黑体"/>
         <w:color w:themeColor="background1" w:val="FFFFFF"/>
       </w:rPr>
       <w:tblPr/>
@@ -13827,6 +14414,7 @@
       <w:spacing w:after="0" w:line="240" w:lineRule="auto"/>
     </w:pPr>
     <w:rPr>
+      <w:rFonts w:eastAsia="黑体"/>
       <w:color w:themeColor="text1" w:val="000000"/>
     </w:rPr>
     <w:tblPr>
@@ -13848,6 +14436,7 @@
     </w:tcPr>
     <w:tblStylePr w:type="firstRow">
       <w:rPr>
+        <w:rFonts w:eastAsia="黑体"/>
         <w:b/>
         <w:bCs/>
       </w:rPr>
@@ -13858,6 +14447,7 @@
     </w:tblStylePr>
     <w:tblStylePr w:type="lastRow">
       <w:rPr>
+        <w:rFonts w:eastAsia="黑体"/>
         <w:b/>
         <w:bCs/>
         <w:color w:themeColor="text1" w:val="000000"/>
@@ -13869,6 +14459,7 @@
     </w:tblStylePr>
     <w:tblStylePr w:type="firstCol">
       <w:rPr>
+        <w:rFonts w:eastAsia="黑体"/>
         <w:color w:themeColor="background1" w:val="FFFFFF"/>
       </w:rPr>
       <w:tblPr/>
@@ -13878,6 +14469,7 @@
     </w:tblStylePr>
     <w:tblStylePr w:type="lastCol">
       <w:rPr>
+        <w:rFonts w:eastAsia="黑体"/>
         <w:color w:themeColor="background1" w:val="FFFFFF"/>
       </w:rPr>
       <w:tblPr/>
@@ -13907,6 +14499,7 @@
       <w:spacing w:after="0" w:line="240" w:lineRule="auto"/>
     </w:pPr>
     <w:rPr>
+      <w:rFonts w:eastAsia="黑体"/>
       <w:color w:themeColor="text1" w:val="000000"/>
     </w:rPr>
     <w:tblPr>
@@ -13928,6 +14521,7 @@
     </w:tcPr>
     <w:tblStylePr w:type="firstRow">
       <w:rPr>
+        <w:rFonts w:eastAsia="黑体"/>
         <w:b/>
         <w:bCs/>
       </w:rPr>
@@ -13938,6 +14532,7 @@
     </w:tblStylePr>
     <w:tblStylePr w:type="lastRow">
       <w:rPr>
+        <w:rFonts w:eastAsia="黑体"/>
         <w:b/>
         <w:bCs/>
         <w:color w:themeColor="text1" w:val="000000"/>
@@ -13949,6 +14544,7 @@
     </w:tblStylePr>
     <w:tblStylePr w:type="firstCol">
       <w:rPr>
+        <w:rFonts w:eastAsia="黑体"/>
         <w:color w:themeColor="background1" w:val="FFFFFF"/>
       </w:rPr>
       <w:tblPr/>
@@ -13958,6 +14554,7 @@
     </w:tblStylePr>
     <w:tblStylePr w:type="lastCol">
       <w:rPr>
+        <w:rFonts w:eastAsia="黑体"/>
         <w:color w:themeColor="background1" w:val="FFFFFF"/>
       </w:rPr>
       <w:tblPr/>
@@ -13987,6 +14584,7 @@
       <w:spacing w:after="0" w:line="240" w:lineRule="auto"/>
     </w:pPr>
     <w:rPr>
+      <w:rFonts w:eastAsia="黑体"/>
       <w:color w:themeColor="text1" w:val="000000"/>
     </w:rPr>
     <w:tblPr>
@@ -14008,6 +14606,7 @@
     </w:tcPr>
     <w:tblStylePr w:type="firstRow">
       <w:rPr>
+        <w:rFonts w:eastAsia="黑体"/>
         <w:b/>
         <w:bCs/>
       </w:rPr>
@@ -14018,6 +14617,7 @@
     </w:tblStylePr>
     <w:tblStylePr w:type="lastRow">
       <w:rPr>
+        <w:rFonts w:eastAsia="黑体"/>
         <w:b/>
         <w:bCs/>
         <w:color w:themeColor="text1" w:val="000000"/>
@@ -14029,6 +14629,7 @@
     </w:tblStylePr>
     <w:tblStylePr w:type="firstCol">
       <w:rPr>
+        <w:rFonts w:eastAsia="黑体"/>
         <w:color w:themeColor="background1" w:val="FFFFFF"/>
       </w:rPr>
       <w:tblPr/>
@@ -14038,6 +14639,7 @@
     </w:tblStylePr>
     <w:tblStylePr w:type="lastCol">
       <w:rPr>
+        <w:rFonts w:eastAsia="黑体"/>
         <w:color w:themeColor="background1" w:val="FFFFFF"/>
       </w:rPr>
       <w:tblPr/>
@@ -14067,6 +14669,7 @@
       <w:spacing w:after="0" w:line="240" w:lineRule="auto"/>
     </w:pPr>
     <w:rPr>
+      <w:rFonts w:eastAsia="黑体"/>
       <w:color w:themeColor="text1" w:val="000000"/>
     </w:rPr>
     <w:tblPr>
@@ -14088,6 +14691,7 @@
     </w:tcPr>
     <w:tblStylePr w:type="firstRow">
       <w:rPr>
+        <w:rFonts w:eastAsia="黑体"/>
         <w:b/>
         <w:bCs/>
       </w:rPr>
@@ -14098,6 +14702,7 @@
     </w:tblStylePr>
     <w:tblStylePr w:type="lastRow">
       <w:rPr>
+        <w:rFonts w:eastAsia="黑体"/>
         <w:b/>
         <w:bCs/>
         <w:color w:themeColor="text1" w:val="000000"/>
@@ -14109,6 +14714,7 @@
     </w:tblStylePr>
     <w:tblStylePr w:type="firstCol">
       <w:rPr>
+        <w:rFonts w:eastAsia="黑体"/>
         <w:color w:themeColor="background1" w:val="FFFFFF"/>
       </w:rPr>
       <w:tblPr/>
@@ -14118,6 +14724,7 @@
     </w:tblStylePr>
     <w:tblStylePr w:type="lastCol">
       <w:rPr>
+        <w:rFonts w:eastAsia="黑体"/>
         <w:color w:themeColor="background1" w:val="FFFFFF"/>
       </w:rPr>
       <w:tblPr/>
@@ -14147,6 +14754,7 @@
       <w:spacing w:after="0" w:line="240" w:lineRule="auto"/>
     </w:pPr>
     <w:rPr>
+      <w:rFonts w:eastAsia="黑体"/>
       <w:color w:themeColor="text1" w:val="000000"/>
     </w:rPr>
     <w:tblPr>
@@ -14168,6 +14776,7 @@
     </w:tcPr>
     <w:tblStylePr w:type="firstRow">
       <w:rPr>
+        <w:rFonts w:eastAsia="黑体"/>
         <w:b/>
         <w:bCs/>
       </w:rPr>
@@ -14178,6 +14787,7 @@
     </w:tblStylePr>
     <w:tblStylePr w:type="lastRow">
       <w:rPr>
+        <w:rFonts w:eastAsia="黑体"/>
         <w:b/>
         <w:bCs/>
         <w:color w:themeColor="text1" w:val="000000"/>
@@ -14189,6 +14799,7 @@
     </w:tblStylePr>
     <w:tblStylePr w:type="firstCol">
       <w:rPr>
+        <w:rFonts w:eastAsia="黑体"/>
         <w:color w:themeColor="background1" w:val="FFFFFF"/>
       </w:rPr>
       <w:tblPr/>
@@ -14198,6 +14809,7 @@
     </w:tblStylePr>
     <w:tblStylePr w:type="lastCol">
       <w:rPr>
+        <w:rFonts w:eastAsia="黑体"/>
         <w:color w:themeColor="background1" w:val="FFFFFF"/>
       </w:rPr>
       <w:tblPr/>
@@ -14227,6 +14839,7 @@
       <w:spacing w:after="0" w:line="240" w:lineRule="auto"/>
     </w:pPr>
     <w:rPr>
+      <w:rFonts w:eastAsia="黑体"/>
       <w:color w:themeColor="text1" w:val="000000"/>
     </w:rPr>
     <w:tblPr>
@@ -14248,6 +14861,7 @@
     </w:tcPr>
     <w:tblStylePr w:type="firstRow">
       <w:rPr>
+        <w:rFonts w:eastAsia="黑体"/>
         <w:b/>
         <w:bCs/>
       </w:rPr>
@@ -14258,6 +14872,7 @@
     </w:tblStylePr>
     <w:tblStylePr w:type="lastRow">
       <w:rPr>
+        <w:rFonts w:eastAsia="黑体"/>
         <w:b/>
         <w:bCs/>
         <w:color w:themeColor="text1" w:val="000000"/>
@@ -14269,6 +14884,7 @@
     </w:tblStylePr>
     <w:tblStylePr w:type="firstCol">
       <w:rPr>
+        <w:rFonts w:eastAsia="黑体"/>
         <w:color w:themeColor="background1" w:val="FFFFFF"/>
       </w:rPr>
       <w:tblPr/>
@@ -14278,6 +14894,7 @@
     </w:tblStylePr>
     <w:tblStylePr w:type="lastCol">
       <w:rPr>
+        <w:rFonts w:eastAsia="黑体"/>
         <w:color w:themeColor="background1" w:val="FFFFFF"/>
       </w:rPr>
       <w:tblPr/>
@@ -14310,6 +14927,7 @@
     <w:name w:val="KeywordTok"/>
     <w:basedOn w:val="VerbatimChar"/>
     <w:rPr>
+      <w:rFonts w:eastAsia="黑体"/>
       <w:b/>
       <w:color w:val="007020"/>
     </w:rPr>
@@ -14318,6 +14936,7 @@
     <w:name w:val="DataTypeTok"/>
     <w:basedOn w:val="VerbatimChar"/>
     <w:rPr>
+      <w:rFonts w:eastAsia="黑体"/>
       <w:color w:val="902000"/>
     </w:rPr>
   </w:style>
@@ -14325,6 +14944,7 @@
     <w:name w:val="DecValTok"/>
     <w:basedOn w:val="VerbatimChar"/>
     <w:rPr>
+      <w:rFonts w:eastAsia="黑体"/>
       <w:color w:val="40a070"/>
     </w:rPr>
   </w:style>
@@ -14332,6 +14952,7 @@
     <w:name w:val="BaseNTok"/>
     <w:basedOn w:val="VerbatimChar"/>
     <w:rPr>
+      <w:rFonts w:eastAsia="黑体"/>
       <w:color w:val="40a070"/>
     </w:rPr>
   </w:style>
@@ -14339,6 +14960,7 @@
     <w:name w:val="FloatTok"/>
     <w:basedOn w:val="VerbatimChar"/>
     <w:rPr>
+      <w:rFonts w:eastAsia="黑体"/>
       <w:color w:val="40a070"/>
     </w:rPr>
   </w:style>
@@ -14346,6 +14968,7 @@
     <w:name w:val="ConstantTok"/>
     <w:basedOn w:val="VerbatimChar"/>
     <w:rPr>
+      <w:rFonts w:eastAsia="黑体"/>
       <w:color w:val="880000"/>
     </w:rPr>
   </w:style>
@@ -14353,6 +14976,7 @@
     <w:name w:val="CharTok"/>
     <w:basedOn w:val="VerbatimChar"/>
     <w:rPr>
+      <w:rFonts w:eastAsia="黑体"/>
       <w:color w:val="4070a0"/>
     </w:rPr>
   </w:style>
@@ -14360,6 +14984,7 @@
     <w:name w:val="SpecialCharTok"/>
     <w:basedOn w:val="VerbatimChar"/>
     <w:rPr>
+      <w:rFonts w:eastAsia="黑体"/>
       <w:color w:val="4070a0"/>
     </w:rPr>
   </w:style>
@@ -14367,6 +14992,7 @@
     <w:name w:val="StringTok"/>
     <w:basedOn w:val="VerbatimChar"/>
     <w:rPr>
+      <w:rFonts w:eastAsia="黑体"/>
       <w:color w:val="4070a0"/>
     </w:rPr>
   </w:style>
@@ -14374,6 +15000,7 @@
     <w:name w:val="VerbatimStringTok"/>
     <w:basedOn w:val="VerbatimChar"/>
     <w:rPr>
+      <w:rFonts w:eastAsia="黑体"/>
       <w:color w:val="4070a0"/>
     </w:rPr>
   </w:style>
@@ -14381,6 +15008,7 @@
     <w:name w:val="SpecialStringTok"/>
     <w:basedOn w:val="VerbatimChar"/>
     <w:rPr>
+      <w:rFonts w:eastAsia="黑体"/>
       <w:color w:val="bb6688"/>
     </w:rPr>
   </w:style>
@@ -14388,6 +15016,7 @@
     <w:name w:val="ImportTok"/>
     <w:basedOn w:val="VerbatimChar"/>
     <w:rPr>
+      <w:rFonts w:eastAsia="黑体"/>
       <w:b/>
       <w:color w:val="008000"/>
     </w:rPr>
@@ -14396,6 +15025,7 @@
     <w:name w:val="CommentTok"/>
     <w:basedOn w:val="VerbatimChar"/>
     <w:rPr>
+      <w:rFonts w:eastAsia="黑体"/>
       <w:i/>
       <w:color w:val="60a0b0"/>
     </w:rPr>
@@ -14404,6 +15034,7 @@
     <w:name w:val="DocumentationTok"/>
     <w:basedOn w:val="VerbatimChar"/>
     <w:rPr>
+      <w:rFonts w:eastAsia="黑体"/>
       <w:i/>
       <w:color w:val="ba2121"/>
     </w:rPr>
@@ -14412,6 +15043,7 @@
     <w:name w:val="AnnotationTok"/>
     <w:basedOn w:val="VerbatimChar"/>
     <w:rPr>
+      <w:rFonts w:eastAsia="黑体"/>
       <w:b/>
       <w:i/>
       <w:color w:val="60a0b0"/>
@@ -14421,6 +15053,7 @@
     <w:name w:val="CommentVarTok"/>
     <w:basedOn w:val="VerbatimChar"/>
     <w:rPr>
+      <w:rFonts w:eastAsia="黑体"/>
       <w:b/>
       <w:i/>
       <w:color w:val="60a0b0"/>
@@ -14430,6 +15063,7 @@
     <w:name w:val="OtherTok"/>
     <w:basedOn w:val="VerbatimChar"/>
     <w:rPr>
+      <w:rFonts w:eastAsia="黑体"/>
       <w:color w:val="007020"/>
     </w:rPr>
   </w:style>
@@ -14437,6 +15071,7 @@
     <w:name w:val="FunctionTok"/>
     <w:basedOn w:val="VerbatimChar"/>
     <w:rPr>
+      <w:rFonts w:eastAsia="黑体"/>
       <w:color w:val="06287e"/>
     </w:rPr>
   </w:style>
@@ -14444,6 +15079,7 @@
     <w:name w:val="VariableTok"/>
     <w:basedOn w:val="VerbatimChar"/>
     <w:rPr>
+      <w:rFonts w:eastAsia="黑体"/>
       <w:color w:val="19177c"/>
     </w:rPr>
   </w:style>
@@ -14451,6 +15087,7 @@
     <w:name w:val="ControlFlowTok"/>
     <w:basedOn w:val="VerbatimChar"/>
     <w:rPr>
+      <w:rFonts w:eastAsia="黑体"/>
       <w:b/>
       <w:color w:val="007020"/>
     </w:rPr>
@@ -14459,6 +15096,7 @@
     <w:name w:val="OperatorTok"/>
     <w:basedOn w:val="VerbatimChar"/>
     <w:rPr>
+      <w:rFonts w:eastAsia="黑体"/>
       <w:color w:val="666666"/>
     </w:rPr>
   </w:style>
@@ -14466,18 +15104,22 @@
     <w:name w:val="BuiltInTok"/>
     <w:basedOn w:val="VerbatimChar"/>
     <w:rPr>
+      <w:rFonts w:eastAsia="黑体"/>
       <w:color w:val="008000"/>
     </w:rPr>
   </w:style>
   <w:style w:type="character" w:customStyle="1" w:styleId="ExtensionTok">
     <w:name w:val="ExtensionTok"/>
     <w:basedOn w:val="VerbatimChar"/>
-    <w:rPr/>
+    <w:rPr>
+      <w:rFonts w:eastAsia="黑体"/>
+    </w:rPr>
   </w:style>
   <w:style w:type="character" w:customStyle="1" w:styleId="PreprocessorTok">
     <w:name w:val="PreprocessorTok"/>
     <w:basedOn w:val="VerbatimChar"/>
     <w:rPr>
+      <w:rFonts w:eastAsia="黑体"/>
       <w:color w:val="bc7a00"/>
     </w:rPr>
   </w:style>
@@ -14485,18 +15127,22 @@
     <w:name w:val="AttributeTok"/>
     <w:basedOn w:val="VerbatimChar"/>
     <w:rPr>
+      <w:rFonts w:eastAsia="黑体"/>
       <w:color w:val="7d9029"/>
     </w:rPr>
   </w:style>
   <w:style w:type="character" w:customStyle="1" w:styleId="RegionMarkerTok">
     <w:name w:val="RegionMarkerTok"/>
     <w:basedOn w:val="VerbatimChar"/>
-    <w:rPr/>
+    <w:rPr>
+      <w:rFonts w:eastAsia="黑体"/>
+    </w:rPr>
   </w:style>
   <w:style w:type="character" w:customStyle="1" w:styleId="InformationTok">
     <w:name w:val="InformationTok"/>
     <w:basedOn w:val="VerbatimChar"/>
     <w:rPr>
+      <w:rFonts w:eastAsia="黑体"/>
       <w:b/>
       <w:i/>
       <w:color w:val="60a0b0"/>
@@ -14506,6 +15152,7 @@
     <w:name w:val="WarningTok"/>
     <w:basedOn w:val="VerbatimChar"/>
     <w:rPr>
+      <w:rFonts w:eastAsia="黑体"/>
       <w:b/>
       <w:i/>
       <w:color w:val="60a0b0"/>
@@ -14515,6 +15162,7 @@
     <w:name w:val="AlertTok"/>
     <w:basedOn w:val="VerbatimChar"/>
     <w:rPr>
+      <w:rFonts w:eastAsia="黑体"/>
       <w:b/>
       <w:color w:val="ff0000"/>
     </w:rPr>
@@ -14523,6 +15171,7 @@
     <w:name w:val="ErrorTok"/>
     <w:basedOn w:val="VerbatimChar"/>
     <w:rPr>
+      <w:rFonts w:eastAsia="黑体"/>
       <w:b/>
       <w:color w:val="ff0000"/>
     </w:rPr>
@@ -14530,7 +15179,9 @@
   <w:style w:type="character" w:customStyle="1" w:styleId="NormalTok">
     <w:name w:val="NormalTok"/>
     <w:basedOn w:val="VerbatimChar"/>
-    <w:rPr/>
+    <w:rPr>
+      <w:rFonts w:eastAsia="黑体"/>
+    </w:rPr>
   </w:style>
 </w:styles>
 </file>
@@ -14579,12 +15230,12 @@
     <a:fontScheme name="Office">
       <a:majorFont>
         <a:latin typeface="Calibri"/>
-        <a:ea typeface=""/>
+        <a:ea typeface="黑体"/>
         <a:cs typeface=""/>
         <a:font script="Jpan" typeface="ＭＳ ゴシック"/>
         <a:font script="Hang" typeface="맑은 고딕"/>
-        <a:font script="Hans" typeface="宋体"/>
-        <a:font script="Hant" typeface="新細明體"/>
+        <a:font script="Hans" typeface="黑体"/>
+        <a:font script="Hant" typeface="黑体"/>
         <a:font script="Arab" typeface="Times New Roman"/>
         <a:font script="Hebr" typeface="Times New Roman"/>
         <a:font script="Thai" typeface="Angsana New"/>
@@ -14614,12 +15265,12 @@
       </a:majorFont>
       <a:minorFont>
         <a:latin typeface="Cambria"/>
-        <a:ea typeface=""/>
+        <a:ea typeface="黑体"/>
         <a:cs typeface=""/>
         <a:font script="Jpan" typeface="ＭＳ 明朝"/>
         <a:font script="Hang" typeface="맑은 고딕"/>
-        <a:font script="Hans" typeface="宋体"/>
-        <a:font script="Hant" typeface="新細明體"/>
+        <a:font script="Hans" typeface="黑体"/>
+        <a:font script="Hant" typeface="黑体"/>
         <a:font script="Arab" typeface="Arial"/>
         <a:font script="Hebr" typeface="Arial"/>
         <a:font script="Thai" typeface="Cordia New"/>

--- a/01-电源电路/04-电池充放电管理/无线充电电路/无线充电电路.docx
+++ b/01-电源电路/04-电池充放电管理/无线充电电路/无线充电电路.docx
@@ -2159,7 +2159,7 @@
           <w:color w:val="555555"/>
           <w:sz w:val="21"/>
         </w:rPr>
-        <w:t>材料收集者：杜文杰，WX手机：19519196569，QQ:3478827729</w:t>
+        <w:t>材料收集者：杜文杰，微信/手机：19519196569，QQ:3478827729</w:t>
       </w:r>
     </w:p>
     <w:sectPr>
